--- a/Word/美术角色资源说明.docx
+++ b/Word/美术角色资源说明.docx
@@ -375,255 +375,261 @@
     <w:pPrDefault/>
   </w:docDefaults>
   <w:latentStyles w:defLockedState="0" w:defUIPriority="99" w:defSemiHidden="1" w:defUnhideWhenUsed="1" w:defQFormat="0" w:count="260">
-    <w:lsdException w:name="HTML Keyboard" w:uiPriority="0" w:semiHidden="0" w:unhideWhenUsed="0"/>
-    <w:lsdException w:name="Medium Shading 2 Accent 4" w:uiPriority="64" w:semiHidden="0" w:unhideWhenUsed="0"/>
-    <w:lsdException w:name="Table Grid 7" w:uiPriority="0" w:semiHidden="0" w:unhideWhenUsed="0"/>
-    <w:lsdException w:name="Colorful List" w:uiPriority="72" w:semiHidden="0" w:unhideWhenUsed="0"/>
-    <w:lsdException w:name="Medium Grid 1 Accent 2" w:uiPriority="67" w:semiHidden="0" w:unhideWhenUsed="0"/>
-    <w:lsdException w:name="Table Grid 5" w:uiPriority="0" w:semiHidden="0" w:unhideWhenUsed="0"/>
-    <w:lsdException w:name="Table Grid 8" w:uiPriority="0" w:semiHidden="0" w:unhideWhenUsed="0"/>
-    <w:lsdException w:name="index 8" w:uiPriority="0" w:semiHidden="0" w:unhideWhenUsed="0"/>
-    <w:lsdException w:name="Dark List" w:uiPriority="70" w:semiHidden="0" w:unhideWhenUsed="0"/>
-    <w:lsdException w:name="List Continue 2" w:uiPriority="0" w:semiHidden="0" w:unhideWhenUsed="0"/>
-    <w:lsdException w:name="heading 5" w:uiPriority="0" w:qFormat="1"/>
-    <w:lsdException w:name="Colorful Shading Accent 6" w:uiPriority="71" w:semiHidden="0" w:unhideWhenUsed="0"/>
-    <w:lsdException w:name="Medium Shading 1 Accent 5" w:uiPriority="63" w:semiHidden="0" w:unhideWhenUsed="0"/>
-    <w:lsdException w:name="Light Shading Accent 4" w:uiPriority="60" w:semiHidden="0" w:unhideWhenUsed="0"/>
-    <w:lsdException w:name="Medium Grid 1" w:uiPriority="67" w:semiHidden="0" w:unhideWhenUsed="0"/>
-    <w:lsdException w:name="Table Grid" w:uiPriority="0" w:semiHidden="0" w:unhideWhenUsed="0"/>
-    <w:lsdException w:name="heading 4" w:uiPriority="0" w:qFormat="1"/>
-    <w:lsdException w:name="Medium Grid 2 Accent 6" w:uiPriority="68" w:semiHidden="0" w:unhideWhenUsed="0"/>
-    <w:lsdException w:name="Table Grid 6" w:uiPriority="0" w:semiHidden="0" w:unhideWhenUsed="0"/>
-    <w:lsdException w:name="heading 9" w:uiPriority="0" w:qFormat="1"/>
-    <w:lsdException w:name="Medium List 2 Accent 4" w:uiPriority="66" w:semiHidden="0" w:unhideWhenUsed="0"/>
-    <w:lsdException w:name="Table List 6" w:uiPriority="0" w:semiHidden="0" w:unhideWhenUsed="0"/>
-    <w:lsdException w:name="index 9" w:uiPriority="0" w:semiHidden="0" w:unhideWhenUsed="0"/>
-    <w:lsdException w:name="Colorful List Accent 5" w:uiPriority="72" w:semiHidden="0" w:unhideWhenUsed="0"/>
-    <w:lsdException w:name="macro" w:uiPriority="0" w:semiHidden="0" w:unhideWhenUsed="0"/>
-    <w:lsdException w:name="Medium List 1 Accent 5" w:uiPriority="65" w:semiHidden="0" w:unhideWhenUsed="0"/>
-    <w:lsdException w:name="caption" w:uiPriority="0" w:qFormat="1"/>
-    <w:lsdException w:name="toc 9" w:uiPriority="0" w:semiHidden="0" w:unhideWhenUsed="0"/>
-    <w:lsdException w:name="index heading" w:uiPriority="0" w:semiHidden="0" w:unhideWhenUsed="0"/>
+    <w:lsdException w:name="Table Colorful 1" w:uiPriority="0" w:semiHidden="0" w:unhideWhenUsed="0"/>
+    <w:lsdException w:name="Colorful Shading Accent 3" w:uiPriority="71" w:semiHidden="0" w:unhideWhenUsed="0"/>
+    <w:lsdException w:name="Colorful List Accent 2" w:uiPriority="72" w:semiHidden="0" w:unhideWhenUsed="0"/>
+    <w:lsdException w:name="Medium Shading 2 Accent 3" w:uiPriority="64" w:semiHidden="0" w:unhideWhenUsed="0"/>
     <w:lsdException w:name="Table Classic 4" w:uiPriority="0" w:semiHidden="0" w:unhideWhenUsed="0"/>
-    <w:lsdException w:name="Colorful Shading Accent 5" w:uiPriority="71" w:semiHidden="0" w:unhideWhenUsed="0"/>
-    <w:lsdException w:name="Light Grid Accent 2" w:uiPriority="62" w:semiHidden="0" w:unhideWhenUsed="0"/>
-    <w:lsdException w:name="Table Grid 1" w:uiPriority="0" w:semiHidden="0" w:unhideWhenUsed="0"/>
-    <w:lsdException w:name="Plain Text" w:uiPriority="0" w:semiHidden="0" w:unhideWhenUsed="0"/>
-    <w:lsdException w:name="Colorful Grid Accent 1" w:uiPriority="73" w:semiHidden="0" w:unhideWhenUsed="0"/>
-    <w:lsdException w:name="Default Paragraph Font" w:uiPriority="0" w:unhideWhenUsed="0" w:qFormat="1"/>
-    <w:lsdException w:name="Light Shading Accent 5" w:uiPriority="60" w:semiHidden="0" w:unhideWhenUsed="0"/>
-    <w:lsdException w:name="Medium Grid 2" w:uiPriority="68" w:semiHidden="0" w:unhideWhenUsed="0"/>
-    <w:lsdException w:name="Medium Grid 1 Accent 6" w:uiPriority="67" w:semiHidden="0" w:unhideWhenUsed="0"/>
-    <w:lsdException w:name="Table 3D effects 2" w:uiPriority="0" w:semiHidden="0" w:unhideWhenUsed="0"/>
-    <w:lsdException w:name="Medium Grid 3 Accent 1" w:uiPriority="69" w:semiHidden="0" w:unhideWhenUsed="0"/>
-    <w:lsdException w:name="Medium List 1 Accent 1" w:uiPriority="65" w:semiHidden="0" w:unhideWhenUsed="0"/>
-    <w:lsdException w:name="annotation subject" w:uiPriority="0" w:semiHidden="0" w:unhideWhenUsed="0"/>
-    <w:lsdException w:name="heading 2" w:uiPriority="0" w:qFormat="1"/>
-    <w:lsdException w:name="Medium Grid 3 Accent 6" w:uiPriority="69" w:semiHidden="0" w:unhideWhenUsed="0"/>
-    <w:lsdException w:name="List Number 4" w:uiPriority="0" w:semiHidden="0" w:unhideWhenUsed="0"/>
-    <w:lsdException w:name="Light Shading Accent 3" w:uiPriority="60" w:semiHidden="0" w:unhideWhenUsed="0"/>
-    <w:lsdException w:name="Colorful Shading" w:uiPriority="71" w:semiHidden="0" w:unhideWhenUsed="0"/>
-    <w:lsdException w:name="List Bullet 2" w:uiPriority="0" w:semiHidden="0" w:unhideWhenUsed="0"/>
+    <w:lsdException w:name="Light Shading Accent 2" w:uiPriority="60" w:semiHidden="0" w:unhideWhenUsed="0"/>
+    <w:lsdException w:name="HTML Code" w:uiPriority="0" w:semiHidden="0" w:unhideWhenUsed="0"/>
+    <w:lsdException w:name="Normal" w:uiPriority="0" w:semiHidden="0" w:unhideWhenUsed="0" w:qFormat="1"/>
+    <w:lsdException w:name="Medium List 1 Accent 6" w:uiPriority="65" w:semiHidden="0" w:unhideWhenUsed="0"/>
     <w:lsdException w:name="line number" w:uiPriority="0" w:semiHidden="0" w:unhideWhenUsed="0"/>
-    <w:lsdException w:name="HTML Typewriter" w:uiPriority="0" w:semiHidden="0" w:unhideWhenUsed="0"/>
-    <w:lsdException w:name="Dark List Accent 4" w:uiPriority="70" w:semiHidden="0" w:unhideWhenUsed="0"/>
-    <w:lsdException w:name="Normal" w:uiPriority="0" w:semiHidden="0" w:unhideWhenUsed="0" w:qFormat="1"/>
-    <w:lsdException w:name="Medium Grid 2 Accent 3" w:uiPriority="68" w:semiHidden="0" w:unhideWhenUsed="0"/>
-    <w:lsdException w:name="Light Shading" w:uiPriority="60" w:semiHidden="0" w:unhideWhenUsed="0"/>
-    <w:lsdException w:name="toa heading" w:uiPriority="0" w:semiHidden="0" w:unhideWhenUsed="0"/>
-    <w:lsdException w:name="HTML Acronym" w:uiPriority="0" w:semiHidden="0" w:unhideWhenUsed="0"/>
-    <w:lsdException w:name="HTML Definition" w:uiPriority="0" w:semiHidden="0" w:unhideWhenUsed="0"/>
-    <w:lsdException w:name="endnote reference" w:uiPriority="0" w:semiHidden="0" w:unhideWhenUsed="0"/>
-    <w:lsdException w:name="HTML Preformatted" w:uiPriority="0" w:semiHidden="0" w:unhideWhenUsed="0"/>
-    <w:lsdException w:name="Light Grid Accent 4" w:uiPriority="62" w:semiHidden="0" w:unhideWhenUsed="0"/>
-    <w:lsdException w:name="Colorful Shading Accent 2" w:uiPriority="71" w:semiHidden="0" w:unhideWhenUsed="0"/>
-    <w:lsdException w:name="footnote reference" w:uiPriority="0" w:semiHidden="0" w:unhideWhenUsed="0"/>
-    <w:lsdException w:name="Table Colorful 3" w:uiPriority="0" w:semiHidden="0" w:unhideWhenUsed="0"/>
-    <w:lsdException w:name="List Bullet 3" w:uiPriority="0" w:semiHidden="0" w:unhideWhenUsed="0"/>
-    <w:lsdException w:name="List Number 5" w:uiPriority="0" w:semiHidden="0" w:unhideWhenUsed="0"/>
-    <w:lsdException w:name="Light Shading Accent 1" w:uiPriority="60" w:semiHidden="0" w:unhideWhenUsed="0"/>
-    <w:lsdException w:name="Medium Shading 1 Accent 2" w:uiPriority="63" w:semiHidden="0" w:unhideWhenUsed="0"/>
-    <w:lsdException w:name="Table Simple 1" w:uiPriority="0" w:semiHidden="0" w:unhideWhenUsed="0"/>
-    <w:lsdException w:name="Table Web 2" w:uiPriority="0" w:semiHidden="0" w:unhideWhenUsed="0"/>
-    <w:lsdException w:name="Document Map" w:uiPriority="0" w:semiHidden="0" w:unhideWhenUsed="0"/>
-    <w:lsdException w:name="toc 4" w:uiPriority="0" w:semiHidden="0" w:unhideWhenUsed="0"/>
-    <w:lsdException w:name="Colorful List Accent 2" w:uiPriority="72" w:semiHidden="0" w:unhideWhenUsed="0"/>
-    <w:lsdException w:name="index 2" w:uiPriority="0" w:semiHidden="0" w:unhideWhenUsed="0"/>
-    <w:lsdException w:name="Table List 2" w:uiPriority="0" w:semiHidden="0" w:unhideWhenUsed="0"/>
-    <w:lsdException w:name="table of figures" w:uiPriority="0" w:semiHidden="0" w:unhideWhenUsed="0"/>
-    <w:lsdException w:name="Table Grid 4" w:uiPriority="0" w:semiHidden="0" w:unhideWhenUsed="0"/>
-    <w:lsdException w:name="heading 3" w:uiPriority="0" w:qFormat="1"/>
-    <w:lsdException w:name="Light Grid Accent 3" w:uiPriority="62" w:semiHidden="0" w:unhideWhenUsed="0"/>
-    <w:lsdException w:name="footer" w:uiPriority="0" w:semiHidden="0" w:unhideWhenUsed="0"/>
-    <w:lsdException w:name="endnote text" w:uiPriority="0" w:semiHidden="0" w:unhideWhenUsed="0"/>
-    <w:lsdException w:name="Block Text" w:uiPriority="0" w:semiHidden="0" w:unhideWhenUsed="0"/>
-    <w:lsdException w:name="Medium List 2 Accent 6" w:uiPriority="66" w:semiHidden="0" w:unhideWhenUsed="0"/>
-    <w:lsdException w:name="Light List Accent 5" w:uiPriority="61" w:semiHidden="0" w:unhideWhenUsed="0"/>
-    <w:lsdException w:name="Dark List Accent 1" w:uiPriority="70" w:semiHidden="0" w:unhideWhenUsed="0"/>
-    <w:lsdException w:name="HTML Sample" w:uiPriority="0" w:semiHidden="0" w:unhideWhenUsed="0"/>
-    <w:lsdException w:name="Light List Accent 4" w:uiPriority="61" w:semiHidden="0" w:unhideWhenUsed="0"/>
-    <w:lsdException w:name="List Bullet 5" w:uiPriority="0" w:semiHidden="0" w:unhideWhenUsed="0"/>
-    <w:lsdException w:name="Table Web 3" w:uiPriority="0" w:semiHidden="0" w:unhideWhenUsed="0"/>
-    <w:lsdException w:name="Emphasis" w:uiPriority="0" w:semiHidden="0" w:unhideWhenUsed="0" w:qFormat="1"/>
-    <w:lsdException w:name="List 5" w:uiPriority="0" w:semiHidden="0" w:unhideWhenUsed="0"/>
-    <w:lsdException w:name="Table Grid 2" w:uiPriority="0" w:semiHidden="0" w:unhideWhenUsed="0"/>
-    <w:lsdException w:name="Colorful Grid" w:uiPriority="73" w:semiHidden="0" w:unhideWhenUsed="0"/>
-    <w:lsdException w:name="Table List 3" w:uiPriority="0" w:semiHidden="0" w:unhideWhenUsed="0"/>
-    <w:lsdException w:name="Colorful Grid Accent 5" w:uiPriority="73" w:semiHidden="0" w:unhideWhenUsed="0"/>
-    <w:lsdException w:name="Body Text Indent 2" w:uiPriority="0" w:semiHidden="0" w:unhideWhenUsed="0"/>
+    <w:lsdException w:name="envelope address" w:uiPriority="0" w:semiHidden="0" w:unhideWhenUsed="0"/>
+    <w:lsdException w:name="Body Text 3" w:uiPriority="0" w:semiHidden="0" w:unhideWhenUsed="0"/>
     <w:lsdException w:name="Medium Grid 1 Accent 3" w:uiPriority="67" w:semiHidden="0" w:unhideWhenUsed="0"/>
-    <w:lsdException w:name="Colorful List Accent 1" w:uiPriority="72" w:semiHidden="0" w:unhideWhenUsed="0"/>
-    <w:lsdException w:name="toc 3" w:uiPriority="0" w:semiHidden="0" w:unhideWhenUsed="0"/>
-    <w:lsdException w:name="FollowedHyperlink" w:uiPriority="0" w:semiHidden="0" w:unhideWhenUsed="0"/>
-    <w:lsdException w:name="Body Text First Indent" w:uiPriority="0" w:semiHidden="0" w:unhideWhenUsed="0"/>
-    <w:lsdException w:name="Medium Grid 2 Accent 1" w:uiPriority="68" w:semiHidden="0" w:unhideWhenUsed="0"/>
-    <w:lsdException w:name="Colorful Grid Accent 6" w:uiPriority="73" w:semiHidden="0" w:unhideWhenUsed="0"/>
-    <w:lsdException w:name="envelope address" w:uiPriority="0" w:semiHidden="0" w:unhideWhenUsed="0"/>
     <w:lsdException w:name="Medium List 1 Accent 3" w:uiPriority="65" w:semiHidden="0" w:unhideWhenUsed="0"/>
     <w:lsdException w:name="Table Classic 1" w:uiPriority="0" w:semiHidden="0" w:unhideWhenUsed="0"/>
+    <w:lsdException w:name="List" w:uiPriority="0" w:semiHidden="0" w:unhideWhenUsed="0"/>
+    <w:lsdException w:name="index 2" w:uiPriority="0" w:semiHidden="0" w:unhideWhenUsed="0"/>
+    <w:lsdException w:name="Strong" w:uiPriority="0" w:semiHidden="0" w:unhideWhenUsed="0" w:qFormat="1"/>
+    <w:lsdException w:name="Normal Table" w:uiPriority="0" w:unhideWhenUsed="0" w:qFormat="1"/>
+    <w:lsdException w:name="List Bullet 2" w:uiPriority="0" w:semiHidden="0" w:unhideWhenUsed="0"/>
+    <w:lsdException w:name="List Continue 4" w:uiPriority="0" w:semiHidden="0" w:unhideWhenUsed="0"/>
+    <w:lsdException w:name="Medium Grid 3 Accent 4" w:uiPriority="69" w:semiHidden="0" w:unhideWhenUsed="0"/>
+    <w:lsdException w:name="toc 4" w:uiPriority="0" w:semiHidden="0" w:unhideWhenUsed="0"/>
+    <w:lsdException w:name="Dark List" w:uiPriority="70" w:semiHidden="0" w:unhideWhenUsed="0"/>
+    <w:lsdException w:name="Table Grid" w:uiPriority="0" w:semiHidden="0" w:unhideWhenUsed="0"/>
+    <w:lsdException w:name="Colorful Shading Accent 4" w:uiPriority="71" w:semiHidden="0" w:unhideWhenUsed="0"/>
+    <w:lsdException w:name="Table Grid 4" w:uiPriority="0" w:semiHidden="0" w:unhideWhenUsed="0"/>
+    <w:lsdException w:name="heading 5" w:uiPriority="0" w:qFormat="1"/>
+    <w:lsdException w:name="table of authorities" w:uiPriority="0" w:semiHidden="0" w:unhideWhenUsed="0"/>
+    <w:lsdException w:name="Table 3D effects 3" w:uiPriority="0" w:semiHidden="0" w:unhideWhenUsed="0"/>
+    <w:lsdException w:name="Table Grid 1" w:uiPriority="0" w:semiHidden="0" w:unhideWhenUsed="0"/>
+    <w:lsdException w:name="heading 2" w:uiPriority="0" w:qFormat="1"/>
+    <w:lsdException w:name="Medium Grid 3 Accent 3" w:uiPriority="69" w:semiHidden="0" w:unhideWhenUsed="0"/>
+    <w:lsdException w:name="annotation reference" w:uiPriority="0" w:semiHidden="0" w:unhideWhenUsed="0"/>
+    <w:lsdException w:name="HTML Address" w:uiPriority="0" w:semiHidden="0" w:unhideWhenUsed="0"/>
+    <w:lsdException w:name="Title" w:uiPriority="0" w:semiHidden="0" w:unhideWhenUsed="0" w:qFormat="1"/>
+    <w:lsdException w:name="Table Columns 2" w:uiPriority="0" w:semiHidden="0" w:unhideWhenUsed="0"/>
+    <w:lsdException w:name="Medium Shading 1 Accent 2" w:uiPriority="63" w:semiHidden="0" w:unhideWhenUsed="0"/>
+    <w:lsdException w:name="Table Contemporary" w:uiPriority="0" w:semiHidden="0" w:unhideWhenUsed="0"/>
+    <w:lsdException w:name="HTML Variable" w:uiPriority="0" w:semiHidden="0" w:unhideWhenUsed="0"/>
+    <w:lsdException w:name="Table Professional" w:uiPriority="0" w:semiHidden="0" w:unhideWhenUsed="0"/>
+    <w:lsdException w:name="Body Text Indent 3" w:uiPriority="0" w:semiHidden="0" w:unhideWhenUsed="0"/>
+    <w:lsdException w:name="List 2" w:uiPriority="0" w:semiHidden="0" w:unhideWhenUsed="0"/>
+    <w:lsdException w:name="Medium Shading 1 Accent 4" w:uiPriority="63" w:semiHidden="0" w:unhideWhenUsed="0"/>
+    <w:lsdException w:name="annotation text" w:uiPriority="0" w:semiHidden="0" w:unhideWhenUsed="0"/>
+    <w:lsdException w:name="Light Grid Accent 5" w:uiPriority="62" w:semiHidden="0" w:unhideWhenUsed="0"/>
+    <w:lsdException w:name="Table List 3" w:uiPriority="0" w:semiHidden="0" w:unhideWhenUsed="0"/>
+    <w:lsdException w:name="Note Heading" w:uiPriority="0" w:semiHidden="0" w:unhideWhenUsed="0"/>
+    <w:lsdException w:name="Dark List Accent 4" w:uiPriority="70" w:semiHidden="0" w:unhideWhenUsed="0"/>
+    <w:lsdException w:name="Medium List 1 Accent 4" w:uiPriority="65" w:semiHidden="0" w:unhideWhenUsed="0"/>
+    <w:lsdException w:name="HTML Keyboard" w:uiPriority="0" w:semiHidden="0" w:unhideWhenUsed="0"/>
+    <w:lsdException w:name="Table Simple 2" w:uiPriority="0" w:semiHidden="0" w:unhideWhenUsed="0"/>
+    <w:lsdException w:name="Closing" w:uiPriority="0" w:semiHidden="0" w:unhideWhenUsed="0"/>
+    <w:lsdException w:name="List Continue" w:uiPriority="0" w:semiHidden="0" w:unhideWhenUsed="0"/>
+    <w:lsdException w:name="List Continue 5" w:uiPriority="0" w:semiHidden="0" w:unhideWhenUsed="0"/>
+    <w:lsdException w:name="Default Paragraph Font" w:uiPriority="0" w:unhideWhenUsed="0" w:qFormat="1"/>
+    <w:lsdException w:name="Signature" w:uiPriority="0" w:semiHidden="0" w:unhideWhenUsed="0"/>
+    <w:lsdException w:name="Table Web 2" w:uiPriority="0" w:semiHidden="0" w:unhideWhenUsed="0"/>
+    <w:lsdException w:name="Block Text" w:uiPriority="0" w:semiHidden="0" w:unhideWhenUsed="0"/>
+    <w:lsdException w:name="heading 8" w:uiPriority="0" w:qFormat="1"/>
+    <w:lsdException w:name="footnote text" w:uiPriority="0" w:semiHidden="0" w:unhideWhenUsed="0"/>
+    <w:lsdException w:name="Medium Grid 2 Accent 1" w:uiPriority="68" w:semiHidden="0" w:unhideWhenUsed="0"/>
+    <w:lsdException w:name="Medium Grid 1 Accent 1" w:uiPriority="67" w:semiHidden="0" w:unhideWhenUsed="0"/>
+    <w:lsdException w:name="HTML Acronym" w:uiPriority="0" w:semiHidden="0" w:unhideWhenUsed="0"/>
+    <w:lsdException w:name="Table Simple 3" w:uiPriority="0" w:semiHidden="0" w:unhideWhenUsed="0"/>
+    <w:lsdException w:name="heading 6" w:uiPriority="0" w:qFormat="1"/>
+    <w:lsdException w:name="Light Grid Accent 2" w:uiPriority="62" w:semiHidden="0" w:unhideWhenUsed="0"/>
+    <w:lsdException w:name="index 6" w:uiPriority="0" w:semiHidden="0" w:unhideWhenUsed="0"/>
+    <w:lsdException w:name="index 9" w:uiPriority="0" w:semiHidden="0" w:unhideWhenUsed="0"/>
+    <w:lsdException w:name="Light Shading Accent 1" w:uiPriority="60" w:semiHidden="0" w:unhideWhenUsed="0"/>
+    <w:lsdException w:name="Body Text Indent" w:uiPriority="0" w:semiHidden="0" w:unhideWhenUsed="0"/>
+    <w:lsdException w:name="List 5" w:uiPriority="0" w:semiHidden="0" w:unhideWhenUsed="0"/>
+    <w:lsdException w:name="Colorful Grid Accent 6" w:uiPriority="73" w:semiHidden="0" w:unhideWhenUsed="0"/>
+    <w:lsdException w:name="Table List 6" w:uiPriority="0" w:semiHidden="0" w:unhideWhenUsed="0"/>
+    <w:lsdException w:name="List Number 5" w:uiPriority="0" w:semiHidden="0" w:unhideWhenUsed="0"/>
+    <w:lsdException w:name="Light List Accent 3" w:uiPriority="61" w:semiHidden="0" w:unhideWhenUsed="0"/>
+    <w:lsdException w:name="HTML Typewriter" w:uiPriority="0" w:semiHidden="0" w:unhideWhenUsed="0"/>
+    <w:lsdException w:name="Colorful Shading Accent 2" w:uiPriority="71" w:semiHidden="0" w:unhideWhenUsed="0"/>
+    <w:lsdException w:name="index 7" w:uiPriority="0" w:semiHidden="0" w:unhideWhenUsed="0"/>
+    <w:lsdException w:name="Light List Accent 2" w:uiPriority="61" w:semiHidden="0" w:unhideWhenUsed="0"/>
+    <w:lsdException w:name="Light Shading Accent 4" w:uiPriority="60" w:semiHidden="0" w:unhideWhenUsed="0"/>
+    <w:lsdException w:name="Medium Shading 2 Accent 5" w:uiPriority="64" w:semiHidden="0" w:unhideWhenUsed="0"/>
+    <w:lsdException w:name="Table List 2" w:uiPriority="0" w:semiHidden="0" w:unhideWhenUsed="0"/>
+    <w:lsdException w:name="Table List 1" w:uiPriority="0" w:semiHidden="0" w:unhideWhenUsed="0"/>
+    <w:lsdException w:name="Hyperlink" w:uiPriority="0" w:semiHidden="0" w:unhideWhenUsed="0"/>
+    <w:lsdException w:name="Medium Grid 1 Accent 2" w:uiPriority="67" w:semiHidden="0" w:unhideWhenUsed="0"/>
+    <w:lsdException w:name="Balloon Text" w:uiPriority="0" w:semiHidden="0" w:unhideWhenUsed="0"/>
+    <w:lsdException w:name="Medium Grid 1 Accent 6" w:uiPriority="67" w:semiHidden="0" w:unhideWhenUsed="0"/>
+    <w:lsdException w:name="Light Shading Accent 3" w:uiPriority="60" w:semiHidden="0" w:unhideWhenUsed="0"/>
     <w:lsdException w:name="Table List 8" w:uiPriority="0" w:semiHidden="0" w:unhideWhenUsed="0"/>
+    <w:lsdException w:name="Light List" w:uiPriority="61" w:semiHidden="0" w:unhideWhenUsed="0"/>
+    <w:lsdException w:name="Table Colorful 3" w:uiPriority="0" w:semiHidden="0" w:unhideWhenUsed="0"/>
+    <w:lsdException w:name="Light Grid" w:uiPriority="62" w:semiHidden="0" w:unhideWhenUsed="0"/>
+    <w:lsdException w:name="Medium Shading 1 Accent 6" w:uiPriority="63" w:semiHidden="0" w:unhideWhenUsed="0"/>
+    <w:lsdException w:name="Medium Grid 3 Accent 6" w:uiPriority="69" w:semiHidden="0" w:unhideWhenUsed="0"/>
+    <w:lsdException w:name="Colorful Shading Accent 6" w:uiPriority="71" w:semiHidden="0" w:unhideWhenUsed="0"/>
+    <w:lsdException w:name="Light List Accent 5" w:uiPriority="61" w:semiHidden="0" w:unhideWhenUsed="0"/>
+    <w:lsdException w:name="Medium Grid 3 Accent 5" w:uiPriority="69" w:semiHidden="0" w:unhideWhenUsed="0"/>
+    <w:lsdException w:name="Table Columns 4" w:uiPriority="0" w:semiHidden="0" w:unhideWhenUsed="0"/>
+    <w:lsdException w:name="Colorful Shading Accent 5" w:uiPriority="71" w:semiHidden="0" w:unhideWhenUsed="0"/>
+    <w:lsdException w:name="Medium Shading 2 Accent 6" w:uiPriority="64" w:semiHidden="0" w:unhideWhenUsed="0"/>
+    <w:lsdException w:name="Medium Grid 3 Accent 2" w:uiPriority="69" w:semiHidden="0" w:unhideWhenUsed="0"/>
+    <w:lsdException w:name="table of figures" w:uiPriority="0" w:semiHidden="0" w:unhideWhenUsed="0"/>
+    <w:lsdException w:name="Date" w:uiPriority="0" w:semiHidden="0" w:unhideWhenUsed="0"/>
+    <w:lsdException w:name="Light List Accent 6" w:uiPriority="61" w:semiHidden="0" w:unhideWhenUsed="0"/>
+    <w:lsdException w:name="index 5" w:uiPriority="0" w:semiHidden="0" w:unhideWhenUsed="0"/>
+    <w:lsdException w:name="Colorful Grid Accent 4" w:uiPriority="73" w:semiHidden="0" w:unhideWhenUsed="0"/>
+    <w:lsdException w:name="Medium Grid 1 Accent 4" w:uiPriority="67" w:semiHidden="0" w:unhideWhenUsed="0"/>
+    <w:lsdException w:name="List 4" w:uiPriority="0" w:semiHidden="0" w:unhideWhenUsed="0"/>
+    <w:lsdException w:name="Medium List 1" w:uiPriority="65" w:semiHidden="0" w:unhideWhenUsed="0"/>
+    <w:lsdException w:name="Colorful Grid" w:uiPriority="73" w:semiHidden="0" w:unhideWhenUsed="0"/>
+    <w:lsdException w:name="Colorful Grid Accent 1" w:uiPriority="73" w:semiHidden="0" w:unhideWhenUsed="0"/>
+    <w:lsdException w:name="Table Simple 1" w:uiPriority="0" w:semiHidden="0" w:unhideWhenUsed="0"/>
+    <w:lsdException w:name="heading 4" w:uiPriority="0" w:qFormat="1"/>
+    <w:lsdException w:name="Table Web 3" w:uiPriority="0" w:semiHidden="0" w:unhideWhenUsed="0"/>
+    <w:lsdException w:name="Dark List Accent 3" w:uiPriority="70" w:semiHidden="0" w:unhideWhenUsed="0"/>
+    <w:lsdException w:name="envelope return" w:uiPriority="0" w:semiHidden="0" w:unhideWhenUsed="0"/>
+    <w:lsdException w:name="Medium Grid 3" w:uiPriority="69" w:semiHidden="0" w:unhideWhenUsed="0"/>
+    <w:lsdException w:name="Medium List 2 Accent 6" w:uiPriority="66" w:semiHidden="0" w:unhideWhenUsed="0"/>
+    <w:lsdException w:name="Table List 5" w:uiPriority="0" w:semiHidden="0" w:unhideWhenUsed="0"/>
+    <w:lsdException w:name="endnote reference" w:uiPriority="0" w:semiHidden="0" w:unhideWhenUsed="0"/>
+    <w:lsdException w:name="Medium List 2" w:uiPriority="66" w:semiHidden="0" w:unhideWhenUsed="0"/>
+    <w:lsdException w:name="Medium Shading 1" w:uiPriority="63" w:semiHidden="0" w:unhideWhenUsed="0"/>
+    <w:lsdException w:name="footnote reference" w:uiPriority="0" w:semiHidden="0" w:unhideWhenUsed="0"/>
+    <w:lsdException w:name="Table Grid 2" w:uiPriority="0" w:semiHidden="0" w:unhideWhenUsed="0"/>
+    <w:lsdException w:name="Light List Accent 4" w:uiPriority="61" w:semiHidden="0" w:unhideWhenUsed="0"/>
+    <w:lsdException w:name="Normal Indent" w:uiPriority="0" w:semiHidden="0" w:unhideWhenUsed="0"/>
+    <w:lsdException w:name="toc 2" w:uiPriority="0" w:semiHidden="0" w:unhideWhenUsed="0"/>
+    <w:lsdException w:name="Salutation" w:uiPriority="0" w:semiHidden="0" w:unhideWhenUsed="0"/>
+    <w:lsdException w:name="List 3" w:uiPriority="0" w:semiHidden="0" w:unhideWhenUsed="0"/>
+    <w:lsdException w:name="Table Elegant" w:uiPriority="0" w:semiHidden="0" w:unhideWhenUsed="0"/>
+    <w:lsdException w:name="toc 7" w:uiPriority="0" w:semiHidden="0" w:unhideWhenUsed="0"/>
+    <w:lsdException w:name="toc 8" w:uiPriority="0" w:semiHidden="0" w:unhideWhenUsed="0"/>
+    <w:lsdException w:name="Light Shading Accent 6" w:uiPriority="60" w:semiHidden="0" w:unhideWhenUsed="0"/>
+    <w:lsdException w:name="List Number 4" w:uiPriority="0" w:semiHidden="0" w:unhideWhenUsed="0"/>
+    <w:lsdException w:name="Table Theme" w:uiPriority="0" w:semiHidden="0" w:unhideWhenUsed="0"/>
+    <w:lsdException w:name="page number" w:uiPriority="0" w:semiHidden="0" w:unhideWhenUsed="0"/>
+    <w:lsdException w:name="toc 3" w:uiPriority="0" w:semiHidden="0" w:unhideWhenUsed="0"/>
+    <w:lsdException w:name="Body Text" w:uiPriority="0" w:semiHidden="0" w:unhideWhenUsed="0"/>
+    <w:lsdException w:name="heading 3" w:uiPriority="0" w:qFormat="1"/>
+    <w:lsdException w:name="Colorful Grid Accent 2" w:uiPriority="73" w:semiHidden="0" w:unhideWhenUsed="0"/>
+    <w:lsdException w:name="Medium Grid 1" w:uiPriority="67" w:semiHidden="0" w:unhideWhenUsed="0"/>
+    <w:lsdException w:name="Table Columns 3" w:uiPriority="0" w:semiHidden="0" w:unhideWhenUsed="0"/>
+    <w:lsdException w:name="Table Grid 6" w:uiPriority="0" w:semiHidden="0" w:unhideWhenUsed="0"/>
+    <w:lsdException w:name="Body Text First Indent 2" w:uiPriority="0" w:semiHidden="0" w:unhideWhenUsed="0"/>
+    <w:lsdException w:name="Colorful Grid Accent 5" w:uiPriority="73" w:semiHidden="0" w:unhideWhenUsed="0"/>
+    <w:lsdException w:name="List Continue 3" w:uiPriority="0" w:semiHidden="0" w:unhideWhenUsed="0"/>
+    <w:lsdException w:name="toc 9" w:uiPriority="0" w:semiHidden="0" w:unhideWhenUsed="0"/>
+    <w:lsdException w:name="Medium List 2 Accent 3" w:uiPriority="66" w:semiHidden="0" w:unhideWhenUsed="0"/>
+    <w:lsdException w:name="Light Grid Accent 3" w:uiPriority="62" w:semiHidden="0" w:unhideWhenUsed="0"/>
+    <w:lsdException w:name="toc 1" w:uiPriority="0" w:semiHidden="0" w:unhideWhenUsed="0"/>
+    <w:lsdException w:name="Colorful Grid Accent 3" w:uiPriority="73" w:semiHidden="0" w:unhideWhenUsed="0"/>
     <w:lsdException w:name="Light Grid Accent 6" w:uiPriority="62" w:semiHidden="0" w:unhideWhenUsed="0"/>
-    <w:lsdException w:name="table of authorities" w:uiPriority="0" w:semiHidden="0" w:unhideWhenUsed="0"/>
-    <w:lsdException w:name="Medium List 1" w:uiPriority="65" w:semiHidden="0" w:unhideWhenUsed="0"/>
-    <w:lsdException w:name="Salutation" w:uiPriority="0" w:semiHidden="0" w:unhideWhenUsed="0"/>
+    <w:lsdException w:name="Colorful List" w:uiPriority="72" w:semiHidden="0" w:unhideWhenUsed="0"/>
+    <w:lsdException w:name="Light Grid Accent 1" w:uiPriority="62" w:semiHidden="0" w:unhideWhenUsed="0"/>
+    <w:lsdException w:name="caption" w:uiPriority="0" w:qFormat="1"/>
+    <w:lsdException w:name="Medium Grid 2 Accent 6" w:uiPriority="68" w:semiHidden="0" w:unhideWhenUsed="0"/>
+    <w:lsdException w:name="Body Text First Indent" w:uiPriority="0" w:semiHidden="0" w:unhideWhenUsed="0"/>
+    <w:lsdException w:name="toc 5" w:uiPriority="0" w:semiHidden="0" w:unhideWhenUsed="0"/>
+    <w:lsdException w:name="Table List 4" w:uiPriority="0" w:semiHidden="0" w:unhideWhenUsed="0"/>
+    <w:lsdException w:name="heading 1" w:uiPriority="0" w:semiHidden="0" w:unhideWhenUsed="0" w:qFormat="1"/>
+    <w:lsdException w:name="Medium List 1 Accent 1" w:uiPriority="65" w:semiHidden="0" w:unhideWhenUsed="0"/>
+    <w:lsdException w:name="endnote text" w:uiPriority="0" w:semiHidden="0" w:unhideWhenUsed="0"/>
+    <w:lsdException w:name="Normal (Web)" w:uiPriority="0" w:semiHidden="0" w:unhideWhenUsed="0"/>
+    <w:lsdException w:name="Table 3D effects 2" w:uiPriority="0" w:semiHidden="0" w:unhideWhenUsed="0"/>
+    <w:lsdException w:name="header" w:uiPriority="0" w:semiHidden="0" w:unhideWhenUsed="0"/>
+    <w:lsdException w:name="Medium List 2 Accent 2" w:uiPriority="66" w:semiHidden="0" w:unhideWhenUsed="0"/>
+    <w:lsdException w:name="HTML Preformatted" w:uiPriority="0" w:semiHidden="0" w:unhideWhenUsed="0"/>
+    <w:lsdException w:name="Table Columns 5" w:uiPriority="0" w:semiHidden="0" w:unhideWhenUsed="0"/>
+    <w:lsdException w:name="toc 6" w:uiPriority="0" w:semiHidden="0" w:unhideWhenUsed="0"/>
+    <w:lsdException w:name="Table Web 1" w:uiPriority="0" w:semiHidden="0" w:unhideWhenUsed="0"/>
+    <w:lsdException w:name="Message Header" w:uiPriority="0" w:semiHidden="0" w:unhideWhenUsed="0"/>
+    <w:lsdException w:name="Dark List Accent 5" w:uiPriority="70" w:semiHidden="0" w:unhideWhenUsed="0"/>
+    <w:lsdException w:name="Colorful List Accent 4" w:uiPriority="72" w:semiHidden="0" w:unhideWhenUsed="0"/>
+    <w:lsdException w:name="Plain Text" w:uiPriority="0" w:semiHidden="0" w:unhideWhenUsed="0"/>
+    <w:lsdException w:name="Medium Grid 2 Accent 2" w:uiPriority="68" w:semiHidden="0" w:unhideWhenUsed="0"/>
+    <w:lsdException w:name="Light Grid Accent 4" w:uiPriority="62" w:semiHidden="0" w:unhideWhenUsed="0"/>
+    <w:lsdException w:name="Medium Shading 1 Accent 1" w:uiPriority="63" w:semiHidden="0" w:unhideWhenUsed="0"/>
+    <w:lsdException w:name="HTML Sample" w:uiPriority="0" w:semiHidden="0" w:unhideWhenUsed="0"/>
+    <w:lsdException w:name="heading 9" w:uiPriority="0" w:qFormat="1"/>
+    <w:lsdException w:name="Medium Grid 1 Accent 5" w:uiPriority="67" w:semiHidden="0" w:unhideWhenUsed="0"/>
+    <w:lsdException w:name="List Bullet 3" w:uiPriority="0" w:semiHidden="0" w:unhideWhenUsed="0"/>
+    <w:lsdException w:name="Medium Shading 2 Accent 2" w:uiPriority="64" w:semiHidden="0" w:unhideWhenUsed="0"/>
+    <w:lsdException w:name="Medium Shading 2" w:uiPriority="64" w:semiHidden="0" w:unhideWhenUsed="0"/>
+    <w:lsdException w:name="heading 7" w:uiPriority="0" w:qFormat="1"/>
+    <w:lsdException w:name="Table Grid 8" w:uiPriority="0" w:semiHidden="0" w:unhideWhenUsed="0"/>
+    <w:lsdException w:name="Subtitle" w:uiPriority="0" w:semiHidden="0" w:unhideWhenUsed="0" w:qFormat="1"/>
+    <w:lsdException w:name="Table Grid 5" w:uiPriority="0" w:semiHidden="0" w:unhideWhenUsed="0"/>
+    <w:lsdException w:name="Table Classic 3" w:uiPriority="0" w:semiHidden="0" w:unhideWhenUsed="0"/>
+    <w:lsdException w:name="Colorful List Accent 5" w:uiPriority="72" w:semiHidden="0" w:unhideWhenUsed="0"/>
+    <w:lsdException w:name="index 3" w:uiPriority="0" w:semiHidden="0" w:unhideWhenUsed="0"/>
+    <w:lsdException w:name="Colorful List Accent 6" w:uiPriority="72" w:semiHidden="0" w:unhideWhenUsed="0"/>
+    <w:lsdException w:name="Dark List Accent 2" w:uiPriority="70" w:semiHidden="0" w:unhideWhenUsed="0"/>
+    <w:lsdException w:name="List Number 2" w:uiPriority="0" w:semiHidden="0" w:unhideWhenUsed="0"/>
+    <w:lsdException w:name="Table Subtle 1" w:uiPriority="0" w:semiHidden="0" w:unhideWhenUsed="0"/>
+    <w:lsdException w:name="Dark List Accent 1" w:uiPriority="70" w:semiHidden="0" w:unhideWhenUsed="0"/>
+    <w:lsdException w:name="HTML Definition" w:uiPriority="0" w:semiHidden="0" w:unhideWhenUsed="0"/>
+    <w:lsdException w:name="Medium List 1 Accent 5" w:uiPriority="65" w:semiHidden="0" w:unhideWhenUsed="0"/>
+    <w:lsdException w:name="Table Grid 3" w:uiPriority="0" w:semiHidden="0" w:unhideWhenUsed="0"/>
+    <w:lsdException w:name="List Bullet" w:uiPriority="0" w:semiHidden="0" w:unhideWhenUsed="0"/>
+    <w:lsdException w:name="Medium Grid 2 Accent 5" w:uiPriority="68" w:semiHidden="0" w:unhideWhenUsed="0"/>
+    <w:lsdException w:name="Medium List 2 Accent 1" w:uiPriority="66" w:semiHidden="0" w:unhideWhenUsed="0"/>
+    <w:lsdException w:name="footer" w:uiPriority="0" w:semiHidden="0" w:unhideWhenUsed="0"/>
+    <w:lsdException w:name="Medium Grid 2" w:uiPriority="68" w:semiHidden="0" w:unhideWhenUsed="0"/>
+    <w:lsdException w:name="toa heading" w:uiPriority="0" w:semiHidden="0" w:unhideWhenUsed="0"/>
+    <w:lsdException w:name="Body Text Indent 2" w:uiPriority="0" w:semiHidden="0" w:unhideWhenUsed="0"/>
+    <w:lsdException w:name="annotation subject" w:uiPriority="0" w:semiHidden="0" w:unhideWhenUsed="0"/>
+    <w:lsdException w:name="Colorful List Accent 3" w:uiPriority="72" w:semiHidden="0" w:unhideWhenUsed="0"/>
+    <w:lsdException w:name="index 4" w:uiPriority="0" w:semiHidden="0" w:unhideWhenUsed="0"/>
     <w:lsdException w:name="Medium Shading 1 Accent 3" w:uiPriority="63" w:semiHidden="0" w:unhideWhenUsed="0"/>
-    <w:lsdException w:name="Strong" w:uiPriority="0" w:semiHidden="0" w:unhideWhenUsed="0" w:qFormat="1"/>
-    <w:lsdException w:name="Colorful List Accent 6" w:uiPriority="72" w:semiHidden="0" w:unhideWhenUsed="0"/>
-    <w:lsdException w:name="Body Text 3" w:uiPriority="0" w:semiHidden="0" w:unhideWhenUsed="0"/>
-    <w:lsdException w:name="index 3" w:uiPriority="0" w:semiHidden="0" w:unhideWhenUsed="0"/>
-    <w:lsdException w:name="HTML Code" w:uiPriority="0" w:semiHidden="0" w:unhideWhenUsed="0"/>
-    <w:lsdException w:name="Table Columns 4" w:uiPriority="0" w:semiHidden="0" w:unhideWhenUsed="0"/>
-    <w:lsdException w:name="Medium Grid 3 Accent 3" w:uiPriority="69" w:semiHidden="0" w:unhideWhenUsed="0"/>
-    <w:lsdException w:name="Date" w:uiPriority="0" w:semiHidden="0" w:unhideWhenUsed="0"/>
-    <w:lsdException w:name="Medium Grid 2 Accent 2" w:uiPriority="68" w:semiHidden="0" w:unhideWhenUsed="0"/>
-    <w:lsdException w:name="toc 5" w:uiPriority="0" w:semiHidden="0" w:unhideWhenUsed="0"/>
-    <w:lsdException w:name="Medium Grid 1 Accent 5" w:uiPriority="67" w:semiHidden="0" w:unhideWhenUsed="0"/>
+    <w:lsdException w:name="E-mail Signature" w:uiPriority="0" w:semiHidden="0" w:unhideWhenUsed="0"/>
+    <w:lsdException w:name="Body Text 2" w:uiPriority="0" w:semiHidden="0" w:unhideWhenUsed="0"/>
+    <w:lsdException w:name="Light Shading Accent 5" w:uiPriority="60" w:semiHidden="0" w:unhideWhenUsed="0"/>
+    <w:lsdException w:name="Medium Shading 1 Accent 5" w:uiPriority="63" w:semiHidden="0" w:unhideWhenUsed="0"/>
+    <w:lsdException w:name="Table 3D effects 1" w:uiPriority="0" w:semiHidden="0" w:unhideWhenUsed="0"/>
+    <w:lsdException w:name="List Bullet 5" w:uiPriority="0" w:semiHidden="0" w:unhideWhenUsed="0"/>
+    <w:lsdException w:name="Medium Shading 2 Accent 4" w:uiPriority="64" w:semiHidden="0" w:unhideWhenUsed="0"/>
+    <w:lsdException w:name="index heading" w:uiPriority="0" w:semiHidden="0" w:unhideWhenUsed="0"/>
+    <w:lsdException w:name="Medium Shading 2 Accent 1" w:uiPriority="64" w:semiHidden="0" w:unhideWhenUsed="0"/>
+    <w:lsdException w:name="FollowedHyperlink" w:uiPriority="0" w:semiHidden="0" w:unhideWhenUsed="0"/>
+    <w:lsdException w:name="Emphasis" w:uiPriority="0" w:semiHidden="0" w:unhideWhenUsed="0" w:qFormat="1"/>
+    <w:lsdException w:name="index 8" w:uiPriority="0" w:semiHidden="0" w:unhideWhenUsed="0"/>
+    <w:lsdException w:name="Medium List 2 Accent 4" w:uiPriority="66" w:semiHidden="0" w:unhideWhenUsed="0"/>
+    <w:lsdException w:name="Colorful Shading Accent 1" w:uiPriority="71" w:semiHidden="0" w:unhideWhenUsed="0"/>
+    <w:lsdException w:name="Medium List 2 Accent 5" w:uiPriority="66" w:semiHidden="0" w:unhideWhenUsed="0"/>
+    <w:lsdException w:name="List Continue 2" w:uiPriority="0" w:semiHidden="0" w:unhideWhenUsed="0"/>
+    <w:lsdException w:name="Table Columns 1" w:uiPriority="0" w:semiHidden="0" w:unhideWhenUsed="0"/>
+    <w:lsdException w:name="Medium Grid 2 Accent 3" w:uiPriority="68" w:semiHidden="0" w:unhideWhenUsed="0"/>
+    <w:lsdException w:name="Table Subtle 2" w:uiPriority="0" w:semiHidden="0" w:unhideWhenUsed="0"/>
+    <w:lsdException w:name="Light List Accent 1" w:uiPriority="61" w:semiHidden="0" w:unhideWhenUsed="0"/>
+    <w:lsdException w:name="HTML Cite" w:uiPriority="0" w:semiHidden="0" w:unhideWhenUsed="0"/>
+    <w:lsdException w:name="Table Colorful 2" w:uiPriority="0" w:semiHidden="0" w:unhideWhenUsed="0"/>
     <w:lsdException w:name="List Bullet 4" w:uiPriority="0" w:semiHidden="0" w:unhideWhenUsed="0"/>
-    <w:lsdException w:name="heading 1" w:uiPriority="0" w:semiHidden="0" w:unhideWhenUsed="0" w:qFormat="1"/>
-    <w:lsdException w:name="Table Elegant" w:uiPriority="0" w:semiHidden="0" w:unhideWhenUsed="0"/>
-    <w:lsdException w:name="Light Shading Accent 6" w:uiPriority="60" w:semiHidden="0" w:unhideWhenUsed="0"/>
-    <w:lsdException w:name="List 3" w:uiPriority="0" w:semiHidden="0" w:unhideWhenUsed="0"/>
-    <w:lsdException w:name="List Bullet" w:uiPriority="0" w:semiHidden="0" w:unhideWhenUsed="0"/>
+    <w:lsdException w:name="Colorful List Accent 1" w:uiPriority="72" w:semiHidden="0" w:unhideWhenUsed="0"/>
+    <w:lsdException w:name="Medium Grid 2 Accent 4" w:uiPriority="68" w:semiHidden="0" w:unhideWhenUsed="0"/>
+    <w:lsdException w:name="List Number" w:uiPriority="0" w:semiHidden="0" w:unhideWhenUsed="0"/>
+    <w:lsdException w:name="List Number 3" w:uiPriority="0" w:semiHidden="0" w:unhideWhenUsed="0"/>
     <w:lsdException w:name="Table List 7" w:uiPriority="0" w:semiHidden="0" w:unhideWhenUsed="0"/>
-    <w:lsdException w:name="Medium Shading 2" w:uiPriority="64" w:semiHidden="0" w:unhideWhenUsed="0"/>
-    <w:lsdException w:name="E-mail Signature" w:uiPriority="0" w:semiHidden="0" w:unhideWhenUsed="0"/>
-    <w:lsdException w:name="Medium List 1 Accent 4" w:uiPriority="65" w:semiHidden="0" w:unhideWhenUsed="0"/>
-    <w:lsdException w:name="Medium Grid 3 Accent 2" w:uiPriority="69" w:semiHidden="0" w:unhideWhenUsed="0"/>
-    <w:lsdException w:name="Closing" w:uiPriority="0" w:semiHidden="0" w:unhideWhenUsed="0"/>
-    <w:lsdException w:name="Dark List Accent 2" w:uiPriority="70" w:semiHidden="0" w:unhideWhenUsed="0"/>
-    <w:lsdException w:name="Medium List 2 Accent 5" w:uiPriority="66" w:semiHidden="0" w:unhideWhenUsed="0"/>
-    <w:lsdException w:name="List Continue 4" w:uiPriority="0" w:semiHidden="0" w:unhideWhenUsed="0"/>
-    <w:lsdException w:name="Table Columns 1" w:uiPriority="0" w:semiHidden="0" w:unhideWhenUsed="0"/>
-    <w:lsdException w:name="Dark List Accent 5" w:uiPriority="70" w:semiHidden="0" w:unhideWhenUsed="0"/>
-    <w:lsdException w:name="toc 2" w:uiPriority="0" w:semiHidden="0" w:unhideWhenUsed="0"/>
-    <w:lsdException w:name="Table List 4" w:uiPriority="0" w:semiHidden="0" w:unhideWhenUsed="0"/>
-    <w:lsdException w:name="Body Text Indent" w:uiPriority="0" w:semiHidden="0" w:unhideWhenUsed="0"/>
-    <w:lsdException w:name="Table Colorful 1" w:uiPriority="0" w:semiHidden="0" w:unhideWhenUsed="0"/>
-    <w:lsdException w:name="header" w:uiPriority="0" w:semiHidden="0" w:unhideWhenUsed="0"/>
-    <w:lsdException w:name="toc 1" w:uiPriority="0" w:semiHidden="0" w:unhideWhenUsed="0"/>
-    <w:lsdException w:name="annotation reference" w:uiPriority="0" w:semiHidden="0" w:unhideWhenUsed="0"/>
-    <w:lsdException w:name="Light List Accent 1" w:uiPriority="61" w:semiHidden="0" w:unhideWhenUsed="0"/>
-    <w:lsdException w:name="envelope return" w:uiPriority="0" w:semiHidden="0" w:unhideWhenUsed="0"/>
-    <w:lsdException w:name="List" w:uiPriority="0" w:semiHidden="0" w:unhideWhenUsed="0"/>
-    <w:lsdException w:name="Medium Grid 1 Accent 4" w:uiPriority="67" w:semiHidden="0" w:unhideWhenUsed="0"/>
-    <w:lsdException w:name="Light List Accent 6" w:uiPriority="61" w:semiHidden="0" w:unhideWhenUsed="0"/>
-    <w:lsdException w:name="Colorful Grid Accent 2" w:uiPriority="73" w:semiHidden="0" w:unhideWhenUsed="0"/>
-    <w:lsdException w:name="Medium Grid 1 Accent 1" w:uiPriority="67" w:semiHidden="0" w:unhideWhenUsed="0"/>
-    <w:lsdException w:name="List Continue 5" w:uiPriority="0" w:semiHidden="0" w:unhideWhenUsed="0"/>
-    <w:lsdException w:name="Body Text First Indent 2" w:uiPriority="0" w:semiHidden="0" w:unhideWhenUsed="0"/>
+    <w:lsdException w:name="Document Map" w:uiPriority="0" w:semiHidden="0" w:unhideWhenUsed="0"/>
+    <w:lsdException w:name="Medium Grid 3 Accent 1" w:uiPriority="69" w:semiHidden="0" w:unhideWhenUsed="0"/>
+    <w:lsdException w:name="index 1" w:uiPriority="0" w:semiHidden="0" w:unhideWhenUsed="0"/>
+    <w:lsdException w:name="Dark List Accent 6" w:uiPriority="70" w:semiHidden="0" w:unhideWhenUsed="0"/>
+    <w:lsdException w:name="Table Grid 7" w:uiPriority="0" w:semiHidden="0" w:unhideWhenUsed="0"/>
+    <w:lsdException w:name="Colorful Shading" w:uiPriority="71" w:semiHidden="0" w:unhideWhenUsed="0"/>
+    <w:lsdException w:name="Table Classic 2" w:uiPriority="0" w:semiHidden="0" w:unhideWhenUsed="0"/>
+    <w:lsdException w:name="Light Shading" w:uiPriority="60" w:semiHidden="0" w:unhideWhenUsed="0"/>
     <w:lsdException w:name="Medium List 1 Accent 2" w:uiPriority="65" w:semiHidden="0" w:unhideWhenUsed="0"/>
-    <w:lsdException w:name="Title" w:uiPriority="0" w:semiHidden="0" w:unhideWhenUsed="0" w:qFormat="1"/>
-    <w:lsdException w:name="page number" w:uiPriority="0" w:semiHidden="0" w:unhideWhenUsed="0"/>
-    <w:lsdException w:name="List Number" w:uiPriority="0" w:semiHidden="0" w:unhideWhenUsed="0"/>
-    <w:lsdException w:name="Table Simple 3" w:uiPriority="0" w:semiHidden="0" w:unhideWhenUsed="0"/>
-    <w:lsdException w:name="Light Shading Accent 2" w:uiPriority="60" w:semiHidden="0" w:unhideWhenUsed="0"/>
-    <w:lsdException w:name="List Continue 3" w:uiPriority="0" w:semiHidden="0" w:unhideWhenUsed="0"/>
-    <w:lsdException w:name="Medium Shading 2 Accent 3" w:uiPriority="64" w:semiHidden="0" w:unhideWhenUsed="0"/>
-    <w:lsdException w:name="Medium List 2 Accent 2" w:uiPriority="66" w:semiHidden="0" w:unhideWhenUsed="0"/>
-    <w:lsdException w:name="Dark List Accent 6" w:uiPriority="70" w:semiHidden="0" w:unhideWhenUsed="0"/>
-    <w:lsdException w:name="Table Colorful 2" w:uiPriority="0" w:semiHidden="0" w:unhideWhenUsed="0"/>
-    <w:lsdException w:name="index 7" w:uiPriority="0" w:semiHidden="0" w:unhideWhenUsed="0"/>
-    <w:lsdException w:name="toc 7" w:uiPriority="0" w:semiHidden="0" w:unhideWhenUsed="0"/>
-    <w:lsdException w:name="index 5" w:uiPriority="0" w:semiHidden="0" w:unhideWhenUsed="0"/>
-    <w:lsdException w:name="Table Contemporary" w:uiPriority="0" w:semiHidden="0" w:unhideWhenUsed="0"/>
-    <w:lsdException w:name="Body Text 2" w:uiPriority="0" w:semiHidden="0" w:unhideWhenUsed="0"/>
-    <w:lsdException w:name="List Continue" w:uiPriority="0" w:semiHidden="0" w:unhideWhenUsed="0"/>
-    <w:lsdException w:name="Table Theme" w:uiPriority="0" w:semiHidden="0" w:unhideWhenUsed="0"/>
-    <w:lsdException w:name="footnote text" w:uiPriority="0" w:semiHidden="0" w:unhideWhenUsed="0"/>
-    <w:lsdException w:name="Table Classic 3" w:uiPriority="0" w:semiHidden="0" w:unhideWhenUsed="0"/>
-    <w:lsdException w:name="Colorful List Accent 4" w:uiPriority="72" w:semiHidden="0" w:unhideWhenUsed="0"/>
-    <w:lsdException w:name="Light List Accent 2" w:uiPriority="61" w:semiHidden="0" w:unhideWhenUsed="0"/>
-    <w:lsdException w:name="List Number 3" w:uiPriority="0" w:semiHidden="0" w:unhideWhenUsed="0"/>
-    <w:lsdException w:name="Medium List 1 Accent 6" w:uiPriority="65" w:semiHidden="0" w:unhideWhenUsed="0"/>
-    <w:lsdException w:name="Colorful Grid Accent 3" w:uiPriority="73" w:semiHidden="0" w:unhideWhenUsed="0"/>
-    <w:lsdException w:name="heading 7" w:uiPriority="0" w:qFormat="1"/>
-    <w:lsdException w:name="Table Professional" w:uiPriority="0" w:semiHidden="0" w:unhideWhenUsed="0"/>
-    <w:lsdException w:name="Message Header" w:uiPriority="0" w:semiHidden="0" w:unhideWhenUsed="0"/>
-    <w:lsdException w:name="Medium List 2 Accent 1" w:uiPriority="66" w:semiHidden="0" w:unhideWhenUsed="0"/>
-    <w:lsdException w:name="Medium Shading 1 Accent 1" w:uiPriority="63" w:semiHidden="0" w:unhideWhenUsed="0"/>
-    <w:lsdException w:name="annotation text" w:uiPriority="0" w:semiHidden="0" w:unhideWhenUsed="0"/>
-    <w:lsdException w:name="Medium Shading 2 Accent 2" w:uiPriority="64" w:semiHidden="0" w:unhideWhenUsed="0"/>
-    <w:lsdException w:name="index 1" w:uiPriority="0" w:semiHidden="0" w:unhideWhenUsed="0"/>
-    <w:lsdException w:name="Medium Shading 1" w:uiPriority="63" w:semiHidden="0" w:unhideWhenUsed="0"/>
-    <w:lsdException w:name="Medium Shading 2 Accent 6" w:uiPriority="64" w:semiHidden="0" w:unhideWhenUsed="0"/>
-    <w:lsdException w:name="toc 6" w:uiPriority="0" w:semiHidden="0" w:unhideWhenUsed="0"/>
-    <w:lsdException w:name="index 4" w:uiPriority="0" w:semiHidden="0" w:unhideWhenUsed="0"/>
-    <w:lsdException w:name="List Number 2" w:uiPriority="0" w:semiHidden="0" w:unhideWhenUsed="0"/>
-    <w:lsdException w:name="Normal Table" w:uiPriority="0" w:unhideWhenUsed="0" w:qFormat="1"/>
-    <w:lsdException w:name="Hyperlink" w:uiPriority="0" w:semiHidden="0" w:unhideWhenUsed="0"/>
-    <w:lsdException w:name="Table Columns 5" w:uiPriority="0" w:semiHidden="0" w:unhideWhenUsed="0"/>
-    <w:lsdException w:name="Table 3D effects 1" w:uiPriority="0" w:semiHidden="0" w:unhideWhenUsed="0"/>
-    <w:lsdException w:name="Table Web 1" w:uiPriority="0" w:semiHidden="0" w:unhideWhenUsed="0"/>
-    <w:lsdException w:name="Body Text Indent 3" w:uiPriority="0" w:semiHidden="0" w:unhideWhenUsed="0"/>
-    <w:lsdException w:name="heading 8" w:uiPriority="0" w:qFormat="1"/>
-    <w:lsdException w:name="Colorful Shading Accent 3" w:uiPriority="71" w:semiHidden="0" w:unhideWhenUsed="0"/>
-    <w:lsdException w:name="index 6" w:uiPriority="0" w:semiHidden="0" w:unhideWhenUsed="0"/>
-    <w:lsdException w:name="Table Columns 2" w:uiPriority="0" w:semiHidden="0" w:unhideWhenUsed="0"/>
-    <w:lsdException w:name="Light List Accent 3" w:uiPriority="61" w:semiHidden="0" w:unhideWhenUsed="0"/>
-    <w:lsdException w:name="Table Subtle 1" w:uiPriority="0" w:semiHidden="0" w:unhideWhenUsed="0"/>
-    <w:lsdException w:name="Medium Grid 2 Accent 5" w:uiPriority="68" w:semiHidden="0" w:unhideWhenUsed="0"/>
-    <w:lsdException w:name="heading 6" w:uiPriority="0" w:qFormat="1"/>
-    <w:lsdException w:name="Medium Shading 2 Accent 5" w:uiPriority="64" w:semiHidden="0" w:unhideWhenUsed="0"/>
-    <w:lsdException w:name="Table Columns 3" w:uiPriority="0" w:semiHidden="0" w:unhideWhenUsed="0"/>
-    <w:lsdException w:name="List 2" w:uiPriority="0" w:semiHidden="0" w:unhideWhenUsed="0"/>
-    <w:lsdException w:name="Balloon Text" w:uiPriority="0" w:semiHidden="0" w:unhideWhenUsed="0"/>
-    <w:lsdException w:name="Table 3D effects 3" w:uiPriority="0" w:semiHidden="0" w:unhideWhenUsed="0"/>
-    <w:lsdException w:name="Table List 1" w:uiPriority="0" w:semiHidden="0" w:unhideWhenUsed="0"/>
-    <w:lsdException w:name="Dark List Accent 3" w:uiPriority="70" w:semiHidden="0" w:unhideWhenUsed="0"/>
-    <w:lsdException w:name="Table Classic 2" w:uiPriority="0" w:semiHidden="0" w:unhideWhenUsed="0"/>
-    <w:lsdException w:name="Note Heading" w:uiPriority="0" w:semiHidden="0" w:unhideWhenUsed="0"/>
-    <w:lsdException w:name="Subtitle" w:uiPriority="0" w:semiHidden="0" w:unhideWhenUsed="0" w:qFormat="1"/>
-    <w:lsdException w:name="Medium Shading 2 Accent 1" w:uiPriority="64" w:semiHidden="0" w:unhideWhenUsed="0"/>
-    <w:lsdException w:name="Light Grid Accent 1" w:uiPriority="62" w:semiHidden="0" w:unhideWhenUsed="0"/>
-    <w:lsdException w:name="Light Grid" w:uiPriority="62" w:semiHidden="0" w:unhideWhenUsed="0"/>
-    <w:lsdException w:name="Medium Grid 3" w:uiPriority="69" w:semiHidden="0" w:unhideWhenUsed="0"/>
-    <w:lsdException w:name="Normal Indent" w:uiPriority="0" w:semiHidden="0" w:unhideWhenUsed="0"/>
-    <w:lsdException w:name="Light List" w:uiPriority="61" w:semiHidden="0" w:unhideWhenUsed="0"/>
-    <w:lsdException w:name="Medium Grid 3 Accent 4" w:uiPriority="69" w:semiHidden="0" w:unhideWhenUsed="0"/>
-    <w:lsdException w:name="Body Text" w:uiPriority="0" w:semiHidden="0" w:unhideWhenUsed="0"/>
-    <w:lsdException w:name="Medium Shading 1 Accent 6" w:uiPriority="63" w:semiHidden="0" w:unhideWhenUsed="0"/>
-    <w:lsdException w:name="HTML Variable" w:uiPriority="0" w:semiHidden="0" w:unhideWhenUsed="0"/>
-    <w:lsdException w:name="Table List 5" w:uiPriority="0" w:semiHidden="0" w:unhideWhenUsed="0"/>
-    <w:lsdException w:name="Medium Grid 2 Accent 4" w:uiPriority="68" w:semiHidden="0" w:unhideWhenUsed="0"/>
-    <w:lsdException w:name="HTML Address" w:uiPriority="0" w:semiHidden="0" w:unhideWhenUsed="0"/>
-    <w:lsdException w:name="Colorful Shading Accent 1" w:uiPriority="71" w:semiHidden="0" w:unhideWhenUsed="0"/>
-    <w:lsdException w:name="Colorful Shading Accent 4" w:uiPriority="71" w:semiHidden="0" w:unhideWhenUsed="0"/>
-    <w:lsdException w:name="Medium List 2 Accent 3" w:uiPriority="66" w:semiHidden="0" w:unhideWhenUsed="0"/>
-    <w:lsdException w:name="List 4" w:uiPriority="0" w:semiHidden="0" w:unhideWhenUsed="0"/>
-    <w:lsdException w:name="toc 8" w:uiPriority="0" w:semiHidden="0" w:unhideWhenUsed="0"/>
-    <w:lsdException w:name="Medium Grid 3 Accent 5" w:uiPriority="69" w:semiHidden="0" w:unhideWhenUsed="0"/>
-    <w:lsdException w:name="Table Subtle 2" w:uiPriority="0" w:semiHidden="0" w:unhideWhenUsed="0"/>
-    <w:lsdException w:name="HTML Cite" w:uiPriority="0" w:semiHidden="0" w:unhideWhenUsed="0"/>
-    <w:lsdException w:name="Table Grid 3" w:uiPriority="0" w:semiHidden="0" w:unhideWhenUsed="0"/>
-    <w:lsdException w:name="Normal (Web)" w:uiPriority="0" w:semiHidden="0" w:unhideWhenUsed="0"/>
-    <w:lsdException w:name="Medium List 2" w:uiPriority="66" w:semiHidden="0" w:unhideWhenUsed="0"/>
-    <w:lsdException w:name="Colorful Grid Accent 4" w:uiPriority="73" w:semiHidden="0" w:unhideWhenUsed="0"/>
-    <w:lsdException w:name="Light Grid Accent 5" w:uiPriority="62" w:semiHidden="0" w:unhideWhenUsed="0"/>
-    <w:lsdException w:name="Colorful List Accent 3" w:uiPriority="72" w:semiHidden="0" w:unhideWhenUsed="0"/>
-    <w:lsdException w:name="Table Simple 2" w:uiPriority="0" w:semiHidden="0" w:unhideWhenUsed="0"/>
-    <w:lsdException w:name="Signature" w:uiPriority="0" w:semiHidden="0" w:unhideWhenUsed="0"/>
-    <w:lsdException w:name="Medium Shading 1 Accent 4" w:uiPriority="63" w:semiHidden="0" w:unhideWhenUsed="0"/>
+    <w:lsdException w:name="macro" w:uiPriority="0" w:semiHidden="0" w:unhideWhenUsed="0"/>
   </w:latentStyles>
+  <w:style w:type="character" w:styleId="000003" w:default="1">
+    <w:name w:val="Default Paragraph Font"/>
+    <w:uiPriority w:val="0"/>
+    <w:semiHidden w:val="1"/>
+    <w:qFormat w:val="1"/>
+  </w:style>
   <w:style w:type="paragraph" w:styleId="000002">
     <w:name w:val="heading 1"/>
     <w:basedOn w:val="000001"/>
@@ -642,20 +648,6 @@
       <w:sz w:val="44"/>
     </w:rPr>
   </w:style>
-  <w:style w:type="table" w:styleId="000004" w:default="1">
-    <w:name w:val="Normal Table"/>
-    <w:uiPriority w:val="0"/>
-    <w:semiHidden w:val="1"/>
-    <w:qFormat w:val="1"/>
-    <w:tblPr>
-      <w:tblCellMar>
-        <w:top w:w="0" w:type="dxa"/>
-        <w:left w:w="108" w:type="dxa"/>
-        <w:bottom w:w="0" w:type="dxa"/>
-        <w:right w:w="108" w:type="dxa"/>
-      </w:tblCellMar>
-    </w:tblPr>
-  </w:style>
   <w:style w:type="paragraph" w:styleId="000001" w:default="1">
     <w:name w:val="Normal"/>
     <w:uiPriority w:val="0"/>
@@ -672,11 +664,19 @@
       <w:lang w:val="en-US" w:eastAsia="zh-CN" w:bidi="ar-SA"/>
     </w:rPr>
   </w:style>
-  <w:style w:type="character" w:styleId="000003" w:default="1">
-    <w:name w:val="Default Paragraph Font"/>
+  <w:style w:type="table" w:styleId="000004" w:default="1">
+    <w:name w:val="Normal Table"/>
     <w:uiPriority w:val="0"/>
     <w:semiHidden w:val="1"/>
     <w:qFormat w:val="1"/>
+    <w:tblPr>
+      <w:tblCellMar>
+        <w:top w:w="0" w:type="dxa"/>
+        <w:left w:w="108" w:type="dxa"/>
+        <w:bottom w:w="0" w:type="dxa"/>
+        <w:right w:w="108" w:type="dxa"/>
+      </w:tblCellMar>
+    </w:tblPr>
   </w:style>
 </w:styles>
 </file>

--- a/Word/美术角色资源说明.docx
+++ b/Word/美术角色资源说明.docx
@@ -86,7 +86,7 @@
           <w:color w:val="767171" w:themeColor="background2" w:themeShade="80"/>
           <w:lang w:val="en-US" w:eastAsia="zh-CN"/>
         </w:rPr>
-        <w:t>character_c为q版角色前缀，idle为动作类别，body(face,hair,deco,wpn)为部件分层，01为序号</w:t>
+        <w:t>character_c为Q版角色前缀；idle、walk、sit分别为待机、行走、坐姿；body(face,hair,deco,wpn)为部件分层，01为序号；末尾a、b、c、d为方向标记，最后的数字为帧序号。</w:t>
       </w:r>
     </w:p>
     <w:p>
@@ -105,7 +105,7 @@
           <w:bCs w:val="1"/>
           <w:lang w:val="en-US" w:eastAsia="zh-CN"/>
         </w:rPr>
-        <w:t>例子：character_c_idle_body_01</w:t>
+        <w:t>主图示例：character_c_idle_body_01_a_1.png</w:t>
       </w:r>
     </w:p>
     <w:p>
@@ -122,26 +122,26 @@
           <w:color w:val="767171" w:themeColor="background2" w:themeShade="80"/>
           <w:lang w:val="en-US" w:eastAsia="zh-CN"/>
         </w:rPr>
-        <w:t>Mask图统一在名字后加_m</w:t>
-      </w:r>
-    </w:p>
-    <w:p>
-      <w:pPr>
-        <w:rPr>
-          <w:rFonts w:hint="eastAsia" w:ascii="黑体" w:hAnsi="黑体" w:eastAsia="黑体" w:cs="黑体"/>
-          <w:b w:val="1"/>
-          <w:bCs w:val="1"/>
-          <w:lang w:val="en-US" w:eastAsia="zh-CN"/>
-        </w:rPr>
-      </w:pPr>
-      <w:r>
-        <w:rPr>
-          <w:rFonts w:hint="eastAsia" w:ascii="黑体" w:hAnsi="黑体" w:eastAsia="黑体" w:cs="黑体"/>
-          <w:b w:val="1"/>
-          <w:bCs w:val="1"/>
-          <w:lang w:val="en-US" w:eastAsia="zh-CN"/>
-        </w:rPr>
-        <w:t>例子：character_c_idle_body_01_m</w:t>
+        <w:t>Q版Mask在部件序号后紧接m，再保留相同的方向与帧序号，不添加额外下划线。</w:t>
+      </w:r>
+    </w:p>
+    <w:p>
+      <w:pPr>
+        <w:rPr>
+          <w:rFonts w:hint="eastAsia" w:ascii="黑体" w:hAnsi="黑体" w:eastAsia="黑体" w:cs="黑体"/>
+          <w:b w:val="1"/>
+          <w:bCs w:val="1"/>
+          <w:lang w:val="en-US" w:eastAsia="zh-CN"/>
+        </w:rPr>
+      </w:pPr>
+      <w:r>
+        <w:rPr>
+          <w:rFonts w:hint="eastAsia" w:ascii="黑体" w:hAnsi="黑体" w:eastAsia="黑体" w:cs="黑体"/>
+          <w:b w:val="1"/>
+          <w:bCs w:val="1"/>
+          <w:lang w:val="en-US" w:eastAsia="zh-CN"/>
+        </w:rPr>
+        <w:t>Mask示例：character_c_idle_body_01m_a_1.png</w:t>
       </w:r>
     </w:p>
     <w:p>
@@ -194,7 +194,7 @@
           <w:color w:val="767171" w:themeColor="background2" w:themeShade="80"/>
           <w:lang w:val="en-US" w:eastAsia="zh-CN"/>
         </w:rPr>
-        <w:t>每列为一个动作循环。</w:t>
+        <w:t>本批Q版改为逐帧PNG，每张256×256。每个部件均有a、b、c、d四个方向；idle、sit每方向2帧，walk每方向4帧。按末尾帧序号播放，同一帧的身体、脸、头发及Mask保持同方向、同帧号。方向字母沿用美术原文件，不在此重定含义。</w:t>
       </w:r>
     </w:p>
     <w:p>
@@ -348,11 +348,99 @@
     </w:p>
     <w:p>
       <w:pPr>
+        <w:pBdr/>
+        <w:ind/>
         <w:rPr>
           <w:rFonts w:hint="default" w:ascii="黑体" w:hAnsi="黑体" w:eastAsia="黑体" w:cs="黑体"/>
           <w:lang w:val="en-US" w:eastAsia="zh-CN"/>
         </w:rPr>
       </w:pPr>
+    </w:p>
+    <w:p>
+      <w:pPr>
+        <w:snapToGrid w:val="1"/>
+        <w:spacing w:line="240"/>
+        <w:ind/>
+      </w:pPr>
+      <w:r>
+        <w:rPr>
+          <w:rFonts w:hint="eastAsia" w:ascii="黑体" w:hAnsi="黑体" w:eastAsia="黑体" w:cs="黑体"/>
+          <w:i w:val="0"/>
+          <w:strike w:val="0"/>
+          <w:spacing w:val="0"/>
+          <w:u w:val="none"/>
+        </w:rPr>
+        <w:t>配表对应</w:t>
+      </w:r>
+    </w:p>
+    <w:p>
+      <w:pPr>
+        <w:snapToGrid w:val="1"/>
+        <w:spacing w:line="240"/>
+        <w:ind/>
+      </w:pPr>
+      <w:r>
+        <w:rPr>
+          <w:rFonts w:hint="eastAsia" w:ascii="黑体" w:hAnsi="黑体" w:eastAsia="黑体" w:cs="黑体"/>
+          <w:i w:val="0"/>
+          <w:strike w:val="0"/>
+          <w:spacing w:val="0"/>
+          <w:u w:val="none"/>
+        </w:rPr>
+        <w:t>CharacterPart的id保留部件组名，如character_c_idle_body_01，不按方向或帧拆分配色记录；读取Q版主图时，在组名后拼接_方向_帧序号.png，Mask在部件序号后加m。color_id仍为文本01—06，counterpart_id继续对应同部位、同编号的立绘或Q版组名。</w:t>
+      </w:r>
+    </w:p>
+    <w:p>
+      <w:pPr>
+        <w:snapToGrid w:val="1"/>
+        <w:spacing w:line="240"/>
+        <w:ind/>
+      </w:pPr>
+      <w:r>
+        <w:rPr>
+          <w:rFonts w:hint="eastAsia" w:ascii="黑体" w:hAnsi="黑体" w:eastAsia="黑体" w:cs="黑体"/>
+          <w:i w:val="0"/>
+          <w:strike w:val="0"/>
+          <w:spacing w:val="0"/>
+          <w:u w:val="none"/>
+        </w:rPr>
+        <w:t>本批资源</w:t>
+      </w:r>
+    </w:p>
+    <w:p>
+      <w:pPr>
+        <w:snapToGrid w:val="1"/>
+        <w:spacing w:line="240"/>
+        <w:ind/>
+      </w:pPr>
+      <w:r>
+        <w:rPr>
+          <w:rFonts w:hint="eastAsia" w:ascii="黑体" w:hAnsi="黑体" w:eastAsia="黑体" w:cs="黑体"/>
+          <w:i w:val="0"/>
+          <w:strike w:val="0"/>
+          <w:spacing w:val="0"/>
+          <w:u w:val="none"/>
+        </w:rPr>
+        <w:t>Q版交付body_01、face_01、hair_01、hair_03的idle、walk、sit三类动作，共128张主图及128张Mask，整体替换旧character_c图片。</w:t>
+      </w:r>
+    </w:p>
+    <w:p>
+      <w:pPr>
+        <w:rPr>
+          <w:rFonts w:hint="default" w:ascii="黑体" w:hAnsi="黑体" w:eastAsia="黑体" w:cs="黑体"/>
+          <w:lang w:val="en-US" w:eastAsia="zh-CN"/>
+        </w:rPr>
+      </w:pPr>
+      <w:r>
+        <w:rPr>
+          <w:rFonts w:hint="eastAsia" w:ascii="黑体" w:hAnsi="黑体" w:eastAsia="黑体" w:cs="黑体"/>
+          <w:i w:val="0"/>
+          <w:strike w:val="0"/>
+          <w:spacing w:val="0"/>
+          <w:u w:val="none"/>
+        </w:rPr>
+        <w:t>立绘新增包包含face_06—10、hair_05—07的主图及Mask，共16张，尺寸768×768；face_06同名文件以本批为准。新增立绘脸07—10、头发07预留同编号Q版配置，待美术补齐。预留记录不代表图片已交付，未给出的配色和发光值保持空白。</w:t>
+      </w:r>
     </w:p>
     <w:sectPr>
       <w:pgSz w:w="11906" w:h="16838"/>
@@ -375,255 +463,271 @@
     <w:pPrDefault/>
   </w:docDefaults>
   <w:latentStyles w:defLockedState="0" w:defUIPriority="99" w:defSemiHidden="1" w:defUnhideWhenUsed="1" w:defQFormat="0" w:count="260">
+    <w:lsdException w:name="table of figures" w:uiPriority="0" w:semiHidden="0" w:unhideWhenUsed="0"/>
+    <w:lsdException w:name="Normal Table" w:uiPriority="0" w:unhideWhenUsed="0" w:qFormat="1"/>
+    <w:lsdException w:name="heading 8" w:uiPriority="0" w:qFormat="1"/>
+    <w:lsdException w:name="List Bullet" w:uiPriority="0" w:semiHidden="0" w:unhideWhenUsed="0"/>
+    <w:lsdException w:name="toa heading" w:uiPriority="0" w:semiHidden="0" w:unhideWhenUsed="0"/>
+    <w:lsdException w:name="Light Grid Accent 4" w:uiPriority="62" w:semiHidden="0" w:unhideWhenUsed="0"/>
+    <w:lsdException w:name="Body Text 3" w:uiPriority="0" w:semiHidden="0" w:unhideWhenUsed="0"/>
+    <w:lsdException w:name="index heading" w:uiPriority="0" w:semiHidden="0" w:unhideWhenUsed="0"/>
+    <w:lsdException w:name="Medium Grid 1 Accent 2" w:uiPriority="67" w:semiHidden="0" w:unhideWhenUsed="0"/>
+    <w:lsdException w:name="Colorful Grid Accent 4" w:uiPriority="73" w:semiHidden="0" w:unhideWhenUsed="0"/>
+    <w:lsdException w:name="heading 5" w:uiPriority="0" w:qFormat="1"/>
+    <w:lsdException w:name="Date" w:uiPriority="0" w:semiHidden="0" w:unhideWhenUsed="0"/>
+    <w:lsdException w:name="Table Columns 4" w:uiPriority="0" w:semiHidden="0" w:unhideWhenUsed="0"/>
+    <w:lsdException w:name="Light List Accent 1" w:uiPriority="61" w:semiHidden="0" w:unhideWhenUsed="0"/>
+    <w:lsdException w:name="FollowedHyperlink" w:uiPriority="0" w:semiHidden="0" w:unhideWhenUsed="0"/>
+    <w:lsdException w:name="Table Contemporary" w:uiPriority="0" w:semiHidden="0" w:unhideWhenUsed="0"/>
+    <w:lsdException w:name="toc 1" w:uiPriority="0" w:semiHidden="0" w:unhideWhenUsed="0"/>
+    <w:lsdException w:name="Table Web 3" w:uiPriority="0" w:semiHidden="0" w:unhideWhenUsed="0"/>
+    <w:lsdException w:name="Table Grid 2" w:uiPriority="0" w:semiHidden="0" w:unhideWhenUsed="0"/>
+    <w:lsdException w:name="Table Colorful 2" w:uiPriority="0" w:semiHidden="0" w:unhideWhenUsed="0"/>
+    <w:lsdException w:name="Hyperlink" w:uiPriority="0" w:semiHidden="0" w:unhideWhenUsed="0"/>
+    <w:lsdException w:name="Table Subtle 1" w:uiPriority="0" w:semiHidden="0" w:unhideWhenUsed="0"/>
+    <w:lsdException w:name="Table Classic 3" w:uiPriority="0" w:semiHidden="0" w:unhideWhenUsed="0"/>
+    <w:lsdException w:name="Table Columns 2" w:uiPriority="0" w:semiHidden="0" w:unhideWhenUsed="0"/>
+    <w:lsdException w:name="Dark List" w:uiPriority="70" w:semiHidden="0" w:unhideWhenUsed="0"/>
+    <w:lsdException w:name="Colorful Shading Accent 2" w:uiPriority="71" w:semiHidden="0" w:unhideWhenUsed="0"/>
+    <w:lsdException w:name="List Number 4" w:uiPriority="0" w:semiHidden="0" w:unhideWhenUsed="0"/>
+    <w:lsdException w:name="Light Shading Accent 1" w:uiPriority="60" w:semiHidden="0" w:unhideWhenUsed="0"/>
+    <w:lsdException w:name="Medium Shading 1 Accent 3" w:uiPriority="63" w:semiHidden="0" w:unhideWhenUsed="0"/>
+    <w:lsdException w:name="Table Columns 1" w:uiPriority="0" w:semiHidden="0" w:unhideWhenUsed="0"/>
+    <w:lsdException w:name="HTML Address" w:uiPriority="0" w:semiHidden="0" w:unhideWhenUsed="0"/>
+    <w:lsdException w:name="List Number 2" w:uiPriority="0" w:semiHidden="0" w:unhideWhenUsed="0"/>
+    <w:lsdException w:name="List 4" w:uiPriority="0" w:semiHidden="0" w:unhideWhenUsed="0"/>
+    <w:lsdException w:name="Document Map" w:uiPriority="0" w:semiHidden="0" w:unhideWhenUsed="0"/>
+    <w:lsdException w:name="Colorful Shading Accent 6" w:uiPriority="71" w:semiHidden="0" w:unhideWhenUsed="0"/>
+    <w:lsdException w:name="Medium List 2" w:uiPriority="66" w:semiHidden="0" w:unhideWhenUsed="0"/>
+    <w:lsdException w:name="HTML Cite" w:uiPriority="0" w:semiHidden="0" w:unhideWhenUsed="0"/>
+    <w:lsdException w:name="Light List Accent 5" w:uiPriority="61" w:semiHidden="0" w:unhideWhenUsed="0"/>
+    <w:lsdException w:name="Medium Grid 2 Accent 4" w:uiPriority="68" w:semiHidden="0" w:unhideWhenUsed="0"/>
+    <w:lsdException w:name="Colorful Grid Accent 6" w:uiPriority="73" w:semiHidden="0" w:unhideWhenUsed="0"/>
+    <w:lsdException w:name="Table Columns 3" w:uiPriority="0" w:semiHidden="0" w:unhideWhenUsed="0"/>
+    <w:lsdException w:name="Light Grid Accent 3" w:uiPriority="62" w:semiHidden="0" w:unhideWhenUsed="0"/>
+    <w:lsdException w:name="Table List 8" w:uiPriority="0" w:semiHidden="0" w:unhideWhenUsed="0"/>
+    <w:lsdException w:name="Colorful List Accent 3" w:uiPriority="72" w:semiHidden="0" w:unhideWhenUsed="0"/>
+    <w:lsdException w:name="Medium Grid 1 Accent 1" w:uiPriority="67" w:semiHidden="0" w:unhideWhenUsed="0"/>
+    <w:lsdException w:name="heading 3" w:uiPriority="0" w:qFormat="1"/>
+    <w:lsdException w:name="Body Text 2" w:uiPriority="0" w:semiHidden="0" w:unhideWhenUsed="0"/>
+    <w:lsdException w:name="HTML Keyboard" w:uiPriority="0" w:semiHidden="0" w:unhideWhenUsed="0"/>
+    <w:lsdException w:name="List Continue 3" w:uiPriority="0" w:semiHidden="0" w:unhideWhenUsed="0"/>
+    <w:lsdException w:name="List Continue 2" w:uiPriority="0" w:semiHidden="0" w:unhideWhenUsed="0"/>
+    <w:lsdException w:name="Colorful List Accent 1" w:uiPriority="72" w:semiHidden="0" w:unhideWhenUsed="0"/>
+    <w:lsdException w:name="Medium Grid 2 Accent 3" w:uiPriority="68" w:semiHidden="0" w:unhideWhenUsed="0"/>
+    <w:lsdException w:name="Medium List 2 Accent 4" w:uiPriority="66" w:semiHidden="0" w:unhideWhenUsed="0"/>
+    <w:lsdException w:name="Colorful Shading" w:uiPriority="71" w:semiHidden="0" w:unhideWhenUsed="0"/>
+    <w:lsdException w:name="annotation text" w:uiPriority="0" w:semiHidden="0" w:unhideWhenUsed="0"/>
+    <w:lsdException w:name="toc 4" w:uiPriority="0" w:semiHidden="0" w:unhideWhenUsed="0"/>
+    <w:lsdException w:name="Medium Grid 2 Accent 5" w:uiPriority="68" w:semiHidden="0" w:unhideWhenUsed="0"/>
+    <w:lsdException w:name="index 3" w:uiPriority="0" w:semiHidden="0" w:unhideWhenUsed="0"/>
+    <w:lsdException w:name="endnote text" w:uiPriority="0" w:semiHidden="0" w:unhideWhenUsed="0"/>
+    <w:lsdException w:name="Table Simple 3" w:uiPriority="0" w:semiHidden="0" w:unhideWhenUsed="0"/>
+    <w:lsdException w:name="Body Text Indent 3" w:uiPriority="0" w:semiHidden="0" w:unhideWhenUsed="0"/>
+    <w:lsdException w:name="Table 3D effects 2" w:uiPriority="0" w:semiHidden="0" w:unhideWhenUsed="0"/>
+    <w:lsdException w:name="footnote text" w:uiPriority="0" w:semiHidden="0" w:unhideWhenUsed="0"/>
+    <w:lsdException w:name="HTML Definition" w:uiPriority="0" w:semiHidden="0" w:unhideWhenUsed="0"/>
+    <w:lsdException w:name="Medium Grid 2" w:uiPriority="68" w:semiHidden="0" w:unhideWhenUsed="0"/>
+    <w:lsdException w:name="Table Grid 6" w:uiPriority="0" w:semiHidden="0" w:unhideWhenUsed="0"/>
+    <w:lsdException w:name="Medium List 2 Accent 1" w:uiPriority="66" w:semiHidden="0" w:unhideWhenUsed="0"/>
+    <w:lsdException w:name="Dark List Accent 1" w:uiPriority="70" w:semiHidden="0" w:unhideWhenUsed="0"/>
+    <w:lsdException w:name="Medium Shading 1 Accent 5" w:uiPriority="63" w:semiHidden="0" w:unhideWhenUsed="0"/>
+    <w:lsdException w:name="Medium List 2 Accent 5" w:uiPriority="66" w:semiHidden="0" w:unhideWhenUsed="0"/>
+    <w:lsdException w:name="Table List 4" w:uiPriority="0" w:semiHidden="0" w:unhideWhenUsed="0"/>
+    <w:lsdException w:name="Colorful Grid Accent 5" w:uiPriority="73" w:semiHidden="0" w:unhideWhenUsed="0"/>
+    <w:lsdException w:name="annotation reference" w:uiPriority="0" w:semiHidden="0" w:unhideWhenUsed="0"/>
+    <w:lsdException w:name="Dark List Accent 5" w:uiPriority="70" w:semiHidden="0" w:unhideWhenUsed="0"/>
+    <w:lsdException w:name="Medium List 1 Accent 4" w:uiPriority="65" w:semiHidden="0" w:unhideWhenUsed="0"/>
+    <w:lsdException w:name="Light Grid" w:uiPriority="62" w:semiHidden="0" w:unhideWhenUsed="0"/>
+    <w:lsdException w:name="Table List 2" w:uiPriority="0" w:semiHidden="0" w:unhideWhenUsed="0"/>
+    <w:lsdException w:name="List Bullet 4" w:uiPriority="0" w:semiHidden="0" w:unhideWhenUsed="0"/>
+    <w:lsdException w:name="Table Elegant" w:uiPriority="0" w:semiHidden="0" w:unhideWhenUsed="0"/>
+    <w:lsdException w:name="Light Shading Accent 3" w:uiPriority="60" w:semiHidden="0" w:unhideWhenUsed="0"/>
+    <w:lsdException w:name="HTML Variable" w:uiPriority="0" w:semiHidden="0" w:unhideWhenUsed="0"/>
+    <w:lsdException w:name="Table Grid 5" w:uiPriority="0" w:semiHidden="0" w:unhideWhenUsed="0"/>
+    <w:lsdException w:name="footnote reference" w:uiPriority="0" w:semiHidden="0" w:unhideWhenUsed="0"/>
+    <w:lsdException w:name="List Continue" w:uiPriority="0" w:semiHidden="0" w:unhideWhenUsed="0"/>
+    <w:lsdException w:name="List Continue 4" w:uiPriority="0" w:semiHidden="0" w:unhideWhenUsed="0"/>
+    <w:lsdException w:name="Table Grid 7" w:uiPriority="0" w:semiHidden="0" w:unhideWhenUsed="0"/>
+    <w:lsdException w:name="Medium List 1 Accent 6" w:uiPriority="65" w:semiHidden="0" w:unhideWhenUsed="0"/>
+    <w:lsdException w:name="heading 9" w:uiPriority="0" w:qFormat="1"/>
+    <w:lsdException w:name="Medium Grid 2 Accent 1" w:uiPriority="68" w:semiHidden="0" w:unhideWhenUsed="0"/>
+    <w:lsdException w:name="Colorful Grid Accent 2" w:uiPriority="73" w:semiHidden="0" w:unhideWhenUsed="0"/>
+    <w:lsdException w:name="Medium Grid 3 Accent 5" w:uiPriority="69" w:semiHidden="0" w:unhideWhenUsed="0"/>
+    <w:lsdException w:name="heading 1" w:uiPriority="0" w:semiHidden="0" w:unhideWhenUsed="0" w:qFormat="1"/>
+    <w:lsdException w:name="Light Shading Accent 5" w:uiPriority="60" w:semiHidden="0" w:unhideWhenUsed="0"/>
+    <w:lsdException w:name="Colorful Shading Accent 4" w:uiPriority="71" w:semiHidden="0" w:unhideWhenUsed="0"/>
+    <w:lsdException w:name="List Bullet 3" w:uiPriority="0" w:semiHidden="0" w:unhideWhenUsed="0"/>
+    <w:lsdException w:name="Medium Shading 1 Accent 6" w:uiPriority="63" w:semiHidden="0" w:unhideWhenUsed="0"/>
+    <w:lsdException w:name="index 8" w:uiPriority="0" w:semiHidden="0" w:unhideWhenUsed="0"/>
+    <w:lsdException w:name="Medium List 1 Accent 3" w:uiPriority="65" w:semiHidden="0" w:unhideWhenUsed="0"/>
+    <w:lsdException w:name="page number" w:uiPriority="0" w:semiHidden="0" w:unhideWhenUsed="0"/>
+    <w:lsdException w:name="Block Text" w:uiPriority="0" w:semiHidden="0" w:unhideWhenUsed="0"/>
+    <w:lsdException w:name="Light Shading Accent 2" w:uiPriority="60" w:semiHidden="0" w:unhideWhenUsed="0"/>
+    <w:lsdException w:name="Table Web 1" w:uiPriority="0" w:semiHidden="0" w:unhideWhenUsed="0"/>
+    <w:lsdException w:name="Table List 5" w:uiPriority="0" w:semiHidden="0" w:unhideWhenUsed="0"/>
+    <w:lsdException w:name="Light Grid Accent 2" w:uiPriority="62" w:semiHidden="0" w:unhideWhenUsed="0"/>
+    <w:lsdException w:name="toc 8" w:uiPriority="0" w:semiHidden="0" w:unhideWhenUsed="0"/>
+    <w:lsdException w:name="index 2" w:uiPriority="0" w:semiHidden="0" w:unhideWhenUsed="0"/>
+    <w:lsdException w:name="Plain Text" w:uiPriority="0" w:semiHidden="0" w:unhideWhenUsed="0"/>
+    <w:lsdException w:name="Light Grid Accent 5" w:uiPriority="62" w:semiHidden="0" w:unhideWhenUsed="0"/>
+    <w:lsdException w:name="Colorful Grid Accent 1" w:uiPriority="73" w:semiHidden="0" w:unhideWhenUsed="0"/>
+    <w:lsdException w:name="Dark List Accent 4" w:uiPriority="70" w:semiHidden="0" w:unhideWhenUsed="0"/>
+    <w:lsdException w:name="toc 7" w:uiPriority="0" w:semiHidden="0" w:unhideWhenUsed="0"/>
+    <w:lsdException w:name="Signature" w:uiPriority="0" w:semiHidden="0" w:unhideWhenUsed="0"/>
+    <w:lsdException w:name="Medium Shading 1" w:uiPriority="63" w:semiHidden="0" w:unhideWhenUsed="0"/>
+    <w:lsdException w:name="Normal Indent" w:uiPriority="0" w:semiHidden="0" w:unhideWhenUsed="0"/>
+    <w:lsdException w:name="List Bullet 5" w:uiPriority="0" w:semiHidden="0" w:unhideWhenUsed="0"/>
+    <w:lsdException w:name="List 2" w:uiPriority="0" w:semiHidden="0" w:unhideWhenUsed="0"/>
+    <w:lsdException w:name="Medium Grid 2 Accent 6" w:uiPriority="68" w:semiHidden="0" w:unhideWhenUsed="0"/>
+    <w:lsdException w:name="index 9" w:uiPriority="0" w:semiHidden="0" w:unhideWhenUsed="0"/>
+    <w:lsdException w:name="Table Grid 3" w:uiPriority="0" w:semiHidden="0" w:unhideWhenUsed="0"/>
+    <w:lsdException w:name="Medium Grid 1" w:uiPriority="67" w:semiHidden="0" w:unhideWhenUsed="0"/>
+    <w:lsdException w:name="Light List Accent 2" w:uiPriority="61" w:semiHidden="0" w:unhideWhenUsed="0"/>
+    <w:lsdException w:name="Medium Shading 2 Accent 2" w:uiPriority="64" w:semiHidden="0" w:unhideWhenUsed="0"/>
+    <w:lsdException w:name="Message Header" w:uiPriority="0" w:semiHidden="0" w:unhideWhenUsed="0"/>
+    <w:lsdException w:name="Medium List 1 Accent 2" w:uiPriority="65" w:semiHidden="0" w:unhideWhenUsed="0"/>
+    <w:lsdException w:name="Note Heading" w:uiPriority="0" w:semiHidden="0" w:unhideWhenUsed="0"/>
+    <w:lsdException w:name="Table Web 2" w:uiPriority="0" w:semiHidden="0" w:unhideWhenUsed="0"/>
+    <w:lsdException w:name="Colorful Shading Accent 1" w:uiPriority="71" w:semiHidden="0" w:unhideWhenUsed="0"/>
+    <w:lsdException w:name="Medium Shading 1 Accent 4" w:uiPriority="63" w:semiHidden="0" w:unhideWhenUsed="0"/>
+    <w:lsdException w:name="HTML Acronym" w:uiPriority="0" w:semiHidden="0" w:unhideWhenUsed="0"/>
+    <w:lsdException w:name="Colorful Grid Accent 3" w:uiPriority="73" w:semiHidden="0" w:unhideWhenUsed="0"/>
+    <w:lsdException w:name="Table Columns 5" w:uiPriority="0" w:semiHidden="0" w:unhideWhenUsed="0"/>
+    <w:lsdException w:name="Medium Shading 2 Accent 6" w:uiPriority="64" w:semiHidden="0" w:unhideWhenUsed="0"/>
+    <w:lsdException w:name="Body Text First Indent" w:uiPriority="0" w:semiHidden="0" w:unhideWhenUsed="0"/>
+    <w:lsdException w:name="Dark List Accent 2" w:uiPriority="70" w:semiHidden="0" w:unhideWhenUsed="0"/>
+    <w:lsdException w:name="heading 4" w:uiPriority="0" w:qFormat="1"/>
+    <w:lsdException w:name="Colorful List Accent 5" w:uiPriority="72" w:semiHidden="0" w:unhideWhenUsed="0"/>
+    <w:lsdException w:name="Closing" w:uiPriority="0" w:semiHidden="0" w:unhideWhenUsed="0"/>
+    <w:lsdException w:name="envelope return" w:uiPriority="0" w:semiHidden="0" w:unhideWhenUsed="0"/>
+    <w:lsdException w:name="Colorful Grid" w:uiPriority="73" w:semiHidden="0" w:unhideWhenUsed="0"/>
+    <w:lsdException w:name="Body Text" w:uiPriority="0" w:semiHidden="0" w:unhideWhenUsed="0"/>
+    <w:lsdException w:name="toc 2" w:uiPriority="0" w:semiHidden="0" w:unhideWhenUsed="0"/>
     <w:lsdException w:name="Table Colorful 1" w:uiPriority="0" w:semiHidden="0" w:unhideWhenUsed="0"/>
+    <w:lsdException w:name="Medium Grid 1 Accent 5" w:uiPriority="67" w:semiHidden="0" w:unhideWhenUsed="0"/>
+    <w:lsdException w:name="heading 2" w:uiPriority="0" w:qFormat="1"/>
+    <w:lsdException w:name="Emphasis" w:uiPriority="0" w:semiHidden="0" w:unhideWhenUsed="0" w:qFormat="1"/>
+    <w:lsdException w:name="Table List 7" w:uiPriority="0" w:semiHidden="0" w:unhideWhenUsed="0"/>
     <w:lsdException w:name="Colorful Shading Accent 3" w:uiPriority="71" w:semiHidden="0" w:unhideWhenUsed="0"/>
+    <w:lsdException w:name="Colorful List" w:uiPriority="72" w:semiHidden="0" w:unhideWhenUsed="0"/>
+    <w:lsdException w:name="Colorful List Accent 4" w:uiPriority="72" w:semiHidden="0" w:unhideWhenUsed="0"/>
+    <w:lsdException w:name="Medium Grid 1 Accent 3" w:uiPriority="67" w:semiHidden="0" w:unhideWhenUsed="0"/>
+    <w:lsdException w:name="toc 3" w:uiPriority="0" w:semiHidden="0" w:unhideWhenUsed="0"/>
+    <w:lsdException w:name="index 1" w:uiPriority="0" w:semiHidden="0" w:unhideWhenUsed="0"/>
+    <w:lsdException w:name="Colorful Shading Accent 5" w:uiPriority="71" w:semiHidden="0" w:unhideWhenUsed="0"/>
+    <w:lsdException w:name="Table List 6" w:uiPriority="0" w:semiHidden="0" w:unhideWhenUsed="0"/>
+    <w:lsdException w:name="Table 3D effects 3" w:uiPriority="0" w:semiHidden="0" w:unhideWhenUsed="0"/>
+    <w:lsdException w:name="line number" w:uiPriority="0" w:semiHidden="0" w:unhideWhenUsed="0"/>
+    <w:lsdException w:name="Table Simple 2" w:uiPriority="0" w:semiHidden="0" w:unhideWhenUsed="0"/>
+    <w:lsdException w:name="Table Classic 2" w:uiPriority="0" w:semiHidden="0" w:unhideWhenUsed="0"/>
+    <w:lsdException w:name="Medium Shading 1 Accent 1" w:uiPriority="63" w:semiHidden="0" w:unhideWhenUsed="0"/>
+    <w:lsdException w:name="Table Professional" w:uiPriority="0" w:semiHidden="0" w:unhideWhenUsed="0"/>
+    <w:lsdException w:name="Medium List 1 Accent 5" w:uiPriority="65" w:semiHidden="0" w:unhideWhenUsed="0"/>
+    <w:lsdException w:name="Medium Grid 3 Accent 6" w:uiPriority="69" w:semiHidden="0" w:unhideWhenUsed="0"/>
+    <w:lsdException w:name="Medium Shading 2 Accent 1" w:uiPriority="64" w:semiHidden="0" w:unhideWhenUsed="0"/>
+    <w:lsdException w:name="endnote reference" w:uiPriority="0" w:semiHidden="0" w:unhideWhenUsed="0"/>
+    <w:lsdException w:name="toc 5" w:uiPriority="0" w:semiHidden="0" w:unhideWhenUsed="0"/>
+    <w:lsdException w:name="Table List 1" w:uiPriority="0" w:semiHidden="0" w:unhideWhenUsed="0"/>
+    <w:lsdException w:name="Balloon Text" w:uiPriority="0" w:semiHidden="0" w:unhideWhenUsed="0"/>
+    <w:lsdException w:name="Table 3D effects 1" w:uiPriority="0" w:semiHidden="0" w:unhideWhenUsed="0"/>
+    <w:lsdException w:name="Medium List 1 Accent 1" w:uiPriority="65" w:semiHidden="0" w:unhideWhenUsed="0"/>
+    <w:lsdException w:name="Body Text Indent 2" w:uiPriority="0" w:semiHidden="0" w:unhideWhenUsed="0"/>
+    <w:lsdException w:name="Medium List 2 Accent 2" w:uiPriority="66" w:semiHidden="0" w:unhideWhenUsed="0"/>
+    <w:lsdException w:name="Colorful List Accent 6" w:uiPriority="72" w:semiHidden="0" w:unhideWhenUsed="0"/>
+    <w:lsdException w:name="Medium Grid 3 Accent 4" w:uiPriority="69" w:semiHidden="0" w:unhideWhenUsed="0"/>
+    <w:lsdException w:name="List Number 5" w:uiPriority="0" w:semiHidden="0" w:unhideWhenUsed="0"/>
+    <w:lsdException w:name="E-mail Signature" w:uiPriority="0" w:semiHidden="0" w:unhideWhenUsed="0"/>
+    <w:lsdException w:name="Table List 3" w:uiPriority="0" w:semiHidden="0" w:unhideWhenUsed="0"/>
+    <w:lsdException w:name="Medium Grid 2 Accent 2" w:uiPriority="68" w:semiHidden="0" w:unhideWhenUsed="0"/>
+    <w:lsdException w:name="macro" w:uiPriority="0" w:semiHidden="0" w:unhideWhenUsed="0"/>
+    <w:lsdException w:name="Medium Shading 1 Accent 2" w:uiPriority="63" w:semiHidden="0" w:unhideWhenUsed="0"/>
+    <w:lsdException w:name="Light List Accent 4" w:uiPriority="61" w:semiHidden="0" w:unhideWhenUsed="0"/>
+    <w:lsdException w:name="Medium Grid 1 Accent 6" w:uiPriority="67" w:semiHidden="0" w:unhideWhenUsed="0"/>
+    <w:lsdException w:name="heading 7" w:uiPriority="0" w:qFormat="1"/>
+    <w:lsdException w:name="Title" w:uiPriority="0" w:semiHidden="0" w:unhideWhenUsed="0" w:qFormat="1"/>
+    <w:lsdException w:name="annotation subject" w:uiPriority="0" w:semiHidden="0" w:unhideWhenUsed="0"/>
+    <w:lsdException w:name="Medium List 1" w:uiPriority="65" w:semiHidden="0" w:unhideWhenUsed="0"/>
+    <w:lsdException w:name="index 5" w:uiPriority="0" w:semiHidden="0" w:unhideWhenUsed="0"/>
+    <w:lsdException w:name="Light Shading Accent 4" w:uiPriority="60" w:semiHidden="0" w:unhideWhenUsed="0"/>
+    <w:lsdException w:name="Salutation" w:uiPriority="0" w:semiHidden="0" w:unhideWhenUsed="0"/>
+    <w:lsdException w:name="Medium Shading 2 Accent 3" w:uiPriority="64" w:semiHidden="0" w:unhideWhenUsed="0"/>
+    <w:lsdException w:name="HTML Code" w:uiPriority="0" w:semiHidden="0" w:unhideWhenUsed="0"/>
+    <w:lsdException w:name="toc 9" w:uiPriority="0" w:semiHidden="0" w:unhideWhenUsed="0"/>
+    <w:lsdException w:name="Dark List Accent 3" w:uiPriority="70" w:semiHidden="0" w:unhideWhenUsed="0"/>
+    <w:lsdException w:name="caption" w:uiPriority="0" w:qFormat="1"/>
+    <w:lsdException w:name="Medium Grid 3" w:uiPriority="69" w:semiHidden="0" w:unhideWhenUsed="0"/>
+    <w:lsdException w:name="Normal (Web)" w:uiPriority="0" w:semiHidden="0" w:unhideWhenUsed="0"/>
+    <w:lsdException w:name="Medium Shading 2 Accent 5" w:uiPriority="64" w:semiHidden="0" w:unhideWhenUsed="0"/>
+    <w:lsdException w:name="Light List Accent 6" w:uiPriority="61" w:semiHidden="0" w:unhideWhenUsed="0"/>
+    <w:lsdException w:name="Medium Grid 3 Accent 1" w:uiPriority="69" w:semiHidden="0" w:unhideWhenUsed="0"/>
+    <w:lsdException w:name="List Number" w:uiPriority="0" w:semiHidden="0" w:unhideWhenUsed="0"/>
+    <w:lsdException w:name="header" w:uiPriority="0" w:semiHidden="0" w:unhideWhenUsed="0"/>
+    <w:lsdException w:name="List" w:uiPriority="0" w:semiHidden="0" w:unhideWhenUsed="0"/>
+    <w:lsdException w:name="Light Grid Accent 6" w:uiPriority="62" w:semiHidden="0" w:unhideWhenUsed="0"/>
+    <w:lsdException w:name="Table Grid 1" w:uiPriority="0" w:semiHidden="0" w:unhideWhenUsed="0"/>
+    <w:lsdException w:name="Table Simple 1" w:uiPriority="0" w:semiHidden="0" w:unhideWhenUsed="0"/>
+    <w:lsdException w:name="Dark List Accent 6" w:uiPriority="70" w:semiHidden="0" w:unhideWhenUsed="0"/>
+    <w:lsdException w:name="Light List" w:uiPriority="61" w:semiHidden="0" w:unhideWhenUsed="0"/>
+    <w:lsdException w:name="HTML Preformatted" w:uiPriority="0" w:semiHidden="0" w:unhideWhenUsed="0"/>
+    <w:lsdException w:name="List Bullet 2" w:uiPriority="0" w:semiHidden="0" w:unhideWhenUsed="0"/>
+    <w:lsdException w:name="index 4" w:uiPriority="0" w:semiHidden="0" w:unhideWhenUsed="0"/>
+    <w:lsdException w:name="table of authorities" w:uiPriority="0" w:semiHidden="0" w:unhideWhenUsed="0"/>
+    <w:lsdException w:name="Table Classic 1" w:uiPriority="0" w:semiHidden="0" w:unhideWhenUsed="0"/>
+    <w:lsdException w:name="index 6" w:uiPriority="0" w:semiHidden="0" w:unhideWhenUsed="0"/>
+    <w:lsdException w:name="Table Grid" w:uiPriority="0" w:semiHidden="0" w:unhideWhenUsed="0"/>
+    <w:lsdException w:name="Table Grid 4" w:uiPriority="0" w:semiHidden="0" w:unhideWhenUsed="0"/>
+    <w:lsdException w:name="Medium List 2 Accent 3" w:uiPriority="66" w:semiHidden="0" w:unhideWhenUsed="0"/>
+    <w:lsdException w:name="Light Shading" w:uiPriority="60" w:semiHidden="0" w:unhideWhenUsed="0"/>
+    <w:lsdException w:name="List 3" w:uiPriority="0" w:semiHidden="0" w:unhideWhenUsed="0"/>
+    <w:lsdException w:name="Light Shading Accent 6" w:uiPriority="60" w:semiHidden="0" w:unhideWhenUsed="0"/>
+    <w:lsdException w:name="Table Subtle 2" w:uiPriority="0" w:semiHidden="0" w:unhideWhenUsed="0"/>
+    <w:lsdException w:name="Light Grid Accent 1" w:uiPriority="62" w:semiHidden="0" w:unhideWhenUsed="0"/>
+    <w:lsdException w:name="Table Grid 8" w:uiPriority="0" w:semiHidden="0" w:unhideWhenUsed="0"/>
+    <w:lsdException w:name="footer" w:uiPriority="0" w:semiHidden="0" w:unhideWhenUsed="0"/>
+    <w:lsdException w:name="Table Classic 4" w:uiPriority="0" w:semiHidden="0" w:unhideWhenUsed="0"/>
+    <w:lsdException w:name="List Number 3" w:uiPriority="0" w:semiHidden="0" w:unhideWhenUsed="0"/>
+    <w:lsdException w:name="Normal" w:uiPriority="0" w:semiHidden="0" w:unhideWhenUsed="0" w:qFormat="1"/>
+    <w:lsdException w:name="envelope address" w:uiPriority="0" w:semiHidden="0" w:unhideWhenUsed="0"/>
+    <w:lsdException w:name="Body Text Indent" w:uiPriority="0" w:semiHidden="0" w:unhideWhenUsed="0"/>
+    <w:lsdException w:name="Medium Shading 2" w:uiPriority="64" w:semiHidden="0" w:unhideWhenUsed="0"/>
+    <w:lsdException w:name="Table Colorful 3" w:uiPriority="0" w:semiHidden="0" w:unhideWhenUsed="0"/>
+    <w:lsdException w:name="index 7" w:uiPriority="0" w:semiHidden="0" w:unhideWhenUsed="0"/>
+    <w:lsdException w:name="Medium Grid 3 Accent 2" w:uiPriority="69" w:semiHidden="0" w:unhideWhenUsed="0"/>
+    <w:lsdException w:name="Medium Shading 2 Accent 4" w:uiPriority="64" w:semiHidden="0" w:unhideWhenUsed="0"/>
+    <w:lsdException w:name="toc 6" w:uiPriority="0" w:semiHidden="0" w:unhideWhenUsed="0"/>
+    <w:lsdException w:name="HTML Sample" w:uiPriority="0" w:semiHidden="0" w:unhideWhenUsed="0"/>
+    <w:lsdException w:name="List Continue 5" w:uiPriority="0" w:semiHidden="0" w:unhideWhenUsed="0"/>
+    <w:lsdException w:name="Light List Accent 3" w:uiPriority="61" w:semiHidden="0" w:unhideWhenUsed="0"/>
+    <w:lsdException w:name="Table Theme" w:uiPriority="0" w:semiHidden="0" w:unhideWhenUsed="0"/>
+    <w:lsdException w:name="HTML Typewriter" w:uiPriority="0" w:semiHidden="0" w:unhideWhenUsed="0"/>
+    <w:lsdException w:name="Body Text First Indent 2" w:uiPriority="0" w:semiHidden="0" w:unhideWhenUsed="0"/>
+    <w:lsdException w:name="List 5" w:uiPriority="0" w:semiHidden="0" w:unhideWhenUsed="0"/>
+    <w:lsdException w:name="Medium Grid 3 Accent 3" w:uiPriority="69" w:semiHidden="0" w:unhideWhenUsed="0"/>
+    <w:lsdException w:name="heading 6" w:uiPriority="0" w:qFormat="1"/>
     <w:lsdException w:name="Colorful List Accent 2" w:uiPriority="72" w:semiHidden="0" w:unhideWhenUsed="0"/>
-    <w:lsdException w:name="Medium Shading 2 Accent 3" w:uiPriority="64" w:semiHidden="0" w:unhideWhenUsed="0"/>
-    <w:lsdException w:name="Table Classic 4" w:uiPriority="0" w:semiHidden="0" w:unhideWhenUsed="0"/>
-    <w:lsdException w:name="Light Shading Accent 2" w:uiPriority="60" w:semiHidden="0" w:unhideWhenUsed="0"/>
-    <w:lsdException w:name="HTML Code" w:uiPriority="0" w:semiHidden="0" w:unhideWhenUsed="0"/>
-    <w:lsdException w:name="Normal" w:uiPriority="0" w:semiHidden="0" w:unhideWhenUsed="0" w:qFormat="1"/>
-    <w:lsdException w:name="Medium List 1 Accent 6" w:uiPriority="65" w:semiHidden="0" w:unhideWhenUsed="0"/>
-    <w:lsdException w:name="line number" w:uiPriority="0" w:semiHidden="0" w:unhideWhenUsed="0"/>
-    <w:lsdException w:name="envelope address" w:uiPriority="0" w:semiHidden="0" w:unhideWhenUsed="0"/>
-    <w:lsdException w:name="Body Text 3" w:uiPriority="0" w:semiHidden="0" w:unhideWhenUsed="0"/>
-    <w:lsdException w:name="Medium Grid 1 Accent 3" w:uiPriority="67" w:semiHidden="0" w:unhideWhenUsed="0"/>
-    <w:lsdException w:name="Medium List 1 Accent 3" w:uiPriority="65" w:semiHidden="0" w:unhideWhenUsed="0"/>
-    <w:lsdException w:name="Table Classic 1" w:uiPriority="0" w:semiHidden="0" w:unhideWhenUsed="0"/>
-    <w:lsdException w:name="List" w:uiPriority="0" w:semiHidden="0" w:unhideWhenUsed="0"/>
-    <w:lsdException w:name="index 2" w:uiPriority="0" w:semiHidden="0" w:unhideWhenUsed="0"/>
+    <w:lsdException w:name="Default Paragraph Font" w:uiPriority="0" w:unhideWhenUsed="0" w:qFormat="1"/>
+    <w:lsdException w:name="Subtitle" w:uiPriority="0" w:semiHidden="0" w:unhideWhenUsed="0" w:qFormat="1"/>
     <w:lsdException w:name="Strong" w:uiPriority="0" w:semiHidden="0" w:unhideWhenUsed="0" w:qFormat="1"/>
-    <w:lsdException w:name="Normal Table" w:uiPriority="0" w:unhideWhenUsed="0" w:qFormat="1"/>
-    <w:lsdException w:name="List Bullet 2" w:uiPriority="0" w:semiHidden="0" w:unhideWhenUsed="0"/>
-    <w:lsdException w:name="List Continue 4" w:uiPriority="0" w:semiHidden="0" w:unhideWhenUsed="0"/>
-    <w:lsdException w:name="Medium Grid 3 Accent 4" w:uiPriority="69" w:semiHidden="0" w:unhideWhenUsed="0"/>
-    <w:lsdException w:name="toc 4" w:uiPriority="0" w:semiHidden="0" w:unhideWhenUsed="0"/>
-    <w:lsdException w:name="Dark List" w:uiPriority="70" w:semiHidden="0" w:unhideWhenUsed="0"/>
-    <w:lsdException w:name="Table Grid" w:uiPriority="0" w:semiHidden="0" w:unhideWhenUsed="0"/>
-    <w:lsdException w:name="Colorful Shading Accent 4" w:uiPriority="71" w:semiHidden="0" w:unhideWhenUsed="0"/>
-    <w:lsdException w:name="Table Grid 4" w:uiPriority="0" w:semiHidden="0" w:unhideWhenUsed="0"/>
-    <w:lsdException w:name="heading 5" w:uiPriority="0" w:qFormat="1"/>
-    <w:lsdException w:name="table of authorities" w:uiPriority="0" w:semiHidden="0" w:unhideWhenUsed="0"/>
-    <w:lsdException w:name="Table 3D effects 3" w:uiPriority="0" w:semiHidden="0" w:unhideWhenUsed="0"/>
-    <w:lsdException w:name="Table Grid 1" w:uiPriority="0" w:semiHidden="0" w:unhideWhenUsed="0"/>
-    <w:lsdException w:name="heading 2" w:uiPriority="0" w:qFormat="1"/>
-    <w:lsdException w:name="Medium Grid 3 Accent 3" w:uiPriority="69" w:semiHidden="0" w:unhideWhenUsed="0"/>
-    <w:lsdException w:name="annotation reference" w:uiPriority="0" w:semiHidden="0" w:unhideWhenUsed="0"/>
-    <w:lsdException w:name="HTML Address" w:uiPriority="0" w:semiHidden="0" w:unhideWhenUsed="0"/>
-    <w:lsdException w:name="Title" w:uiPriority="0" w:semiHidden="0" w:unhideWhenUsed="0" w:qFormat="1"/>
-    <w:lsdException w:name="Table Columns 2" w:uiPriority="0" w:semiHidden="0" w:unhideWhenUsed="0"/>
-    <w:lsdException w:name="Medium Shading 1 Accent 2" w:uiPriority="63" w:semiHidden="0" w:unhideWhenUsed="0"/>
-    <w:lsdException w:name="Table Contemporary" w:uiPriority="0" w:semiHidden="0" w:unhideWhenUsed="0"/>
-    <w:lsdException w:name="HTML Variable" w:uiPriority="0" w:semiHidden="0" w:unhideWhenUsed="0"/>
-    <w:lsdException w:name="Table Professional" w:uiPriority="0" w:semiHidden="0" w:unhideWhenUsed="0"/>
-    <w:lsdException w:name="Body Text Indent 3" w:uiPriority="0" w:semiHidden="0" w:unhideWhenUsed="0"/>
-    <w:lsdException w:name="List 2" w:uiPriority="0" w:semiHidden="0" w:unhideWhenUsed="0"/>
-    <w:lsdException w:name="Medium Shading 1 Accent 4" w:uiPriority="63" w:semiHidden="0" w:unhideWhenUsed="0"/>
-    <w:lsdException w:name="annotation text" w:uiPriority="0" w:semiHidden="0" w:unhideWhenUsed="0"/>
-    <w:lsdException w:name="Light Grid Accent 5" w:uiPriority="62" w:semiHidden="0" w:unhideWhenUsed="0"/>
-    <w:lsdException w:name="Table List 3" w:uiPriority="0" w:semiHidden="0" w:unhideWhenUsed="0"/>
-    <w:lsdException w:name="Note Heading" w:uiPriority="0" w:semiHidden="0" w:unhideWhenUsed="0"/>
-    <w:lsdException w:name="Dark List Accent 4" w:uiPriority="70" w:semiHidden="0" w:unhideWhenUsed="0"/>
-    <w:lsdException w:name="Medium List 1 Accent 4" w:uiPriority="65" w:semiHidden="0" w:unhideWhenUsed="0"/>
-    <w:lsdException w:name="HTML Keyboard" w:uiPriority="0" w:semiHidden="0" w:unhideWhenUsed="0"/>
-    <w:lsdException w:name="Table Simple 2" w:uiPriority="0" w:semiHidden="0" w:unhideWhenUsed="0"/>
-    <w:lsdException w:name="Closing" w:uiPriority="0" w:semiHidden="0" w:unhideWhenUsed="0"/>
-    <w:lsdException w:name="List Continue" w:uiPriority="0" w:semiHidden="0" w:unhideWhenUsed="0"/>
-    <w:lsdException w:name="List Continue 5" w:uiPriority="0" w:semiHidden="0" w:unhideWhenUsed="0"/>
-    <w:lsdException w:name="Default Paragraph Font" w:uiPriority="0" w:unhideWhenUsed="0" w:qFormat="1"/>
-    <w:lsdException w:name="Signature" w:uiPriority="0" w:semiHidden="0" w:unhideWhenUsed="0"/>
-    <w:lsdException w:name="Table Web 2" w:uiPriority="0" w:semiHidden="0" w:unhideWhenUsed="0"/>
-    <w:lsdException w:name="Block Text" w:uiPriority="0" w:semiHidden="0" w:unhideWhenUsed="0"/>
-    <w:lsdException w:name="heading 8" w:uiPriority="0" w:qFormat="1"/>
-    <w:lsdException w:name="footnote text" w:uiPriority="0" w:semiHidden="0" w:unhideWhenUsed="0"/>
-    <w:lsdException w:name="Medium Grid 2 Accent 1" w:uiPriority="68" w:semiHidden="0" w:unhideWhenUsed="0"/>
-    <w:lsdException w:name="Medium Grid 1 Accent 1" w:uiPriority="67" w:semiHidden="0" w:unhideWhenUsed="0"/>
-    <w:lsdException w:name="HTML Acronym" w:uiPriority="0" w:semiHidden="0" w:unhideWhenUsed="0"/>
-    <w:lsdException w:name="Table Simple 3" w:uiPriority="0" w:semiHidden="0" w:unhideWhenUsed="0"/>
-    <w:lsdException w:name="heading 6" w:uiPriority="0" w:qFormat="1"/>
-    <w:lsdException w:name="Light Grid Accent 2" w:uiPriority="62" w:semiHidden="0" w:unhideWhenUsed="0"/>
-    <w:lsdException w:name="index 6" w:uiPriority="0" w:semiHidden="0" w:unhideWhenUsed="0"/>
-    <w:lsdException w:name="index 9" w:uiPriority="0" w:semiHidden="0" w:unhideWhenUsed="0"/>
-    <w:lsdException w:name="Light Shading Accent 1" w:uiPriority="60" w:semiHidden="0" w:unhideWhenUsed="0"/>
-    <w:lsdException w:name="Body Text Indent" w:uiPriority="0" w:semiHidden="0" w:unhideWhenUsed="0"/>
-    <w:lsdException w:name="List 5" w:uiPriority="0" w:semiHidden="0" w:unhideWhenUsed="0"/>
-    <w:lsdException w:name="Colorful Grid Accent 6" w:uiPriority="73" w:semiHidden="0" w:unhideWhenUsed="0"/>
-    <w:lsdException w:name="Table List 6" w:uiPriority="0" w:semiHidden="0" w:unhideWhenUsed="0"/>
-    <w:lsdException w:name="List Number 5" w:uiPriority="0" w:semiHidden="0" w:unhideWhenUsed="0"/>
-    <w:lsdException w:name="Light List Accent 3" w:uiPriority="61" w:semiHidden="0" w:unhideWhenUsed="0"/>
-    <w:lsdException w:name="HTML Typewriter" w:uiPriority="0" w:semiHidden="0" w:unhideWhenUsed="0"/>
-    <w:lsdException w:name="Colorful Shading Accent 2" w:uiPriority="71" w:semiHidden="0" w:unhideWhenUsed="0"/>
-    <w:lsdException w:name="index 7" w:uiPriority="0" w:semiHidden="0" w:unhideWhenUsed="0"/>
-    <w:lsdException w:name="Light List Accent 2" w:uiPriority="61" w:semiHidden="0" w:unhideWhenUsed="0"/>
-    <w:lsdException w:name="Light Shading Accent 4" w:uiPriority="60" w:semiHidden="0" w:unhideWhenUsed="0"/>
-    <w:lsdException w:name="Medium Shading 2 Accent 5" w:uiPriority="64" w:semiHidden="0" w:unhideWhenUsed="0"/>
-    <w:lsdException w:name="Table List 2" w:uiPriority="0" w:semiHidden="0" w:unhideWhenUsed="0"/>
-    <w:lsdException w:name="Table List 1" w:uiPriority="0" w:semiHidden="0" w:unhideWhenUsed="0"/>
-    <w:lsdException w:name="Hyperlink" w:uiPriority="0" w:semiHidden="0" w:unhideWhenUsed="0"/>
-    <w:lsdException w:name="Medium Grid 1 Accent 2" w:uiPriority="67" w:semiHidden="0" w:unhideWhenUsed="0"/>
-    <w:lsdException w:name="Balloon Text" w:uiPriority="0" w:semiHidden="0" w:unhideWhenUsed="0"/>
-    <w:lsdException w:name="Medium Grid 1 Accent 6" w:uiPriority="67" w:semiHidden="0" w:unhideWhenUsed="0"/>
-    <w:lsdException w:name="Light Shading Accent 3" w:uiPriority="60" w:semiHidden="0" w:unhideWhenUsed="0"/>
-    <w:lsdException w:name="Table List 8" w:uiPriority="0" w:semiHidden="0" w:unhideWhenUsed="0"/>
-    <w:lsdException w:name="Light List" w:uiPriority="61" w:semiHidden="0" w:unhideWhenUsed="0"/>
-    <w:lsdException w:name="Table Colorful 3" w:uiPriority="0" w:semiHidden="0" w:unhideWhenUsed="0"/>
-    <w:lsdException w:name="Light Grid" w:uiPriority="62" w:semiHidden="0" w:unhideWhenUsed="0"/>
-    <w:lsdException w:name="Medium Shading 1 Accent 6" w:uiPriority="63" w:semiHidden="0" w:unhideWhenUsed="0"/>
-    <w:lsdException w:name="Medium Grid 3 Accent 6" w:uiPriority="69" w:semiHidden="0" w:unhideWhenUsed="0"/>
-    <w:lsdException w:name="Colorful Shading Accent 6" w:uiPriority="71" w:semiHidden="0" w:unhideWhenUsed="0"/>
-    <w:lsdException w:name="Light List Accent 5" w:uiPriority="61" w:semiHidden="0" w:unhideWhenUsed="0"/>
-    <w:lsdException w:name="Medium Grid 3 Accent 5" w:uiPriority="69" w:semiHidden="0" w:unhideWhenUsed="0"/>
-    <w:lsdException w:name="Table Columns 4" w:uiPriority="0" w:semiHidden="0" w:unhideWhenUsed="0"/>
-    <w:lsdException w:name="Colorful Shading Accent 5" w:uiPriority="71" w:semiHidden="0" w:unhideWhenUsed="0"/>
-    <w:lsdException w:name="Medium Shading 2 Accent 6" w:uiPriority="64" w:semiHidden="0" w:unhideWhenUsed="0"/>
-    <w:lsdException w:name="Medium Grid 3 Accent 2" w:uiPriority="69" w:semiHidden="0" w:unhideWhenUsed="0"/>
-    <w:lsdException w:name="table of figures" w:uiPriority="0" w:semiHidden="0" w:unhideWhenUsed="0"/>
-    <w:lsdException w:name="Date" w:uiPriority="0" w:semiHidden="0" w:unhideWhenUsed="0"/>
-    <w:lsdException w:name="Light List Accent 6" w:uiPriority="61" w:semiHidden="0" w:unhideWhenUsed="0"/>
-    <w:lsdException w:name="index 5" w:uiPriority="0" w:semiHidden="0" w:unhideWhenUsed="0"/>
-    <w:lsdException w:name="Colorful Grid Accent 4" w:uiPriority="73" w:semiHidden="0" w:unhideWhenUsed="0"/>
+    <w:lsdException w:name="Medium List 2 Accent 6" w:uiPriority="66" w:semiHidden="0" w:unhideWhenUsed="0"/>
     <w:lsdException w:name="Medium Grid 1 Accent 4" w:uiPriority="67" w:semiHidden="0" w:unhideWhenUsed="0"/>
-    <w:lsdException w:name="List 4" w:uiPriority="0" w:semiHidden="0" w:unhideWhenUsed="0"/>
-    <w:lsdException w:name="Medium List 1" w:uiPriority="65" w:semiHidden="0" w:unhideWhenUsed="0"/>
-    <w:lsdException w:name="Colorful Grid" w:uiPriority="73" w:semiHidden="0" w:unhideWhenUsed="0"/>
-    <w:lsdException w:name="Colorful Grid Accent 1" w:uiPriority="73" w:semiHidden="0" w:unhideWhenUsed="0"/>
-    <w:lsdException w:name="Table Simple 1" w:uiPriority="0" w:semiHidden="0" w:unhideWhenUsed="0"/>
-    <w:lsdException w:name="heading 4" w:uiPriority="0" w:qFormat="1"/>
-    <w:lsdException w:name="Table Web 3" w:uiPriority="0" w:semiHidden="0" w:unhideWhenUsed="0"/>
-    <w:lsdException w:name="Dark List Accent 3" w:uiPriority="70" w:semiHidden="0" w:unhideWhenUsed="0"/>
-    <w:lsdException w:name="envelope return" w:uiPriority="0" w:semiHidden="0" w:unhideWhenUsed="0"/>
-    <w:lsdException w:name="Medium Grid 3" w:uiPriority="69" w:semiHidden="0" w:unhideWhenUsed="0"/>
-    <w:lsdException w:name="Medium List 2 Accent 6" w:uiPriority="66" w:semiHidden="0" w:unhideWhenUsed="0"/>
-    <w:lsdException w:name="Table List 5" w:uiPriority="0" w:semiHidden="0" w:unhideWhenUsed="0"/>
-    <w:lsdException w:name="endnote reference" w:uiPriority="0" w:semiHidden="0" w:unhideWhenUsed="0"/>
-    <w:lsdException w:name="Medium List 2" w:uiPriority="66" w:semiHidden="0" w:unhideWhenUsed="0"/>
-    <w:lsdException w:name="Medium Shading 1" w:uiPriority="63" w:semiHidden="0" w:unhideWhenUsed="0"/>
-    <w:lsdException w:name="footnote reference" w:uiPriority="0" w:semiHidden="0" w:unhideWhenUsed="0"/>
-    <w:lsdException w:name="Table Grid 2" w:uiPriority="0" w:semiHidden="0" w:unhideWhenUsed="0"/>
-    <w:lsdException w:name="Light List Accent 4" w:uiPriority="61" w:semiHidden="0" w:unhideWhenUsed="0"/>
-    <w:lsdException w:name="Normal Indent" w:uiPriority="0" w:semiHidden="0" w:unhideWhenUsed="0"/>
-    <w:lsdException w:name="toc 2" w:uiPriority="0" w:semiHidden="0" w:unhideWhenUsed="0"/>
-    <w:lsdException w:name="Salutation" w:uiPriority="0" w:semiHidden="0" w:unhideWhenUsed="0"/>
-    <w:lsdException w:name="List 3" w:uiPriority="0" w:semiHidden="0" w:unhideWhenUsed="0"/>
-    <w:lsdException w:name="Table Elegant" w:uiPriority="0" w:semiHidden="0" w:unhideWhenUsed="0"/>
-    <w:lsdException w:name="toc 7" w:uiPriority="0" w:semiHidden="0" w:unhideWhenUsed="0"/>
-    <w:lsdException w:name="toc 8" w:uiPriority="0" w:semiHidden="0" w:unhideWhenUsed="0"/>
-    <w:lsdException w:name="Light Shading Accent 6" w:uiPriority="60" w:semiHidden="0" w:unhideWhenUsed="0"/>
-    <w:lsdException w:name="List Number 4" w:uiPriority="0" w:semiHidden="0" w:unhideWhenUsed="0"/>
-    <w:lsdException w:name="Table Theme" w:uiPriority="0" w:semiHidden="0" w:unhideWhenUsed="0"/>
-    <w:lsdException w:name="page number" w:uiPriority="0" w:semiHidden="0" w:unhideWhenUsed="0"/>
-    <w:lsdException w:name="toc 3" w:uiPriority="0" w:semiHidden="0" w:unhideWhenUsed="0"/>
-    <w:lsdException w:name="Body Text" w:uiPriority="0" w:semiHidden="0" w:unhideWhenUsed="0"/>
-    <w:lsdException w:name="heading 3" w:uiPriority="0" w:qFormat="1"/>
-    <w:lsdException w:name="Colorful Grid Accent 2" w:uiPriority="73" w:semiHidden="0" w:unhideWhenUsed="0"/>
-    <w:lsdException w:name="Medium Grid 1" w:uiPriority="67" w:semiHidden="0" w:unhideWhenUsed="0"/>
-    <w:lsdException w:name="Table Columns 3" w:uiPriority="0" w:semiHidden="0" w:unhideWhenUsed="0"/>
-    <w:lsdException w:name="Table Grid 6" w:uiPriority="0" w:semiHidden="0" w:unhideWhenUsed="0"/>
-    <w:lsdException w:name="Body Text First Indent 2" w:uiPriority="0" w:semiHidden="0" w:unhideWhenUsed="0"/>
-    <w:lsdException w:name="Colorful Grid Accent 5" w:uiPriority="73" w:semiHidden="0" w:unhideWhenUsed="0"/>
-    <w:lsdException w:name="List Continue 3" w:uiPriority="0" w:semiHidden="0" w:unhideWhenUsed="0"/>
-    <w:lsdException w:name="toc 9" w:uiPriority="0" w:semiHidden="0" w:unhideWhenUsed="0"/>
-    <w:lsdException w:name="Medium List 2 Accent 3" w:uiPriority="66" w:semiHidden="0" w:unhideWhenUsed="0"/>
-    <w:lsdException w:name="Light Grid Accent 3" w:uiPriority="62" w:semiHidden="0" w:unhideWhenUsed="0"/>
-    <w:lsdException w:name="toc 1" w:uiPriority="0" w:semiHidden="0" w:unhideWhenUsed="0"/>
-    <w:lsdException w:name="Colorful Grid Accent 3" w:uiPriority="73" w:semiHidden="0" w:unhideWhenUsed="0"/>
-    <w:lsdException w:name="Light Grid Accent 6" w:uiPriority="62" w:semiHidden="0" w:unhideWhenUsed="0"/>
-    <w:lsdException w:name="Colorful List" w:uiPriority="72" w:semiHidden="0" w:unhideWhenUsed="0"/>
-    <w:lsdException w:name="Light Grid Accent 1" w:uiPriority="62" w:semiHidden="0" w:unhideWhenUsed="0"/>
-    <w:lsdException w:name="caption" w:uiPriority="0" w:qFormat="1"/>
-    <w:lsdException w:name="Medium Grid 2 Accent 6" w:uiPriority="68" w:semiHidden="0" w:unhideWhenUsed="0"/>
-    <w:lsdException w:name="Body Text First Indent" w:uiPriority="0" w:semiHidden="0" w:unhideWhenUsed="0"/>
-    <w:lsdException w:name="toc 5" w:uiPriority="0" w:semiHidden="0" w:unhideWhenUsed="0"/>
-    <w:lsdException w:name="Table List 4" w:uiPriority="0" w:semiHidden="0" w:unhideWhenUsed="0"/>
-    <w:lsdException w:name="heading 1" w:uiPriority="0" w:semiHidden="0" w:unhideWhenUsed="0" w:qFormat="1"/>
-    <w:lsdException w:name="Medium List 1 Accent 1" w:uiPriority="65" w:semiHidden="0" w:unhideWhenUsed="0"/>
-    <w:lsdException w:name="endnote text" w:uiPriority="0" w:semiHidden="0" w:unhideWhenUsed="0"/>
-    <w:lsdException w:name="Normal (Web)" w:uiPriority="0" w:semiHidden="0" w:unhideWhenUsed="0"/>
-    <w:lsdException w:name="Table 3D effects 2" w:uiPriority="0" w:semiHidden="0" w:unhideWhenUsed="0"/>
-    <w:lsdException w:name="header" w:uiPriority="0" w:semiHidden="0" w:unhideWhenUsed="0"/>
-    <w:lsdException w:name="Medium List 2 Accent 2" w:uiPriority="66" w:semiHidden="0" w:unhideWhenUsed="0"/>
-    <w:lsdException w:name="HTML Preformatted" w:uiPriority="0" w:semiHidden="0" w:unhideWhenUsed="0"/>
-    <w:lsdException w:name="Table Columns 5" w:uiPriority="0" w:semiHidden="0" w:unhideWhenUsed="0"/>
-    <w:lsdException w:name="toc 6" w:uiPriority="0" w:semiHidden="0" w:unhideWhenUsed="0"/>
-    <w:lsdException w:name="Table Web 1" w:uiPriority="0" w:semiHidden="0" w:unhideWhenUsed="0"/>
-    <w:lsdException w:name="Message Header" w:uiPriority="0" w:semiHidden="0" w:unhideWhenUsed="0"/>
-    <w:lsdException w:name="Dark List Accent 5" w:uiPriority="70" w:semiHidden="0" w:unhideWhenUsed="0"/>
-    <w:lsdException w:name="Colorful List Accent 4" w:uiPriority="72" w:semiHidden="0" w:unhideWhenUsed="0"/>
-    <w:lsdException w:name="Plain Text" w:uiPriority="0" w:semiHidden="0" w:unhideWhenUsed="0"/>
-    <w:lsdException w:name="Medium Grid 2 Accent 2" w:uiPriority="68" w:semiHidden="0" w:unhideWhenUsed="0"/>
-    <w:lsdException w:name="Light Grid Accent 4" w:uiPriority="62" w:semiHidden="0" w:unhideWhenUsed="0"/>
-    <w:lsdException w:name="Medium Shading 1 Accent 1" w:uiPriority="63" w:semiHidden="0" w:unhideWhenUsed="0"/>
-    <w:lsdException w:name="HTML Sample" w:uiPriority="0" w:semiHidden="0" w:unhideWhenUsed="0"/>
-    <w:lsdException w:name="heading 9" w:uiPriority="0" w:qFormat="1"/>
-    <w:lsdException w:name="Medium Grid 1 Accent 5" w:uiPriority="67" w:semiHidden="0" w:unhideWhenUsed="0"/>
-    <w:lsdException w:name="List Bullet 3" w:uiPriority="0" w:semiHidden="0" w:unhideWhenUsed="0"/>
-    <w:lsdException w:name="Medium Shading 2 Accent 2" w:uiPriority="64" w:semiHidden="0" w:unhideWhenUsed="0"/>
-    <w:lsdException w:name="Medium Shading 2" w:uiPriority="64" w:semiHidden="0" w:unhideWhenUsed="0"/>
-    <w:lsdException w:name="heading 7" w:uiPriority="0" w:qFormat="1"/>
-    <w:lsdException w:name="Table Grid 8" w:uiPriority="0" w:semiHidden="0" w:unhideWhenUsed="0"/>
-    <w:lsdException w:name="Subtitle" w:uiPriority="0" w:semiHidden="0" w:unhideWhenUsed="0" w:qFormat="1"/>
-    <w:lsdException w:name="Table Grid 5" w:uiPriority="0" w:semiHidden="0" w:unhideWhenUsed="0"/>
-    <w:lsdException w:name="Table Classic 3" w:uiPriority="0" w:semiHidden="0" w:unhideWhenUsed="0"/>
-    <w:lsdException w:name="Colorful List Accent 5" w:uiPriority="72" w:semiHidden="0" w:unhideWhenUsed="0"/>
-    <w:lsdException w:name="index 3" w:uiPriority="0" w:semiHidden="0" w:unhideWhenUsed="0"/>
-    <w:lsdException w:name="Colorful List Accent 6" w:uiPriority="72" w:semiHidden="0" w:unhideWhenUsed="0"/>
-    <w:lsdException w:name="Dark List Accent 2" w:uiPriority="70" w:semiHidden="0" w:unhideWhenUsed="0"/>
-    <w:lsdException w:name="List Number 2" w:uiPriority="0" w:semiHidden="0" w:unhideWhenUsed="0"/>
-    <w:lsdException w:name="Table Subtle 1" w:uiPriority="0" w:semiHidden="0" w:unhideWhenUsed="0"/>
-    <w:lsdException w:name="Dark List Accent 1" w:uiPriority="70" w:semiHidden="0" w:unhideWhenUsed="0"/>
-    <w:lsdException w:name="HTML Definition" w:uiPriority="0" w:semiHidden="0" w:unhideWhenUsed="0"/>
-    <w:lsdException w:name="Medium List 1 Accent 5" w:uiPriority="65" w:semiHidden="0" w:unhideWhenUsed="0"/>
-    <w:lsdException w:name="Table Grid 3" w:uiPriority="0" w:semiHidden="0" w:unhideWhenUsed="0"/>
-    <w:lsdException w:name="List Bullet" w:uiPriority="0" w:semiHidden="0" w:unhideWhenUsed="0"/>
-    <w:lsdException w:name="Medium Grid 2 Accent 5" w:uiPriority="68" w:semiHidden="0" w:unhideWhenUsed="0"/>
-    <w:lsdException w:name="Medium List 2 Accent 1" w:uiPriority="66" w:semiHidden="0" w:unhideWhenUsed="0"/>
-    <w:lsdException w:name="footer" w:uiPriority="0" w:semiHidden="0" w:unhideWhenUsed="0"/>
-    <w:lsdException w:name="Medium Grid 2" w:uiPriority="68" w:semiHidden="0" w:unhideWhenUsed="0"/>
-    <w:lsdException w:name="toa heading" w:uiPriority="0" w:semiHidden="0" w:unhideWhenUsed="0"/>
-    <w:lsdException w:name="Body Text Indent 2" w:uiPriority="0" w:semiHidden="0" w:unhideWhenUsed="0"/>
-    <w:lsdException w:name="annotation subject" w:uiPriority="0" w:semiHidden="0" w:unhideWhenUsed="0"/>
-    <w:lsdException w:name="Colorful List Accent 3" w:uiPriority="72" w:semiHidden="0" w:unhideWhenUsed="0"/>
-    <w:lsdException w:name="index 4" w:uiPriority="0" w:semiHidden="0" w:unhideWhenUsed="0"/>
-    <w:lsdException w:name="Medium Shading 1 Accent 3" w:uiPriority="63" w:semiHidden="0" w:unhideWhenUsed="0"/>
-    <w:lsdException w:name="E-mail Signature" w:uiPriority="0" w:semiHidden="0" w:unhideWhenUsed="0"/>
-    <w:lsdException w:name="Body Text 2" w:uiPriority="0" w:semiHidden="0" w:unhideWhenUsed="0"/>
-    <w:lsdException w:name="Light Shading Accent 5" w:uiPriority="60" w:semiHidden="0" w:unhideWhenUsed="0"/>
-    <w:lsdException w:name="Medium Shading 1 Accent 5" w:uiPriority="63" w:semiHidden="0" w:unhideWhenUsed="0"/>
-    <w:lsdException w:name="Table 3D effects 1" w:uiPriority="0" w:semiHidden="0" w:unhideWhenUsed="0"/>
-    <w:lsdException w:name="List Bullet 5" w:uiPriority="0" w:semiHidden="0" w:unhideWhenUsed="0"/>
-    <w:lsdException w:name="Medium Shading 2 Accent 4" w:uiPriority="64" w:semiHidden="0" w:unhideWhenUsed="0"/>
-    <w:lsdException w:name="index heading" w:uiPriority="0" w:semiHidden="0" w:unhideWhenUsed="0"/>
-    <w:lsdException w:name="Medium Shading 2 Accent 1" w:uiPriority="64" w:semiHidden="0" w:unhideWhenUsed="0"/>
-    <w:lsdException w:name="FollowedHyperlink" w:uiPriority="0" w:semiHidden="0" w:unhideWhenUsed="0"/>
-    <w:lsdException w:name="Emphasis" w:uiPriority="0" w:semiHidden="0" w:unhideWhenUsed="0" w:qFormat="1"/>
-    <w:lsdException w:name="index 8" w:uiPriority="0" w:semiHidden="0" w:unhideWhenUsed="0"/>
-    <w:lsdException w:name="Medium List 2 Accent 4" w:uiPriority="66" w:semiHidden="0" w:unhideWhenUsed="0"/>
-    <w:lsdException w:name="Colorful Shading Accent 1" w:uiPriority="71" w:semiHidden="0" w:unhideWhenUsed="0"/>
-    <w:lsdException w:name="Medium List 2 Accent 5" w:uiPriority="66" w:semiHidden="0" w:unhideWhenUsed="0"/>
-    <w:lsdException w:name="List Continue 2" w:uiPriority="0" w:semiHidden="0" w:unhideWhenUsed="0"/>
-    <w:lsdException w:name="Table Columns 1" w:uiPriority="0" w:semiHidden="0" w:unhideWhenUsed="0"/>
-    <w:lsdException w:name="Medium Grid 2 Accent 3" w:uiPriority="68" w:semiHidden="0" w:unhideWhenUsed="0"/>
-    <w:lsdException w:name="Table Subtle 2" w:uiPriority="0" w:semiHidden="0" w:unhideWhenUsed="0"/>
-    <w:lsdException w:name="Light List Accent 1" w:uiPriority="61" w:semiHidden="0" w:unhideWhenUsed="0"/>
-    <w:lsdException w:name="HTML Cite" w:uiPriority="0" w:semiHidden="0" w:unhideWhenUsed="0"/>
-    <w:lsdException w:name="Table Colorful 2" w:uiPriority="0" w:semiHidden="0" w:unhideWhenUsed="0"/>
-    <w:lsdException w:name="List Bullet 4" w:uiPriority="0" w:semiHidden="0" w:unhideWhenUsed="0"/>
-    <w:lsdException w:name="Colorful List Accent 1" w:uiPriority="72" w:semiHidden="0" w:unhideWhenUsed="0"/>
-    <w:lsdException w:name="Medium Grid 2 Accent 4" w:uiPriority="68" w:semiHidden="0" w:unhideWhenUsed="0"/>
-    <w:lsdException w:name="List Number" w:uiPriority="0" w:semiHidden="0" w:unhideWhenUsed="0"/>
-    <w:lsdException w:name="List Number 3" w:uiPriority="0" w:semiHidden="0" w:unhideWhenUsed="0"/>
-    <w:lsdException w:name="Table List 7" w:uiPriority="0" w:semiHidden="0" w:unhideWhenUsed="0"/>
-    <w:lsdException w:name="Document Map" w:uiPriority="0" w:semiHidden="0" w:unhideWhenUsed="0"/>
-    <w:lsdException w:name="Medium Grid 3 Accent 1" w:uiPriority="69" w:semiHidden="0" w:unhideWhenUsed="0"/>
-    <w:lsdException w:name="index 1" w:uiPriority="0" w:semiHidden="0" w:unhideWhenUsed="0"/>
-    <w:lsdException w:name="Dark List Accent 6" w:uiPriority="70" w:semiHidden="0" w:unhideWhenUsed="0"/>
-    <w:lsdException w:name="Table Grid 7" w:uiPriority="0" w:semiHidden="0" w:unhideWhenUsed="0"/>
-    <w:lsdException w:name="Colorful Shading" w:uiPriority="71" w:semiHidden="0" w:unhideWhenUsed="0"/>
-    <w:lsdException w:name="Table Classic 2" w:uiPriority="0" w:semiHidden="0" w:unhideWhenUsed="0"/>
-    <w:lsdException w:name="Light Shading" w:uiPriority="60" w:semiHidden="0" w:unhideWhenUsed="0"/>
-    <w:lsdException w:name="Medium List 1 Accent 2" w:uiPriority="65" w:semiHidden="0" w:unhideWhenUsed="0"/>
-    <w:lsdException w:name="macro" w:uiPriority="0" w:semiHidden="0" w:unhideWhenUsed="0"/>
   </w:latentStyles>
+  <w:style w:type="paragraph" w:styleId="000001" w:default="1">
+    <w:name w:val="Normal"/>
+    <w:uiPriority w:val="0"/>
+    <w:qFormat w:val="1"/>
+    <w:pPr>
+      <w:widowControl w:val="0"/>
+      <w:jc w:val="both"/>
+    </w:pPr>
+    <w:rPr>
+      <w:rFonts w:asciiTheme="minorHAnsi" w:hAnsiTheme="minorHAnsi" w:eastAsiaTheme="minorEastAsia" w:cstheme="minorBidi"/>
+      <w:kern w:val="2"/>
+      <w:sz w:val="21"/>
+      <w:szCs w:val="24"/>
+      <w:lang w:val="en-US" w:eastAsia="zh-CN" w:bidi="ar-SA"/>
+    </w:rPr>
+  </w:style>
   <w:style w:type="character" w:styleId="000003" w:default="1">
     <w:name w:val="Default Paragraph Font"/>
     <w:uiPriority w:val="0"/>
@@ -646,22 +750,6 @@
       <w:b w:val="1"/>
       <w:kern w:val="44"/>
       <w:sz w:val="44"/>
-    </w:rPr>
-  </w:style>
-  <w:style w:type="paragraph" w:styleId="000001" w:default="1">
-    <w:name w:val="Normal"/>
-    <w:uiPriority w:val="0"/>
-    <w:qFormat w:val="1"/>
-    <w:pPr>
-      <w:widowControl w:val="0"/>
-      <w:jc w:val="both"/>
-    </w:pPr>
-    <w:rPr>
-      <w:rFonts w:asciiTheme="minorHAnsi" w:hAnsiTheme="minorHAnsi" w:eastAsiaTheme="minorEastAsia" w:cstheme="minorBidi"/>
-      <w:kern w:val="2"/>
-      <w:sz w:val="21"/>
-      <w:szCs w:val="24"/>
-      <w:lang w:val="en-US" w:eastAsia="zh-CN" w:bidi="ar-SA"/>
     </w:rPr>
   </w:style>
   <w:style w:type="table" w:styleId="000004" w:default="1">

--- a/Word/美术角色资源说明.docx
+++ b/Word/美术角色资源说明.docx
@@ -426,21 +426,298 @@
     </w:p>
     <w:p>
       <w:pPr>
+        <w:pBdr/>
+        <w:ind/>
+        <w:rPr>
+          <w:rFonts w:ascii="黑体" w:hAnsi="黑体" w:eastAsia="黑体" w:cs="黑体"/>
+          <w:i w:val="0"/>
+          <w:strike w:val="0"/>
+          <w:spacing w:val="0"/>
+          <w:u w:val="none"/>
+        </w:rPr>
+      </w:pPr>
+      <w:r>
+        <w:rPr>
+          <w:rFonts w:hint="eastAsia" w:ascii="黑体" w:hAnsi="黑体" w:eastAsia="黑体" w:cs="黑体"/>
+          <w:i w:val="0"/>
+          <w:strike w:val="0"/>
+          <w:spacing w:val="0"/>
+          <w:u w:val="none"/>
+        </w:rPr>
+        <w:t>立绘新增包包含face_06—10、hair_05—07的主图及Mask，共16张，尺寸768×768；face_06同名文件以本批为准。新增立绘脸07—10、头发07预留同编号Q版配置，待美术补齐。预留记录不代表图片已交付，未给出的配色和发光值保持空白。</w:t>
+      </w:r>
+    </w:p>
+    <w:p>
+      <w:pPr>
+        <w:pStyle w:val="qd5i4a"/>
+        <w:snapToGrid w:val="1"/>
+        <w:spacing w:line="240"/>
+        <w:ind/>
+        <w:rPr>
+          <w:rFonts w:ascii="微软雅黑" w:hAnsi="微软雅黑" w:eastAsia="微软雅黑" w:cs="微软雅黑"/>
+          <w:i w:val="0"/>
+          <w:strike w:val="0"/>
+          <w:color w:val="000000"/>
+          <w:sz w:val="28"/>
+          <w:u w:val="none"/>
+        </w:rPr>
+      </w:pPr>
+    </w:p>
+    <w:p>
+      <w:pPr>
+        <w:pStyle w:val="qd5i4a"/>
+        <w:snapToGrid w:val="1"/>
+        <w:spacing w:line="240"/>
+        <w:ind/>
+        <w:rPr>
+          <w:rFonts w:ascii="微软雅黑" w:hAnsi="微软雅黑" w:eastAsia="微软雅黑" w:cs="微软雅黑"/>
+          <w:i w:val="0"/>
+          <w:strike w:val="0"/>
+          <w:color w:val="000000"/>
+          <w:sz w:val="28"/>
+          <w:u w:val="none"/>
+        </w:rPr>
+      </w:pPr>
+      <w:r>
+        <w:rPr>
+          <w:rFonts w:ascii="微软雅黑" w:hAnsi="微软雅黑" w:eastAsia="微软雅黑" w:cs="微软雅黑"/>
+          <w:i w:val="0"/>
+          <w:strike w:val="0"/>
+          <w:color w:val="000000"/>
+          <w:sz w:val="28"/>
+          <w:u w:val="none"/>
+        </w:rPr>
+        <w:br w:type="page"/>
+      </w:r>
+    </w:p>
+    <w:p>
+      <w:pPr>
+        <w:pStyle w:val="qd5i4a"/>
+        <w:snapToGrid w:val="1"/>
+        <w:spacing w:line="240"/>
+        <w:ind/>
+      </w:pPr>
+      <w:r>
+        <w:rPr>
+          <w:rFonts w:hint="eastAsia" w:ascii="微软雅黑" w:hAnsi="微软雅黑" w:eastAsia="微软雅黑" w:cs="微软雅黑"/>
+          <w:i w:val="0"/>
+          <w:strike w:val="0"/>
+          <w:color w:val="000000"/>
+          <w:sz w:val="28"/>
+          <w:u w:val="none"/>
+        </w:rPr>
+        <w:t>怪物资源</w:t>
+      </w:r>
+    </w:p>
+    <w:p>
+      <w:pPr>
+        <w:snapToGrid w:val="1"/>
+        <w:spacing w:line="240"/>
+        <w:ind/>
+      </w:pPr>
+      <w:r>
+        <w:rPr>
+          <w:rFonts w:hint="eastAsia" w:ascii="微软雅黑" w:hAnsi="微软雅黑" w:eastAsia="微软雅黑" w:cs="微软雅黑"/>
+          <w:i w:val="0"/>
+          <w:strike w:val="0"/>
+          <w:color w:val="000000"/>
+          <w:sz w:val="24"/>
+          <w:u w:val="none"/>
+        </w:rPr>
+        <w:t>本期交付16张256×256 PNG，包含8种外观各自的单只图和群组图。monster_01为单只图，monster_02为对应群组图，后面的字母与数字共同区分外观。</w:t>
+      </w:r>
+    </w:p>
+    <w:p>
+      <w:pPr>
+        <w:snapToGrid w:val="1"/>
+        <w:spacing w:line="240"/>
+        <w:ind/>
+      </w:pPr>
+      <w:r>
+        <w:rPr>
+          <w:rFonts w:hint="eastAsia" w:ascii="微软雅黑" w:hAnsi="微软雅黑" w:eastAsia="微软雅黑" w:cs="微软雅黑"/>
+          <w:i w:val="0"/>
+          <w:strike w:val="0"/>
+          <w:color w:val="000000"/>
+          <w:sz w:val="24"/>
+          <w:u w:val="none"/>
+        </w:rPr>
+        <w:t>紫红史莱姆：monster_01_a_1.png；群组图monster_02_a_1.png。</w:t>
+      </w:r>
+    </w:p>
+    <w:p>
+      <w:pPr>
+        <w:snapToGrid w:val="1"/>
+        <w:spacing w:line="240"/>
+        <w:ind/>
+      </w:pPr>
+      <w:r>
+        <w:rPr>
+          <w:rFonts w:hint="eastAsia" w:ascii="微软雅黑" w:hAnsi="微软雅黑" w:eastAsia="微软雅黑" w:cs="微软雅黑"/>
+          <w:i w:val="0"/>
+          <w:strike w:val="0"/>
+          <w:color w:val="000000"/>
+          <w:sz w:val="24"/>
+          <w:u w:val="none"/>
+        </w:rPr>
+        <w:t>浅绿史莱姆：monster_01_a_2.png；群组图monster_02_a_2.png。</w:t>
+      </w:r>
+    </w:p>
+    <w:p>
+      <w:pPr>
+        <w:snapToGrid w:val="1"/>
+        <w:spacing w:line="240"/>
+        <w:ind/>
+      </w:pPr>
+      <w:r>
+        <w:rPr>
+          <w:rFonts w:hint="eastAsia" w:ascii="微软雅黑" w:hAnsi="微软雅黑" w:eastAsia="微软雅黑" w:cs="微软雅黑"/>
+          <w:i w:val="0"/>
+          <w:strike w:val="0"/>
+          <w:color w:val="000000"/>
+          <w:sz w:val="24"/>
+          <w:u w:val="none"/>
+        </w:rPr>
+        <w:t>青蓝史莱姆：monster_01_b_1.png；群组图monster_02_b_1.png。</w:t>
+      </w:r>
+    </w:p>
+    <w:p>
+      <w:pPr>
+        <w:snapToGrid w:val="1"/>
+        <w:spacing w:line="240"/>
+        <w:ind/>
+      </w:pPr>
+      <w:r>
+        <w:rPr>
+          <w:rFonts w:hint="eastAsia" w:ascii="微软雅黑" w:hAnsi="微软雅黑" w:eastAsia="微软雅黑" w:cs="微软雅黑"/>
+          <w:i w:val="0"/>
+          <w:strike w:val="0"/>
+          <w:color w:val="000000"/>
+          <w:sz w:val="24"/>
+          <w:u w:val="none"/>
+        </w:rPr>
+        <w:t>灰蓝史莱姆：monster_01_b_2.png；群组图monster_02_b_2.png。</w:t>
+      </w:r>
+    </w:p>
+    <w:p>
+      <w:pPr>
+        <w:snapToGrid w:val="1"/>
+        <w:spacing w:line="240"/>
+        <w:ind/>
+      </w:pPr>
+      <w:r>
+        <w:rPr>
+          <w:rFonts w:hint="eastAsia" w:ascii="微软雅黑" w:hAnsi="微软雅黑" w:eastAsia="微软雅黑" w:cs="微软雅黑"/>
+          <w:i w:val="0"/>
+          <w:strike w:val="0"/>
+          <w:color w:val="000000"/>
+          <w:sz w:val="24"/>
+          <w:u w:val="none"/>
+        </w:rPr>
+        <w:t>叶芽史莱姆：monster_01_c_1.png；群组图monster_02_c_1.png。</w:t>
+      </w:r>
+    </w:p>
+    <w:p>
+      <w:pPr>
+        <w:snapToGrid w:val="1"/>
+        <w:spacing w:line="240"/>
+        <w:ind/>
+      </w:pPr>
+      <w:r>
+        <w:rPr>
+          <w:rFonts w:hint="eastAsia" w:ascii="微软雅黑" w:hAnsi="微软雅黑" w:eastAsia="微软雅黑" w:cs="微软雅黑"/>
+          <w:i w:val="0"/>
+          <w:strike w:val="0"/>
+          <w:color w:val="000000"/>
+          <w:sz w:val="24"/>
+          <w:u w:val="none"/>
+        </w:rPr>
+        <w:t>荆冠史莱姆：monster_01_c_2.png；群组图monster_02_c_2.png。</w:t>
+      </w:r>
+    </w:p>
+    <w:p>
+      <w:pPr>
+        <w:snapToGrid w:val="1"/>
+        <w:spacing w:line="240"/>
+        <w:ind/>
+      </w:pPr>
+      <w:r>
+        <w:rPr>
+          <w:rFonts w:hint="eastAsia" w:ascii="微软雅黑" w:hAnsi="微软雅黑" w:eastAsia="微软雅黑" w:cs="微软雅黑"/>
+          <w:i w:val="0"/>
+          <w:strike w:val="0"/>
+          <w:color w:val="000000"/>
+          <w:sz w:val="24"/>
+          <w:u w:val="none"/>
+        </w:rPr>
+        <w:t>暗灰史莱姆：monster_01_d_1.png；群组图monster_02_d_1.png。</w:t>
+      </w:r>
+    </w:p>
+    <w:p>
+      <w:pPr>
+        <w:snapToGrid w:val="1"/>
+        <w:spacing w:line="240"/>
+        <w:ind/>
+      </w:pPr>
+      <w:r>
+        <w:rPr>
+          <w:rFonts w:hint="eastAsia" w:ascii="微软雅黑" w:hAnsi="微软雅黑" w:eastAsia="微软雅黑" w:cs="微软雅黑"/>
+          <w:i w:val="0"/>
+          <w:strike w:val="0"/>
+          <w:color w:val="000000"/>
+          <w:sz w:val="24"/>
+          <w:u w:val="none"/>
+        </w:rPr>
+        <w:t>黑影史莱姆：monster_01_d_2.png；群组图monster_02_d_2.png。</w:t>
+      </w:r>
+    </w:p>
+    <w:p>
+      <w:pPr>
+        <w:snapToGrid w:val="1"/>
+        <w:spacing w:line="240"/>
+        <w:ind/>
+      </w:pPr>
+      <w:r>
+        <w:rPr>
+          <w:rFonts w:hint="eastAsia" w:ascii="微软雅黑" w:hAnsi="微软雅黑" w:eastAsia="微软雅黑" w:cs="微软雅黑"/>
+          <w:i w:val="0"/>
+          <w:strike w:val="0"/>
+          <w:color w:val="000000"/>
+          <w:sz w:val="24"/>
+          <w:u w:val="none"/>
+        </w:rPr>
+        <w:t>moster表的resource_name、group_resource_name分别保存不含扩展名的实际资源名；group_count决定每次生成的个体数，当前初始均为3。群组图用于展示该组，不按图中叠放数量计算个体数。</w:t>
+      </w:r>
+    </w:p>
+    <w:p>
+      <w:pPr>
+        <w:snapToGrid w:val="1"/>
+        <w:spacing w:line="240"/>
+        <w:ind/>
+      </w:pPr>
+      <w:r>
+        <w:rPr>
+          <w:rFonts w:hint="eastAsia" w:ascii="微软雅黑" w:hAnsi="微软雅黑" w:eastAsia="微软雅黑" w:cs="微软雅黑"/>
+          <w:i w:val="0"/>
+          <w:strike w:val="0"/>
+          <w:color w:val="000000"/>
+          <w:sz w:val="24"/>
+          <w:u w:val="none"/>
+        </w:rPr>
+        <w:t>本批PNG为带底框的静态图，保留原文件名和像素，不扩写未交付的方向、动作或Mask。</w:t>
+      </w:r>
+    </w:p>
+    <w:p>
+      <w:pPr>
         <w:rPr>
           <w:rFonts w:hint="default" w:ascii="黑体" w:hAnsi="黑体" w:eastAsia="黑体" w:cs="黑体"/>
-          <w:lang w:val="en-US" w:eastAsia="zh-CN"/>
-        </w:rPr>
-      </w:pPr>
-      <w:r>
-        <w:rPr>
-          <w:rFonts w:hint="eastAsia" w:ascii="黑体" w:hAnsi="黑体" w:eastAsia="黑体" w:cs="黑体"/>
           <w:i w:val="0"/>
           <w:strike w:val="0"/>
           <w:spacing w:val="0"/>
           <w:u w:val="none"/>
-        </w:rPr>
-        <w:t>立绘新增包包含face_06—10、hair_05—07的主图及Mask，共16张，尺寸768×768；face_06同名文件以本批为准。新增立绘脸07—10、头发07预留同编号Q版配置，待美术补齐。预留记录不代表图片已交付，未给出的配色和发光值保持空白。</w:t>
-      </w:r>
+          <w:lang w:val="en-US" w:eastAsia="zh-CN"/>
+        </w:rPr>
+      </w:pPr>
     </w:p>
     <w:sectPr>
       <w:pgSz w:w="11906" w:h="16838"/>
@@ -463,277 +740,255 @@
     <w:pPrDefault/>
   </w:docDefaults>
   <w:latentStyles w:defLockedState="0" w:defUIPriority="99" w:defSemiHidden="1" w:defUnhideWhenUsed="1" w:defQFormat="0" w:count="260">
-    <w:lsdException w:name="table of figures" w:uiPriority="0" w:semiHidden="0" w:unhideWhenUsed="0"/>
-    <w:lsdException w:name="Normal Table" w:uiPriority="0" w:unhideWhenUsed="0" w:qFormat="1"/>
-    <w:lsdException w:name="heading 8" w:uiPriority="0" w:qFormat="1"/>
+    <w:lsdException w:name="envelope address" w:uiPriority="0" w:semiHidden="0" w:unhideWhenUsed="0"/>
+    <w:lsdException w:name="Normal" w:uiPriority="0" w:semiHidden="0" w:unhideWhenUsed="0" w:qFormat="1"/>
+    <w:lsdException w:name="Light Shading Accent 4" w:uiPriority="60" w:semiHidden="0" w:unhideWhenUsed="0"/>
+    <w:lsdException w:name="Table Classic 4" w:uiPriority="0" w:semiHidden="0" w:unhideWhenUsed="0"/>
+    <w:lsdException w:name="footnote text" w:uiPriority="0" w:semiHidden="0" w:unhideWhenUsed="0"/>
+    <w:lsdException w:name="Colorful Shading Accent 3" w:uiPriority="71" w:semiHidden="0" w:unhideWhenUsed="0"/>
+    <w:lsdException w:name="Medium List 2 Accent 5" w:uiPriority="66" w:semiHidden="0" w:unhideWhenUsed="0"/>
+    <w:lsdException w:name="Medium Grid 2 Accent 4" w:uiPriority="68" w:semiHidden="0" w:unhideWhenUsed="0"/>
+    <w:lsdException w:name="Body Text" w:uiPriority="0" w:semiHidden="0" w:unhideWhenUsed="0"/>
+    <w:lsdException w:name="HTML Definition" w:uiPriority="0" w:semiHidden="0" w:unhideWhenUsed="0"/>
+    <w:lsdException w:name="Medium Shading 1 Accent 5" w:uiPriority="63" w:semiHidden="0" w:unhideWhenUsed="0"/>
+    <w:lsdException w:name="Colorful List Accent 2" w:uiPriority="72" w:semiHidden="0" w:unhideWhenUsed="0"/>
     <w:lsdException w:name="List Bullet" w:uiPriority="0" w:semiHidden="0" w:unhideWhenUsed="0"/>
+    <w:lsdException w:name="Medium Grid 1 Accent 4" w:uiPriority="67" w:semiHidden="0" w:unhideWhenUsed="0"/>
+    <w:lsdException w:name="Table List 2" w:uiPriority="0" w:semiHidden="0" w:unhideWhenUsed="0"/>
+    <w:lsdException w:name="Medium Grid 2 Accent 5" w:uiPriority="68" w:semiHidden="0" w:unhideWhenUsed="0"/>
+    <w:lsdException w:name="heading 9" w:uiPriority="0" w:qFormat="1"/>
+    <w:lsdException w:name="Table Contemporary" w:uiPriority="0" w:semiHidden="0" w:unhideWhenUsed="0"/>
+    <w:lsdException w:name="Body Text Indent 2" w:uiPriority="0" w:semiHidden="0" w:unhideWhenUsed="0"/>
+    <w:lsdException w:name="List Number 4" w:uiPriority="0" w:semiHidden="0" w:unhideWhenUsed="0"/>
+    <w:lsdException w:name="Table Grid" w:uiPriority="0" w:semiHidden="0" w:unhideWhenUsed="0"/>
+    <w:lsdException w:name="Normal Indent" w:uiPriority="0" w:semiHidden="0" w:unhideWhenUsed="0"/>
+    <w:lsdException w:name="Table Colorful 1" w:uiPriority="0" w:semiHidden="0" w:unhideWhenUsed="0"/>
+    <w:lsdException w:name="Medium List 2 Accent 2" w:uiPriority="66" w:semiHidden="0" w:unhideWhenUsed="0"/>
+    <w:lsdException w:name="Medium Grid 3 Accent 4" w:uiPriority="69" w:semiHidden="0" w:unhideWhenUsed="0"/>
+    <w:lsdException w:name="Table Columns 4" w:uiPriority="0" w:semiHidden="0" w:unhideWhenUsed="0"/>
+    <w:lsdException w:name="caption" w:uiPriority="0" w:qFormat="1"/>
+    <w:lsdException w:name="endnote text" w:uiPriority="0" w:semiHidden="0" w:unhideWhenUsed="0"/>
+    <w:lsdException w:name="Table Colorful 2" w:uiPriority="0" w:semiHidden="0" w:unhideWhenUsed="0"/>
+    <w:lsdException w:name="HTML Typewriter" w:uiPriority="0" w:semiHidden="0" w:unhideWhenUsed="0"/>
+    <w:lsdException w:name="Light Grid Accent 3" w:uiPriority="62" w:semiHidden="0" w:unhideWhenUsed="0"/>
+    <w:lsdException w:name="Medium Shading 1 Accent 2" w:uiPriority="63" w:semiHidden="0" w:unhideWhenUsed="0"/>
+    <w:lsdException w:name="Medium Shading 1 Accent 4" w:uiPriority="63" w:semiHidden="0" w:unhideWhenUsed="0"/>
+    <w:lsdException w:name="Light List Accent 1" w:uiPriority="61" w:semiHidden="0" w:unhideWhenUsed="0"/>
+    <w:lsdException w:name="Body Text 3" w:uiPriority="0" w:semiHidden="0" w:unhideWhenUsed="0"/>
+    <w:lsdException w:name="footnote reference" w:uiPriority="0" w:semiHidden="0" w:unhideWhenUsed="0"/>
+    <w:lsdException w:name="Medium Grid 2 Accent 6" w:uiPriority="68" w:semiHidden="0" w:unhideWhenUsed="0"/>
+    <w:lsdException w:name="Light Shading Accent 5" w:uiPriority="60" w:semiHidden="0" w:unhideWhenUsed="0"/>
+    <w:lsdException w:name="Table 3D effects 2" w:uiPriority="0" w:semiHidden="0" w:unhideWhenUsed="0"/>
+    <w:lsdException w:name="Medium Shading 1 Accent 3" w:uiPriority="63" w:semiHidden="0" w:unhideWhenUsed="0"/>
+    <w:lsdException w:name="HTML Keyboard" w:uiPriority="0" w:semiHidden="0" w:unhideWhenUsed="0"/>
+    <w:lsdException w:name="HTML Acronym" w:uiPriority="0" w:semiHidden="0" w:unhideWhenUsed="0"/>
+    <w:lsdException w:name="Table Columns 3" w:uiPriority="0" w:semiHidden="0" w:unhideWhenUsed="0"/>
+    <w:lsdException w:name="annotation subject" w:uiPriority="0" w:semiHidden="0" w:unhideWhenUsed="0"/>
+    <w:lsdException w:name="Table List 8" w:uiPriority="0" w:semiHidden="0" w:unhideWhenUsed="0"/>
+    <w:lsdException w:name="Table Classic 3" w:uiPriority="0" w:semiHidden="0" w:unhideWhenUsed="0"/>
+    <w:lsdException w:name="Dark List Accent 5" w:uiPriority="70" w:semiHidden="0" w:unhideWhenUsed="0"/>
+    <w:lsdException w:name="Light Grid Accent 4" w:uiPriority="62" w:semiHidden="0" w:unhideWhenUsed="0"/>
+    <w:lsdException w:name="Table Web 2" w:uiPriority="0" w:semiHidden="0" w:unhideWhenUsed="0"/>
+    <w:lsdException w:name="Colorful List Accent 6" w:uiPriority="72" w:semiHidden="0" w:unhideWhenUsed="0"/>
+    <w:lsdException w:name="Medium Grid 1 Accent 1" w:uiPriority="67" w:semiHidden="0" w:unhideWhenUsed="0"/>
+    <w:lsdException w:name="Medium Grid 1 Accent 6" w:uiPriority="67" w:semiHidden="0" w:unhideWhenUsed="0"/>
+    <w:lsdException w:name="table of authorities" w:uiPriority="0" w:semiHidden="0" w:unhideWhenUsed="0"/>
+    <w:lsdException w:name="Table List 5" w:uiPriority="0" w:semiHidden="0" w:unhideWhenUsed="0"/>
+    <w:lsdException w:name="Table List 4" w:uiPriority="0" w:semiHidden="0" w:unhideWhenUsed="0"/>
+    <w:lsdException w:name="List Number 2" w:uiPriority="0" w:semiHidden="0" w:unhideWhenUsed="0"/>
+    <w:lsdException w:name="Table List 6" w:uiPriority="0" w:semiHidden="0" w:unhideWhenUsed="0"/>
+    <w:lsdException w:name="List Number 3" w:uiPriority="0" w:semiHidden="0" w:unhideWhenUsed="0"/>
+    <w:lsdException w:name="toc 4" w:uiPriority="0" w:semiHidden="0" w:unhideWhenUsed="0"/>
+    <w:lsdException w:name="Medium Shading 2" w:uiPriority="64" w:semiHidden="0" w:unhideWhenUsed="0"/>
+    <w:lsdException w:name="List 5" w:uiPriority="0" w:semiHidden="0" w:unhideWhenUsed="0"/>
+    <w:lsdException w:name="Table Simple 2" w:uiPriority="0" w:semiHidden="0" w:unhideWhenUsed="0"/>
+    <w:lsdException w:name="Colorful Grid Accent 5" w:uiPriority="73" w:semiHidden="0" w:unhideWhenUsed="0"/>
+    <w:lsdException w:name="Light Shading Accent 3" w:uiPriority="60" w:semiHidden="0" w:unhideWhenUsed="0"/>
+    <w:lsdException w:name="Table Web 3" w:uiPriority="0" w:semiHidden="0" w:unhideWhenUsed="0"/>
+    <w:lsdException w:name="Emphasis" w:uiPriority="0" w:semiHidden="0" w:unhideWhenUsed="0" w:qFormat="1"/>
+    <w:lsdException w:name="heading 2" w:uiPriority="0" w:qFormat="1"/>
+    <w:lsdException w:name="HTML Preformatted" w:uiPriority="0" w:semiHidden="0" w:unhideWhenUsed="0"/>
     <w:lsdException w:name="toa heading" w:uiPriority="0" w:semiHidden="0" w:unhideWhenUsed="0"/>
-    <w:lsdException w:name="Light Grid Accent 4" w:uiPriority="62" w:semiHidden="0" w:unhideWhenUsed="0"/>
-    <w:lsdException w:name="Body Text 3" w:uiPriority="0" w:semiHidden="0" w:unhideWhenUsed="0"/>
-    <w:lsdException w:name="index heading" w:uiPriority="0" w:semiHidden="0" w:unhideWhenUsed="0"/>
-    <w:lsdException w:name="Medium Grid 1 Accent 2" w:uiPriority="67" w:semiHidden="0" w:unhideWhenUsed="0"/>
+    <w:lsdException w:name="toc 8" w:uiPriority="0" w:semiHidden="0" w:unhideWhenUsed="0"/>
     <w:lsdException w:name="Colorful Grid Accent 4" w:uiPriority="73" w:semiHidden="0" w:unhideWhenUsed="0"/>
-    <w:lsdException w:name="heading 5" w:uiPriority="0" w:qFormat="1"/>
+    <w:lsdException w:name="Table Grid 4" w:uiPriority="0" w:semiHidden="0" w:unhideWhenUsed="0"/>
+    <w:lsdException w:name="Medium Shading 2 Accent 3" w:uiPriority="64" w:semiHidden="0" w:unhideWhenUsed="0"/>
+    <w:lsdException w:name="Medium Shading 2 Accent 6" w:uiPriority="64" w:semiHidden="0" w:unhideWhenUsed="0"/>
+    <w:lsdException w:name="Medium Grid 2 Accent 3" w:uiPriority="68" w:semiHidden="0" w:unhideWhenUsed="0"/>
+    <w:lsdException w:name="Light Grid Accent 6" w:uiPriority="62" w:semiHidden="0" w:unhideWhenUsed="0"/>
+    <w:lsdException w:name="Dark List Accent 2" w:uiPriority="70" w:semiHidden="0" w:unhideWhenUsed="0"/>
+    <w:lsdException w:name="Table Subtle 1" w:uiPriority="0" w:semiHidden="0" w:unhideWhenUsed="0"/>
+    <w:lsdException w:name="Table Colorful 3" w:uiPriority="0" w:semiHidden="0" w:unhideWhenUsed="0"/>
+    <w:lsdException w:name="List Continue 2" w:uiPriority="0" w:semiHidden="0" w:unhideWhenUsed="0"/>
+    <w:lsdException w:name="Light Grid Accent 5" w:uiPriority="62" w:semiHidden="0" w:unhideWhenUsed="0"/>
+    <w:lsdException w:name="List Number" w:uiPriority="0" w:semiHidden="0" w:unhideWhenUsed="0"/>
     <w:lsdException w:name="Date" w:uiPriority="0" w:semiHidden="0" w:unhideWhenUsed="0"/>
-    <w:lsdException w:name="Table Columns 4" w:uiPriority="0" w:semiHidden="0" w:unhideWhenUsed="0"/>
-    <w:lsdException w:name="Light List Accent 1" w:uiPriority="61" w:semiHidden="0" w:unhideWhenUsed="0"/>
-    <w:lsdException w:name="FollowedHyperlink" w:uiPriority="0" w:semiHidden="0" w:unhideWhenUsed="0"/>
-    <w:lsdException w:name="Table Contemporary" w:uiPriority="0" w:semiHidden="0" w:unhideWhenUsed="0"/>
+    <w:lsdException w:name="Title" w:uiPriority="0" w:semiHidden="0" w:unhideWhenUsed="0" w:qFormat="1"/>
+    <w:lsdException w:name="Medium List 2 Accent 3" w:uiPriority="66" w:semiHidden="0" w:unhideWhenUsed="0"/>
+    <w:lsdException w:name="Table Theme" w:uiPriority="0" w:semiHidden="0" w:unhideWhenUsed="0"/>
+    <w:lsdException w:name="Dark List Accent 4" w:uiPriority="70" w:semiHidden="0" w:unhideWhenUsed="0"/>
+    <w:lsdException w:name="Table Columns 1" w:uiPriority="0" w:semiHidden="0" w:unhideWhenUsed="0"/>
+    <w:lsdException w:name="header" w:uiPriority="0" w:semiHidden="0" w:unhideWhenUsed="0"/>
+    <w:lsdException w:name="Body Text Indent" w:uiPriority="0" w:semiHidden="0" w:unhideWhenUsed="0"/>
+    <w:lsdException w:name="Medium Shading 1 Accent 6" w:uiPriority="63" w:semiHidden="0" w:unhideWhenUsed="0"/>
+    <w:lsdException w:name="toc 6" w:uiPriority="0" w:semiHidden="0" w:unhideWhenUsed="0"/>
+    <w:lsdException w:name="Table List 1" w:uiPriority="0" w:semiHidden="0" w:unhideWhenUsed="0"/>
+    <w:lsdException w:name="Medium Grid 1 Accent 3" w:uiPriority="67" w:semiHidden="0" w:unhideWhenUsed="0"/>
+    <w:lsdException w:name="Light Grid Accent 1" w:uiPriority="62" w:semiHidden="0" w:unhideWhenUsed="0"/>
+    <w:lsdException w:name="Medium Shading 2 Accent 1" w:uiPriority="64" w:semiHidden="0" w:unhideWhenUsed="0"/>
+    <w:lsdException w:name="Normal (Web)" w:uiPriority="0" w:semiHidden="0" w:unhideWhenUsed="0"/>
+    <w:lsdException w:name="List 2" w:uiPriority="0" w:semiHidden="0" w:unhideWhenUsed="0"/>
+    <w:lsdException w:name="toc 2" w:uiPriority="0" w:semiHidden="0" w:unhideWhenUsed="0"/>
     <w:lsdException w:name="toc 1" w:uiPriority="0" w:semiHidden="0" w:unhideWhenUsed="0"/>
-    <w:lsdException w:name="Table Web 3" w:uiPriority="0" w:semiHidden="0" w:unhideWhenUsed="0"/>
-    <w:lsdException w:name="Table Grid 2" w:uiPriority="0" w:semiHidden="0" w:unhideWhenUsed="0"/>
-    <w:lsdException w:name="Table Colorful 2" w:uiPriority="0" w:semiHidden="0" w:unhideWhenUsed="0"/>
-    <w:lsdException w:name="Hyperlink" w:uiPriority="0" w:semiHidden="0" w:unhideWhenUsed="0"/>
-    <w:lsdException w:name="Table Subtle 1" w:uiPriority="0" w:semiHidden="0" w:unhideWhenUsed="0"/>
-    <w:lsdException w:name="Table Classic 3" w:uiPriority="0" w:semiHidden="0" w:unhideWhenUsed="0"/>
-    <w:lsdException w:name="Table Columns 2" w:uiPriority="0" w:semiHidden="0" w:unhideWhenUsed="0"/>
+    <w:lsdException w:name="Colorful Grid Accent 3" w:uiPriority="73" w:semiHidden="0" w:unhideWhenUsed="0"/>
+    <w:lsdException w:name="Subtitle" w:uiPriority="0" w:semiHidden="0" w:unhideWhenUsed="0" w:qFormat="1"/>
+    <w:lsdException w:name="Medium List 1 Accent 5" w:uiPriority="65" w:semiHidden="0" w:unhideWhenUsed="0"/>
+    <w:lsdException w:name="Table List 7" w:uiPriority="0" w:semiHidden="0" w:unhideWhenUsed="0"/>
+    <w:lsdException w:name="toc 7" w:uiPriority="0" w:semiHidden="0" w:unhideWhenUsed="0"/>
+    <w:lsdException w:name="Medium List 2" w:uiPriority="66" w:semiHidden="0" w:unhideWhenUsed="0"/>
+    <w:lsdException w:name="Body Text 2" w:uiPriority="0" w:semiHidden="0" w:unhideWhenUsed="0"/>
+    <w:lsdException w:name="Colorful Grid Accent 6" w:uiPriority="73" w:semiHidden="0" w:unhideWhenUsed="0"/>
+    <w:lsdException w:name="Colorful Shading Accent 5" w:uiPriority="71" w:semiHidden="0" w:unhideWhenUsed="0"/>
+    <w:lsdException w:name="HTML Address" w:uiPriority="0" w:semiHidden="0" w:unhideWhenUsed="0"/>
+    <w:lsdException w:name="Colorful Shading Accent 1" w:uiPriority="71" w:semiHidden="0" w:unhideWhenUsed="0"/>
+    <w:lsdException w:name="Medium Grid 3 Accent 1" w:uiPriority="69" w:semiHidden="0" w:unhideWhenUsed="0"/>
+    <w:lsdException w:name="Medium List 2 Accent 1" w:uiPriority="66" w:semiHidden="0" w:unhideWhenUsed="0"/>
+    <w:lsdException w:name="line number" w:uiPriority="0" w:semiHidden="0" w:unhideWhenUsed="0"/>
     <w:lsdException w:name="Dark List" w:uiPriority="70" w:semiHidden="0" w:unhideWhenUsed="0"/>
-    <w:lsdException w:name="Colorful Shading Accent 2" w:uiPriority="71" w:semiHidden="0" w:unhideWhenUsed="0"/>
-    <w:lsdException w:name="List Number 4" w:uiPriority="0" w:semiHidden="0" w:unhideWhenUsed="0"/>
-    <w:lsdException w:name="Light Shading Accent 1" w:uiPriority="60" w:semiHidden="0" w:unhideWhenUsed="0"/>
-    <w:lsdException w:name="Medium Shading 1 Accent 3" w:uiPriority="63" w:semiHidden="0" w:unhideWhenUsed="0"/>
-    <w:lsdException w:name="Table Columns 1" w:uiPriority="0" w:semiHidden="0" w:unhideWhenUsed="0"/>
-    <w:lsdException w:name="HTML Address" w:uiPriority="0" w:semiHidden="0" w:unhideWhenUsed="0"/>
-    <w:lsdException w:name="List Number 2" w:uiPriority="0" w:semiHidden="0" w:unhideWhenUsed="0"/>
-    <w:lsdException w:name="List 4" w:uiPriority="0" w:semiHidden="0" w:unhideWhenUsed="0"/>
-    <w:lsdException w:name="Document Map" w:uiPriority="0" w:semiHidden="0" w:unhideWhenUsed="0"/>
-    <w:lsdException w:name="Colorful Shading Accent 6" w:uiPriority="71" w:semiHidden="0" w:unhideWhenUsed="0"/>
-    <w:lsdException w:name="Medium List 2" w:uiPriority="66" w:semiHidden="0" w:unhideWhenUsed="0"/>
-    <w:lsdException w:name="HTML Cite" w:uiPriority="0" w:semiHidden="0" w:unhideWhenUsed="0"/>
-    <w:lsdException w:name="Light List Accent 5" w:uiPriority="61" w:semiHidden="0" w:unhideWhenUsed="0"/>
-    <w:lsdException w:name="Medium Grid 2 Accent 4" w:uiPriority="68" w:semiHidden="0" w:unhideWhenUsed="0"/>
-    <w:lsdException w:name="Colorful Grid Accent 6" w:uiPriority="73" w:semiHidden="0" w:unhideWhenUsed="0"/>
-    <w:lsdException w:name="Table Columns 3" w:uiPriority="0" w:semiHidden="0" w:unhideWhenUsed="0"/>
-    <w:lsdException w:name="Light Grid Accent 3" w:uiPriority="62" w:semiHidden="0" w:unhideWhenUsed="0"/>
-    <w:lsdException w:name="Table List 8" w:uiPriority="0" w:semiHidden="0" w:unhideWhenUsed="0"/>
-    <w:lsdException w:name="Colorful List Accent 3" w:uiPriority="72" w:semiHidden="0" w:unhideWhenUsed="0"/>
-    <w:lsdException w:name="Medium Grid 1 Accent 1" w:uiPriority="67" w:semiHidden="0" w:unhideWhenUsed="0"/>
-    <w:lsdException w:name="heading 3" w:uiPriority="0" w:qFormat="1"/>
-    <w:lsdException w:name="Body Text 2" w:uiPriority="0" w:semiHidden="0" w:unhideWhenUsed="0"/>
-    <w:lsdException w:name="HTML Keyboard" w:uiPriority="0" w:semiHidden="0" w:unhideWhenUsed="0"/>
-    <w:lsdException w:name="List Continue 3" w:uiPriority="0" w:semiHidden="0" w:unhideWhenUsed="0"/>
-    <w:lsdException w:name="List Continue 2" w:uiPriority="0" w:semiHidden="0" w:unhideWhenUsed="0"/>
-    <w:lsdException w:name="Colorful List Accent 1" w:uiPriority="72" w:semiHidden="0" w:unhideWhenUsed="0"/>
-    <w:lsdException w:name="Medium Grid 2 Accent 3" w:uiPriority="68" w:semiHidden="0" w:unhideWhenUsed="0"/>
-    <w:lsdException w:name="Medium List 2 Accent 4" w:uiPriority="66" w:semiHidden="0" w:unhideWhenUsed="0"/>
-    <w:lsdException w:name="Colorful Shading" w:uiPriority="71" w:semiHidden="0" w:unhideWhenUsed="0"/>
-    <w:lsdException w:name="annotation text" w:uiPriority="0" w:semiHidden="0" w:unhideWhenUsed="0"/>
-    <w:lsdException w:name="toc 4" w:uiPriority="0" w:semiHidden="0" w:unhideWhenUsed="0"/>
-    <w:lsdException w:name="Medium Grid 2 Accent 5" w:uiPriority="68" w:semiHidden="0" w:unhideWhenUsed="0"/>
-    <w:lsdException w:name="index 3" w:uiPriority="0" w:semiHidden="0" w:unhideWhenUsed="0"/>
-    <w:lsdException w:name="endnote text" w:uiPriority="0" w:semiHidden="0" w:unhideWhenUsed="0"/>
-    <w:lsdException w:name="Table Simple 3" w:uiPriority="0" w:semiHidden="0" w:unhideWhenUsed="0"/>
-    <w:lsdException w:name="Body Text Indent 3" w:uiPriority="0" w:semiHidden="0" w:unhideWhenUsed="0"/>
-    <w:lsdException w:name="Table 3D effects 2" w:uiPriority="0" w:semiHidden="0" w:unhideWhenUsed="0"/>
-    <w:lsdException w:name="footnote text" w:uiPriority="0" w:semiHidden="0" w:unhideWhenUsed="0"/>
-    <w:lsdException w:name="HTML Definition" w:uiPriority="0" w:semiHidden="0" w:unhideWhenUsed="0"/>
-    <w:lsdException w:name="Medium Grid 2" w:uiPriority="68" w:semiHidden="0" w:unhideWhenUsed="0"/>
-    <w:lsdException w:name="Table Grid 6" w:uiPriority="0" w:semiHidden="0" w:unhideWhenUsed="0"/>
-    <w:lsdException w:name="Medium List 2 Accent 1" w:uiPriority="66" w:semiHidden="0" w:unhideWhenUsed="0"/>
-    <w:lsdException w:name="Dark List Accent 1" w:uiPriority="70" w:semiHidden="0" w:unhideWhenUsed="0"/>
-    <w:lsdException w:name="Medium Shading 1 Accent 5" w:uiPriority="63" w:semiHidden="0" w:unhideWhenUsed="0"/>
-    <w:lsdException w:name="Medium List 2 Accent 5" w:uiPriority="66" w:semiHidden="0" w:unhideWhenUsed="0"/>
-    <w:lsdException w:name="Table List 4" w:uiPriority="0" w:semiHidden="0" w:unhideWhenUsed="0"/>
-    <w:lsdException w:name="Colorful Grid Accent 5" w:uiPriority="73" w:semiHidden="0" w:unhideWhenUsed="0"/>
-    <w:lsdException w:name="annotation reference" w:uiPriority="0" w:semiHidden="0" w:unhideWhenUsed="0"/>
-    <w:lsdException w:name="Dark List Accent 5" w:uiPriority="70" w:semiHidden="0" w:unhideWhenUsed="0"/>
-    <w:lsdException w:name="Medium List 1 Accent 4" w:uiPriority="65" w:semiHidden="0" w:unhideWhenUsed="0"/>
-    <w:lsdException w:name="Light Grid" w:uiPriority="62" w:semiHidden="0" w:unhideWhenUsed="0"/>
-    <w:lsdException w:name="Table List 2" w:uiPriority="0" w:semiHidden="0" w:unhideWhenUsed="0"/>
-    <w:lsdException w:name="List Bullet 4" w:uiPriority="0" w:semiHidden="0" w:unhideWhenUsed="0"/>
-    <w:lsdException w:name="Table Elegant" w:uiPriority="0" w:semiHidden="0" w:unhideWhenUsed="0"/>
-    <w:lsdException w:name="Light Shading Accent 3" w:uiPriority="60" w:semiHidden="0" w:unhideWhenUsed="0"/>
-    <w:lsdException w:name="HTML Variable" w:uiPriority="0" w:semiHidden="0" w:unhideWhenUsed="0"/>
-    <w:lsdException w:name="Table Grid 5" w:uiPriority="0" w:semiHidden="0" w:unhideWhenUsed="0"/>
-    <w:lsdException w:name="footnote reference" w:uiPriority="0" w:semiHidden="0" w:unhideWhenUsed="0"/>
+    <w:lsdException w:name="Table Professional" w:uiPriority="0" w:semiHidden="0" w:unhideWhenUsed="0"/>
+    <w:lsdException w:name="Colorful Shading Accent 4" w:uiPriority="71" w:semiHidden="0" w:unhideWhenUsed="0"/>
+    <w:lsdException w:name="Plain Text" w:uiPriority="0" w:semiHidden="0" w:unhideWhenUsed="0"/>
+    <w:lsdException w:name="Dark List Accent 6" w:uiPriority="70" w:semiHidden="0" w:unhideWhenUsed="0"/>
     <w:lsdException w:name="List Continue" w:uiPriority="0" w:semiHidden="0" w:unhideWhenUsed="0"/>
-    <w:lsdException w:name="List Continue 4" w:uiPriority="0" w:semiHidden="0" w:unhideWhenUsed="0"/>
-    <w:lsdException w:name="Table Grid 7" w:uiPriority="0" w:semiHidden="0" w:unhideWhenUsed="0"/>
-    <w:lsdException w:name="Medium List 1 Accent 6" w:uiPriority="65" w:semiHidden="0" w:unhideWhenUsed="0"/>
-    <w:lsdException w:name="heading 9" w:uiPriority="0" w:qFormat="1"/>
-    <w:lsdException w:name="Medium Grid 2 Accent 1" w:uiPriority="68" w:semiHidden="0" w:unhideWhenUsed="0"/>
-    <w:lsdException w:name="Colorful Grid Accent 2" w:uiPriority="73" w:semiHidden="0" w:unhideWhenUsed="0"/>
-    <w:lsdException w:name="Medium Grid 3 Accent 5" w:uiPriority="69" w:semiHidden="0" w:unhideWhenUsed="0"/>
-    <w:lsdException w:name="heading 1" w:uiPriority="0" w:semiHidden="0" w:unhideWhenUsed="0" w:qFormat="1"/>
-    <w:lsdException w:name="Light Shading Accent 5" w:uiPriority="60" w:semiHidden="0" w:unhideWhenUsed="0"/>
-    <w:lsdException w:name="Colorful Shading Accent 4" w:uiPriority="71" w:semiHidden="0" w:unhideWhenUsed="0"/>
-    <w:lsdException w:name="List Bullet 3" w:uiPriority="0" w:semiHidden="0" w:unhideWhenUsed="0"/>
-    <w:lsdException w:name="Medium Shading 1 Accent 6" w:uiPriority="63" w:semiHidden="0" w:unhideWhenUsed="0"/>
-    <w:lsdException w:name="index 8" w:uiPriority="0" w:semiHidden="0" w:unhideWhenUsed="0"/>
-    <w:lsdException w:name="Medium List 1 Accent 3" w:uiPriority="65" w:semiHidden="0" w:unhideWhenUsed="0"/>
-    <w:lsdException w:name="page number" w:uiPriority="0" w:semiHidden="0" w:unhideWhenUsed="0"/>
-    <w:lsdException w:name="Block Text" w:uiPriority="0" w:semiHidden="0" w:unhideWhenUsed="0"/>
-    <w:lsdException w:name="Light Shading Accent 2" w:uiPriority="60" w:semiHidden="0" w:unhideWhenUsed="0"/>
-    <w:lsdException w:name="Table Web 1" w:uiPriority="0" w:semiHidden="0" w:unhideWhenUsed="0"/>
-    <w:lsdException w:name="Table List 5" w:uiPriority="0" w:semiHidden="0" w:unhideWhenUsed="0"/>
-    <w:lsdException w:name="Light Grid Accent 2" w:uiPriority="62" w:semiHidden="0" w:unhideWhenUsed="0"/>
-    <w:lsdException w:name="toc 8" w:uiPriority="0" w:semiHidden="0" w:unhideWhenUsed="0"/>
-    <w:lsdException w:name="index 2" w:uiPriority="0" w:semiHidden="0" w:unhideWhenUsed="0"/>
-    <w:lsdException w:name="Plain Text" w:uiPriority="0" w:semiHidden="0" w:unhideWhenUsed="0"/>
-    <w:lsdException w:name="Light Grid Accent 5" w:uiPriority="62" w:semiHidden="0" w:unhideWhenUsed="0"/>
-    <w:lsdException w:name="Colorful Grid Accent 1" w:uiPriority="73" w:semiHidden="0" w:unhideWhenUsed="0"/>
-    <w:lsdException w:name="Dark List Accent 4" w:uiPriority="70" w:semiHidden="0" w:unhideWhenUsed="0"/>
-    <w:lsdException w:name="toc 7" w:uiPriority="0" w:semiHidden="0" w:unhideWhenUsed="0"/>
-    <w:lsdException w:name="Signature" w:uiPriority="0" w:semiHidden="0" w:unhideWhenUsed="0"/>
-    <w:lsdException w:name="Medium Shading 1" w:uiPriority="63" w:semiHidden="0" w:unhideWhenUsed="0"/>
-    <w:lsdException w:name="Normal Indent" w:uiPriority="0" w:semiHidden="0" w:unhideWhenUsed="0"/>
-    <w:lsdException w:name="List Bullet 5" w:uiPriority="0" w:semiHidden="0" w:unhideWhenUsed="0"/>
-    <w:lsdException w:name="List 2" w:uiPriority="0" w:semiHidden="0" w:unhideWhenUsed="0"/>
-    <w:lsdException w:name="Medium Grid 2 Accent 6" w:uiPriority="68" w:semiHidden="0" w:unhideWhenUsed="0"/>
-    <w:lsdException w:name="index 9" w:uiPriority="0" w:semiHidden="0" w:unhideWhenUsed="0"/>
     <w:lsdException w:name="Table Grid 3" w:uiPriority="0" w:semiHidden="0" w:unhideWhenUsed="0"/>
+    <w:lsdException w:name="Dark List Accent 3" w:uiPriority="70" w:semiHidden="0" w:unhideWhenUsed="0"/>
+    <w:lsdException w:name="Message Header" w:uiPriority="0" w:semiHidden="0" w:unhideWhenUsed="0"/>
     <w:lsdException w:name="Medium Grid 1" w:uiPriority="67" w:semiHidden="0" w:unhideWhenUsed="0"/>
     <w:lsdException w:name="Light List Accent 2" w:uiPriority="61" w:semiHidden="0" w:unhideWhenUsed="0"/>
+    <w:lsdException w:name="heading 3" w:uiPriority="0" w:qFormat="1"/>
+    <w:lsdException w:name="Body Text First Indent 2" w:uiPriority="0" w:semiHidden="0" w:unhideWhenUsed="0"/>
+    <w:lsdException w:name="Document Map" w:uiPriority="0" w:semiHidden="0" w:unhideWhenUsed="0"/>
+    <w:lsdException w:name="Table 3D effects 1" w:uiPriority="0" w:semiHidden="0" w:unhideWhenUsed="0"/>
+    <w:lsdException w:name="Light List" w:uiPriority="61" w:semiHidden="0" w:unhideWhenUsed="0"/>
+    <w:lsdException w:name="heading 5" w:uiPriority="0" w:qFormat="1"/>
+    <w:lsdException w:name="Body Text Indent 3" w:uiPriority="0" w:semiHidden="0" w:unhideWhenUsed="0"/>
+    <w:lsdException w:name="Colorful Shading Accent 6" w:uiPriority="71" w:semiHidden="0" w:unhideWhenUsed="0"/>
+    <w:lsdException w:name="Table Columns 2" w:uiPriority="0" w:semiHidden="0" w:unhideWhenUsed="0"/>
+    <w:lsdException w:name="Medium Grid 3 Accent 2" w:uiPriority="69" w:semiHidden="0" w:unhideWhenUsed="0"/>
+    <w:lsdException w:name="Table Columns 5" w:uiPriority="0" w:semiHidden="0" w:unhideWhenUsed="0"/>
+    <w:lsdException w:name="endnote reference" w:uiPriority="0" w:semiHidden="0" w:unhideWhenUsed="0"/>
+    <w:lsdException w:name="Colorful Shading" w:uiPriority="71" w:semiHidden="0" w:unhideWhenUsed="0"/>
+    <w:lsdException w:name="Table Grid 5" w:uiPriority="0" w:semiHidden="0" w:unhideWhenUsed="0"/>
+    <w:lsdException w:name="Medium Grid 1 Accent 2" w:uiPriority="67" w:semiHidden="0" w:unhideWhenUsed="0"/>
+    <w:lsdException w:name="Colorful List Accent 5" w:uiPriority="72" w:semiHidden="0" w:unhideWhenUsed="0"/>
+    <w:lsdException w:name="Medium Shading 2 Accent 5" w:uiPriority="64" w:semiHidden="0" w:unhideWhenUsed="0"/>
+    <w:lsdException w:name="HTML Cite" w:uiPriority="0" w:semiHidden="0" w:unhideWhenUsed="0"/>
+    <w:lsdException w:name="Light List Accent 4" w:uiPriority="61" w:semiHidden="0" w:unhideWhenUsed="0"/>
+    <w:lsdException w:name="HTML Code" w:uiPriority="0" w:semiHidden="0" w:unhideWhenUsed="0"/>
+    <w:lsdException w:name="Dark List Accent 1" w:uiPriority="70" w:semiHidden="0" w:unhideWhenUsed="0"/>
+    <w:lsdException w:name="Medium Shading 2 Accent 4" w:uiPriority="64" w:semiHidden="0" w:unhideWhenUsed="0"/>
+    <w:lsdException w:name="Medium List 1 Accent 2" w:uiPriority="65" w:semiHidden="0" w:unhideWhenUsed="0"/>
+    <w:lsdException w:name="List Bullet 4" w:uiPriority="0" w:semiHidden="0" w:unhideWhenUsed="0"/>
+    <w:lsdException w:name="List Continue 4" w:uiPriority="0" w:semiHidden="0" w:unhideWhenUsed="0"/>
+    <w:lsdException w:name="Light Shading" w:uiPriority="60" w:semiHidden="0" w:unhideWhenUsed="0"/>
+    <w:lsdException w:name="toc 9" w:uiPriority="0" w:semiHidden="0" w:unhideWhenUsed="0"/>
+    <w:lsdException w:name="Light Shading Accent 6" w:uiPriority="60" w:semiHidden="0" w:unhideWhenUsed="0"/>
+    <w:lsdException w:name="Medium List 1" w:uiPriority="65" w:semiHidden="0" w:unhideWhenUsed="0"/>
+    <w:lsdException w:name="Table Subtle 2" w:uiPriority="0" w:semiHidden="0" w:unhideWhenUsed="0"/>
+    <w:lsdException w:name="Normal Table" w:uiPriority="0" w:unhideWhenUsed="0" w:qFormat="1"/>
+    <w:lsdException w:name="index 8" w:uiPriority="0" w:semiHidden="0" w:unhideWhenUsed="0"/>
+    <w:lsdException w:name="List 4" w:uiPriority="0" w:semiHidden="0" w:unhideWhenUsed="0"/>
+    <w:lsdException w:name="List Number 5" w:uiPriority="0" w:semiHidden="0" w:unhideWhenUsed="0"/>
+    <w:lsdException w:name="index 1" w:uiPriority="0" w:semiHidden="0" w:unhideWhenUsed="0"/>
+    <w:lsdException w:name="Salutation" w:uiPriority="0" w:semiHidden="0" w:unhideWhenUsed="0"/>
+    <w:lsdException w:name="index 4" w:uiPriority="0" w:semiHidden="0" w:unhideWhenUsed="0"/>
+    <w:lsdException w:name="Table Elegant" w:uiPriority="0" w:semiHidden="0" w:unhideWhenUsed="0"/>
+    <w:lsdException w:name="Colorful List" w:uiPriority="72" w:semiHidden="0" w:unhideWhenUsed="0"/>
+    <w:lsdException w:name="index 6" w:uiPriority="0" w:semiHidden="0" w:unhideWhenUsed="0"/>
+    <w:lsdException w:name="Medium Grid 3 Accent 5" w:uiPriority="69" w:semiHidden="0" w:unhideWhenUsed="0"/>
+    <w:lsdException w:name="Medium List 2 Accent 6" w:uiPriority="66" w:semiHidden="0" w:unhideWhenUsed="0"/>
+    <w:lsdException w:name="E-mail Signature" w:uiPriority="0" w:semiHidden="0" w:unhideWhenUsed="0"/>
+    <w:lsdException w:name="annotation text" w:uiPriority="0" w:semiHidden="0" w:unhideWhenUsed="0"/>
+    <w:lsdException w:name="Block Text" w:uiPriority="0" w:semiHidden="0" w:unhideWhenUsed="0"/>
+    <w:lsdException w:name="index 5" w:uiPriority="0" w:semiHidden="0" w:unhideWhenUsed="0"/>
+    <w:lsdException w:name="List Continue 5" w:uiPriority="0" w:semiHidden="0" w:unhideWhenUsed="0"/>
+    <w:lsdException w:name="Table 3D effects 3" w:uiPriority="0" w:semiHidden="0" w:unhideWhenUsed="0"/>
+    <w:lsdException w:name="Medium List 1 Accent 1" w:uiPriority="65" w:semiHidden="0" w:unhideWhenUsed="0"/>
+    <w:lsdException w:name="Light Shading Accent 1" w:uiPriority="60" w:semiHidden="0" w:unhideWhenUsed="0"/>
+    <w:lsdException w:name="envelope return" w:uiPriority="0" w:semiHidden="0" w:unhideWhenUsed="0"/>
+    <w:lsdException w:name="index 7" w:uiPriority="0" w:semiHidden="0" w:unhideWhenUsed="0"/>
+    <w:lsdException w:name="Colorful Grid Accent 1" w:uiPriority="73" w:semiHidden="0" w:unhideWhenUsed="0"/>
+    <w:lsdException w:name="List" w:uiPriority="0" w:semiHidden="0" w:unhideWhenUsed="0"/>
+    <w:lsdException w:name="Hyperlink" w:uiPriority="0" w:semiHidden="0" w:unhideWhenUsed="0"/>
+    <w:lsdException w:name="Medium Grid 2 Accent 1" w:uiPriority="68" w:semiHidden="0" w:unhideWhenUsed="0"/>
+    <w:lsdException w:name="Medium List 1 Accent 3" w:uiPriority="65" w:semiHidden="0" w:unhideWhenUsed="0"/>
+    <w:lsdException w:name="Table Web 1" w:uiPriority="0" w:semiHidden="0" w:unhideWhenUsed="0"/>
+    <w:lsdException w:name="Medium Grid 3 Accent 3" w:uiPriority="69" w:semiHidden="0" w:unhideWhenUsed="0"/>
+    <w:lsdException w:name="heading 7" w:uiPriority="0" w:qFormat="1"/>
+    <w:lsdException w:name="List Bullet 5" w:uiPriority="0" w:semiHidden="0" w:unhideWhenUsed="0"/>
+    <w:lsdException w:name="Strong" w:uiPriority="0" w:semiHidden="0" w:unhideWhenUsed="0" w:qFormat="1"/>
+    <w:lsdException w:name="Medium Grid 3" w:uiPriority="69" w:semiHidden="0" w:unhideWhenUsed="0"/>
+    <w:lsdException w:name="Medium List 1 Accent 4" w:uiPriority="65" w:semiHidden="0" w:unhideWhenUsed="0"/>
+    <w:lsdException w:name="Table Grid 2" w:uiPriority="0" w:semiHidden="0" w:unhideWhenUsed="0"/>
+    <w:lsdException w:name="Light List Accent 5" w:uiPriority="61" w:semiHidden="0" w:unhideWhenUsed="0"/>
+    <w:lsdException w:name="heading 1" w:uiPriority="0" w:semiHidden="0" w:unhideWhenUsed="0" w:qFormat="1"/>
+    <w:lsdException w:name="List 3" w:uiPriority="0" w:semiHidden="0" w:unhideWhenUsed="0"/>
+    <w:lsdException w:name="Medium Grid 3 Accent 6" w:uiPriority="69" w:semiHidden="0" w:unhideWhenUsed="0"/>
+    <w:lsdException w:name="Medium Grid 2" w:uiPriority="68" w:semiHidden="0" w:unhideWhenUsed="0"/>
+    <w:lsdException w:name="Signature" w:uiPriority="0" w:semiHidden="0" w:unhideWhenUsed="0"/>
+    <w:lsdException w:name="List Bullet 2" w:uiPriority="0" w:semiHidden="0" w:unhideWhenUsed="0"/>
+    <w:lsdException w:name="Colorful List Accent 1" w:uiPriority="72" w:semiHidden="0" w:unhideWhenUsed="0"/>
+    <w:lsdException w:name="Table Simple 1" w:uiPriority="0" w:semiHidden="0" w:unhideWhenUsed="0"/>
+    <w:lsdException w:name="Table Grid 6" w:uiPriority="0" w:semiHidden="0" w:unhideWhenUsed="0"/>
+    <w:lsdException w:name="Colorful Grid" w:uiPriority="73" w:semiHidden="0" w:unhideWhenUsed="0"/>
+    <w:lsdException w:name="Table Grid 7" w:uiPriority="0" w:semiHidden="0" w:unhideWhenUsed="0"/>
+    <w:lsdException w:name="heading 6" w:uiPriority="0" w:qFormat="1"/>
+    <w:lsdException w:name="Closing" w:uiPriority="0" w:semiHidden="0" w:unhideWhenUsed="0"/>
+    <w:lsdException w:name="Colorful Shading Accent 2" w:uiPriority="71" w:semiHidden="0" w:unhideWhenUsed="0"/>
+    <w:lsdException w:name="macro" w:uiPriority="0" w:semiHidden="0" w:unhideWhenUsed="0"/>
+    <w:lsdException w:name="Medium Shading 1" w:uiPriority="63" w:semiHidden="0" w:unhideWhenUsed="0"/>
+    <w:lsdException w:name="HTML Variable" w:uiPriority="0" w:semiHidden="0" w:unhideWhenUsed="0"/>
+    <w:lsdException w:name="Medium Grid 2 Accent 2" w:uiPriority="68" w:semiHidden="0" w:unhideWhenUsed="0"/>
+    <w:lsdException w:name="table of figures" w:uiPriority="0" w:semiHidden="0" w:unhideWhenUsed="0"/>
+    <w:lsdException w:name="Colorful Grid Accent 2" w:uiPriority="73" w:semiHidden="0" w:unhideWhenUsed="0"/>
+    <w:lsdException w:name="Medium List 2 Accent 4" w:uiPriority="66" w:semiHidden="0" w:unhideWhenUsed="0"/>
+    <w:lsdException w:name="Default Paragraph Font" w:uiPriority="0" w:unhideWhenUsed="0" w:qFormat="1"/>
+    <w:lsdException w:name="annotation reference" w:uiPriority="0" w:semiHidden="0" w:unhideWhenUsed="0"/>
     <w:lsdException w:name="Medium Shading 2 Accent 2" w:uiPriority="64" w:semiHidden="0" w:unhideWhenUsed="0"/>
-    <w:lsdException w:name="Message Header" w:uiPriority="0" w:semiHidden="0" w:unhideWhenUsed="0"/>
-    <w:lsdException w:name="Medium List 1 Accent 2" w:uiPriority="65" w:semiHidden="0" w:unhideWhenUsed="0"/>
+    <w:lsdException w:name="Body Text First Indent" w:uiPriority="0" w:semiHidden="0" w:unhideWhenUsed="0"/>
+    <w:lsdException w:name="FollowedHyperlink" w:uiPriority="0" w:semiHidden="0" w:unhideWhenUsed="0"/>
+    <w:lsdException w:name="Light List Accent 6" w:uiPriority="61" w:semiHidden="0" w:unhideWhenUsed="0"/>
+    <w:lsdException w:name="Light Shading Accent 2" w:uiPriority="60" w:semiHidden="0" w:unhideWhenUsed="0"/>
+    <w:lsdException w:name="HTML Sample" w:uiPriority="0" w:semiHidden="0" w:unhideWhenUsed="0"/>
+    <w:lsdException w:name="index 3" w:uiPriority="0" w:semiHidden="0" w:unhideWhenUsed="0"/>
+    <w:lsdException w:name="Table Classic 1" w:uiPriority="0" w:semiHidden="0" w:unhideWhenUsed="0"/>
+    <w:lsdException w:name="Table Grid 8" w:uiPriority="0" w:semiHidden="0" w:unhideWhenUsed="0"/>
+    <w:lsdException w:name="Medium Shading 1 Accent 1" w:uiPriority="63" w:semiHidden="0" w:unhideWhenUsed="0"/>
+    <w:lsdException w:name="List Continue 3" w:uiPriority="0" w:semiHidden="0" w:unhideWhenUsed="0"/>
+    <w:lsdException w:name="List Bullet 3" w:uiPriority="0" w:semiHidden="0" w:unhideWhenUsed="0"/>
+    <w:lsdException w:name="Light List Accent 3" w:uiPriority="61" w:semiHidden="0" w:unhideWhenUsed="0"/>
+    <w:lsdException w:name="page number" w:uiPriority="0" w:semiHidden="0" w:unhideWhenUsed="0"/>
+    <w:lsdException w:name="heading 4" w:uiPriority="0" w:qFormat="1"/>
+    <w:lsdException w:name="Light Grid" w:uiPriority="62" w:semiHidden="0" w:unhideWhenUsed="0"/>
+    <w:lsdException w:name="Colorful List Accent 4" w:uiPriority="72" w:semiHidden="0" w:unhideWhenUsed="0"/>
+    <w:lsdException w:name="heading 8" w:uiPriority="0" w:qFormat="1"/>
+    <w:lsdException w:name="Table Classic 2" w:uiPriority="0" w:semiHidden="0" w:unhideWhenUsed="0"/>
+    <w:lsdException w:name="Medium Grid 1 Accent 5" w:uiPriority="67" w:semiHidden="0" w:unhideWhenUsed="0"/>
+    <w:lsdException w:name="Table Grid 1" w:uiPriority="0" w:semiHidden="0" w:unhideWhenUsed="0"/>
+    <w:lsdException w:name="index 9" w:uiPriority="0" w:semiHidden="0" w:unhideWhenUsed="0"/>
+    <w:lsdException w:name="Table Simple 3" w:uiPriority="0" w:semiHidden="0" w:unhideWhenUsed="0"/>
     <w:lsdException w:name="Note Heading" w:uiPriority="0" w:semiHidden="0" w:unhideWhenUsed="0"/>
-    <w:lsdException w:name="Table Web 2" w:uiPriority="0" w:semiHidden="0" w:unhideWhenUsed="0"/>
-    <w:lsdException w:name="Colorful Shading Accent 1" w:uiPriority="71" w:semiHidden="0" w:unhideWhenUsed="0"/>
-    <w:lsdException w:name="Medium Shading 1 Accent 4" w:uiPriority="63" w:semiHidden="0" w:unhideWhenUsed="0"/>
-    <w:lsdException w:name="HTML Acronym" w:uiPriority="0" w:semiHidden="0" w:unhideWhenUsed="0"/>
-    <w:lsdException w:name="Colorful Grid Accent 3" w:uiPriority="73" w:semiHidden="0" w:unhideWhenUsed="0"/>
-    <w:lsdException w:name="Table Columns 5" w:uiPriority="0" w:semiHidden="0" w:unhideWhenUsed="0"/>
-    <w:lsdException w:name="Medium Shading 2 Accent 6" w:uiPriority="64" w:semiHidden="0" w:unhideWhenUsed="0"/>
-    <w:lsdException w:name="Body Text First Indent" w:uiPriority="0" w:semiHidden="0" w:unhideWhenUsed="0"/>
-    <w:lsdException w:name="Dark List Accent 2" w:uiPriority="70" w:semiHidden="0" w:unhideWhenUsed="0"/>
-    <w:lsdException w:name="heading 4" w:uiPriority="0" w:qFormat="1"/>
-    <w:lsdException w:name="Colorful List Accent 5" w:uiPriority="72" w:semiHidden="0" w:unhideWhenUsed="0"/>
-    <w:lsdException w:name="Closing" w:uiPriority="0" w:semiHidden="0" w:unhideWhenUsed="0"/>
-    <w:lsdException w:name="envelope return" w:uiPriority="0" w:semiHidden="0" w:unhideWhenUsed="0"/>
-    <w:lsdException w:name="Colorful Grid" w:uiPriority="73" w:semiHidden="0" w:unhideWhenUsed="0"/>
-    <w:lsdException w:name="Body Text" w:uiPriority="0" w:semiHidden="0" w:unhideWhenUsed="0"/>
-    <w:lsdException w:name="toc 2" w:uiPriority="0" w:semiHidden="0" w:unhideWhenUsed="0"/>
-    <w:lsdException w:name="Table Colorful 1" w:uiPriority="0" w:semiHidden="0" w:unhideWhenUsed="0"/>
-    <w:lsdException w:name="Medium Grid 1 Accent 5" w:uiPriority="67" w:semiHidden="0" w:unhideWhenUsed="0"/>
-    <w:lsdException w:name="heading 2" w:uiPriority="0" w:qFormat="1"/>
-    <w:lsdException w:name="Emphasis" w:uiPriority="0" w:semiHidden="0" w:unhideWhenUsed="0" w:qFormat="1"/>
-    <w:lsdException w:name="Table List 7" w:uiPriority="0" w:semiHidden="0" w:unhideWhenUsed="0"/>
-    <w:lsdException w:name="Colorful Shading Accent 3" w:uiPriority="71" w:semiHidden="0" w:unhideWhenUsed="0"/>
-    <w:lsdException w:name="Colorful List" w:uiPriority="72" w:semiHidden="0" w:unhideWhenUsed="0"/>
-    <w:lsdException w:name="Colorful List Accent 4" w:uiPriority="72" w:semiHidden="0" w:unhideWhenUsed="0"/>
-    <w:lsdException w:name="Medium Grid 1 Accent 3" w:uiPriority="67" w:semiHidden="0" w:unhideWhenUsed="0"/>
+    <w:lsdException w:name="Medium List 1 Accent 6" w:uiPriority="65" w:semiHidden="0" w:unhideWhenUsed="0"/>
+    <w:lsdException w:name="index heading" w:uiPriority="0" w:semiHidden="0" w:unhideWhenUsed="0"/>
+    <w:lsdException w:name="toc 5" w:uiPriority="0" w:semiHidden="0" w:unhideWhenUsed="0"/>
+    <w:lsdException w:name="Balloon Text" w:uiPriority="0" w:semiHidden="0" w:unhideWhenUsed="0"/>
+    <w:lsdException w:name="Light Grid Accent 2" w:uiPriority="62" w:semiHidden="0" w:unhideWhenUsed="0"/>
+    <w:lsdException w:name="Table List 3" w:uiPriority="0" w:semiHidden="0" w:unhideWhenUsed="0"/>
+    <w:lsdException w:name="footer" w:uiPriority="0" w:semiHidden="0" w:unhideWhenUsed="0"/>
+    <w:lsdException w:name="Colorful List Accent 3" w:uiPriority="72" w:semiHidden="0" w:unhideWhenUsed="0"/>
+    <w:lsdException w:name="index 2" w:uiPriority="0" w:semiHidden="0" w:unhideWhenUsed="0"/>
     <w:lsdException w:name="toc 3" w:uiPriority="0" w:semiHidden="0" w:unhideWhenUsed="0"/>
-    <w:lsdException w:name="index 1" w:uiPriority="0" w:semiHidden="0" w:unhideWhenUsed="0"/>
-    <w:lsdException w:name="Colorful Shading Accent 5" w:uiPriority="71" w:semiHidden="0" w:unhideWhenUsed="0"/>
-    <w:lsdException w:name="Table List 6" w:uiPriority="0" w:semiHidden="0" w:unhideWhenUsed="0"/>
-    <w:lsdException w:name="Table 3D effects 3" w:uiPriority="0" w:semiHidden="0" w:unhideWhenUsed="0"/>
-    <w:lsdException w:name="line number" w:uiPriority="0" w:semiHidden="0" w:unhideWhenUsed="0"/>
-    <w:lsdException w:name="Table Simple 2" w:uiPriority="0" w:semiHidden="0" w:unhideWhenUsed="0"/>
-    <w:lsdException w:name="Table Classic 2" w:uiPriority="0" w:semiHidden="0" w:unhideWhenUsed="0"/>
-    <w:lsdException w:name="Medium Shading 1 Accent 1" w:uiPriority="63" w:semiHidden="0" w:unhideWhenUsed="0"/>
-    <w:lsdException w:name="Table Professional" w:uiPriority="0" w:semiHidden="0" w:unhideWhenUsed="0"/>
-    <w:lsdException w:name="Medium List 1 Accent 5" w:uiPriority="65" w:semiHidden="0" w:unhideWhenUsed="0"/>
-    <w:lsdException w:name="Medium Grid 3 Accent 6" w:uiPriority="69" w:semiHidden="0" w:unhideWhenUsed="0"/>
-    <w:lsdException w:name="Medium Shading 2 Accent 1" w:uiPriority="64" w:semiHidden="0" w:unhideWhenUsed="0"/>
-    <w:lsdException w:name="endnote reference" w:uiPriority="0" w:semiHidden="0" w:unhideWhenUsed="0"/>
-    <w:lsdException w:name="toc 5" w:uiPriority="0" w:semiHidden="0" w:unhideWhenUsed="0"/>
-    <w:lsdException w:name="Table List 1" w:uiPriority="0" w:semiHidden="0" w:unhideWhenUsed="0"/>
-    <w:lsdException w:name="Balloon Text" w:uiPriority="0" w:semiHidden="0" w:unhideWhenUsed="0"/>
-    <w:lsdException w:name="Table 3D effects 1" w:uiPriority="0" w:semiHidden="0" w:unhideWhenUsed="0"/>
-    <w:lsdException w:name="Medium List 1 Accent 1" w:uiPriority="65" w:semiHidden="0" w:unhideWhenUsed="0"/>
-    <w:lsdException w:name="Body Text Indent 2" w:uiPriority="0" w:semiHidden="0" w:unhideWhenUsed="0"/>
-    <w:lsdException w:name="Medium List 2 Accent 2" w:uiPriority="66" w:semiHidden="0" w:unhideWhenUsed="0"/>
-    <w:lsdException w:name="Colorful List Accent 6" w:uiPriority="72" w:semiHidden="0" w:unhideWhenUsed="0"/>
-    <w:lsdException w:name="Medium Grid 3 Accent 4" w:uiPriority="69" w:semiHidden="0" w:unhideWhenUsed="0"/>
-    <w:lsdException w:name="List Number 5" w:uiPriority="0" w:semiHidden="0" w:unhideWhenUsed="0"/>
-    <w:lsdException w:name="E-mail Signature" w:uiPriority="0" w:semiHidden="0" w:unhideWhenUsed="0"/>
-    <w:lsdException w:name="Table List 3" w:uiPriority="0" w:semiHidden="0" w:unhideWhenUsed="0"/>
-    <w:lsdException w:name="Medium Grid 2 Accent 2" w:uiPriority="68" w:semiHidden="0" w:unhideWhenUsed="0"/>
-    <w:lsdException w:name="macro" w:uiPriority="0" w:semiHidden="0" w:unhideWhenUsed="0"/>
-    <w:lsdException w:name="Medium Shading 1 Accent 2" w:uiPriority="63" w:semiHidden="0" w:unhideWhenUsed="0"/>
-    <w:lsdException w:name="Light List Accent 4" w:uiPriority="61" w:semiHidden="0" w:unhideWhenUsed="0"/>
-    <w:lsdException w:name="Medium Grid 1 Accent 6" w:uiPriority="67" w:semiHidden="0" w:unhideWhenUsed="0"/>
-    <w:lsdException w:name="heading 7" w:uiPriority="0" w:qFormat="1"/>
-    <w:lsdException w:name="Title" w:uiPriority="0" w:semiHidden="0" w:unhideWhenUsed="0" w:qFormat="1"/>
-    <w:lsdException w:name="annotation subject" w:uiPriority="0" w:semiHidden="0" w:unhideWhenUsed="0"/>
-    <w:lsdException w:name="Medium List 1" w:uiPriority="65" w:semiHidden="0" w:unhideWhenUsed="0"/>
-    <w:lsdException w:name="index 5" w:uiPriority="0" w:semiHidden="0" w:unhideWhenUsed="0"/>
-    <w:lsdException w:name="Light Shading Accent 4" w:uiPriority="60" w:semiHidden="0" w:unhideWhenUsed="0"/>
-    <w:lsdException w:name="Salutation" w:uiPriority="0" w:semiHidden="0" w:unhideWhenUsed="0"/>
-    <w:lsdException w:name="Medium Shading 2 Accent 3" w:uiPriority="64" w:semiHidden="0" w:unhideWhenUsed="0"/>
-    <w:lsdException w:name="HTML Code" w:uiPriority="0" w:semiHidden="0" w:unhideWhenUsed="0"/>
-    <w:lsdException w:name="toc 9" w:uiPriority="0" w:semiHidden="0" w:unhideWhenUsed="0"/>
-    <w:lsdException w:name="Dark List Accent 3" w:uiPriority="70" w:semiHidden="0" w:unhideWhenUsed="0"/>
-    <w:lsdException w:name="caption" w:uiPriority="0" w:qFormat="1"/>
-    <w:lsdException w:name="Medium Grid 3" w:uiPriority="69" w:semiHidden="0" w:unhideWhenUsed="0"/>
-    <w:lsdException w:name="Normal (Web)" w:uiPriority="0" w:semiHidden="0" w:unhideWhenUsed="0"/>
-    <w:lsdException w:name="Medium Shading 2 Accent 5" w:uiPriority="64" w:semiHidden="0" w:unhideWhenUsed="0"/>
-    <w:lsdException w:name="Light List Accent 6" w:uiPriority="61" w:semiHidden="0" w:unhideWhenUsed="0"/>
-    <w:lsdException w:name="Medium Grid 3 Accent 1" w:uiPriority="69" w:semiHidden="0" w:unhideWhenUsed="0"/>
-    <w:lsdException w:name="List Number" w:uiPriority="0" w:semiHidden="0" w:unhideWhenUsed="0"/>
-    <w:lsdException w:name="header" w:uiPriority="0" w:semiHidden="0" w:unhideWhenUsed="0"/>
-    <w:lsdException w:name="List" w:uiPriority="0" w:semiHidden="0" w:unhideWhenUsed="0"/>
-    <w:lsdException w:name="Light Grid Accent 6" w:uiPriority="62" w:semiHidden="0" w:unhideWhenUsed="0"/>
-    <w:lsdException w:name="Table Grid 1" w:uiPriority="0" w:semiHidden="0" w:unhideWhenUsed="0"/>
-    <w:lsdException w:name="Table Simple 1" w:uiPriority="0" w:semiHidden="0" w:unhideWhenUsed="0"/>
-    <w:lsdException w:name="Dark List Accent 6" w:uiPriority="70" w:semiHidden="0" w:unhideWhenUsed="0"/>
-    <w:lsdException w:name="Light List" w:uiPriority="61" w:semiHidden="0" w:unhideWhenUsed="0"/>
-    <w:lsdException w:name="HTML Preformatted" w:uiPriority="0" w:semiHidden="0" w:unhideWhenUsed="0"/>
-    <w:lsdException w:name="List Bullet 2" w:uiPriority="0" w:semiHidden="0" w:unhideWhenUsed="0"/>
-    <w:lsdException w:name="index 4" w:uiPriority="0" w:semiHidden="0" w:unhideWhenUsed="0"/>
-    <w:lsdException w:name="table of authorities" w:uiPriority="0" w:semiHidden="0" w:unhideWhenUsed="0"/>
-    <w:lsdException w:name="Table Classic 1" w:uiPriority="0" w:semiHidden="0" w:unhideWhenUsed="0"/>
-    <w:lsdException w:name="index 6" w:uiPriority="0" w:semiHidden="0" w:unhideWhenUsed="0"/>
-    <w:lsdException w:name="Table Grid" w:uiPriority="0" w:semiHidden="0" w:unhideWhenUsed="0"/>
-    <w:lsdException w:name="Table Grid 4" w:uiPriority="0" w:semiHidden="0" w:unhideWhenUsed="0"/>
-    <w:lsdException w:name="Medium List 2 Accent 3" w:uiPriority="66" w:semiHidden="0" w:unhideWhenUsed="0"/>
-    <w:lsdException w:name="Light Shading" w:uiPriority="60" w:semiHidden="0" w:unhideWhenUsed="0"/>
-    <w:lsdException w:name="List 3" w:uiPriority="0" w:semiHidden="0" w:unhideWhenUsed="0"/>
-    <w:lsdException w:name="Light Shading Accent 6" w:uiPriority="60" w:semiHidden="0" w:unhideWhenUsed="0"/>
-    <w:lsdException w:name="Table Subtle 2" w:uiPriority="0" w:semiHidden="0" w:unhideWhenUsed="0"/>
-    <w:lsdException w:name="Light Grid Accent 1" w:uiPriority="62" w:semiHidden="0" w:unhideWhenUsed="0"/>
-    <w:lsdException w:name="Table Grid 8" w:uiPriority="0" w:semiHidden="0" w:unhideWhenUsed="0"/>
-    <w:lsdException w:name="footer" w:uiPriority="0" w:semiHidden="0" w:unhideWhenUsed="0"/>
-    <w:lsdException w:name="Table Classic 4" w:uiPriority="0" w:semiHidden="0" w:unhideWhenUsed="0"/>
-    <w:lsdException w:name="List Number 3" w:uiPriority="0" w:semiHidden="0" w:unhideWhenUsed="0"/>
-    <w:lsdException w:name="Normal" w:uiPriority="0" w:semiHidden="0" w:unhideWhenUsed="0" w:qFormat="1"/>
-    <w:lsdException w:name="envelope address" w:uiPriority="0" w:semiHidden="0" w:unhideWhenUsed="0"/>
-    <w:lsdException w:name="Body Text Indent" w:uiPriority="0" w:semiHidden="0" w:unhideWhenUsed="0"/>
-    <w:lsdException w:name="Medium Shading 2" w:uiPriority="64" w:semiHidden="0" w:unhideWhenUsed="0"/>
-    <w:lsdException w:name="Table Colorful 3" w:uiPriority="0" w:semiHidden="0" w:unhideWhenUsed="0"/>
-    <w:lsdException w:name="index 7" w:uiPriority="0" w:semiHidden="0" w:unhideWhenUsed="0"/>
-    <w:lsdException w:name="Medium Grid 3 Accent 2" w:uiPriority="69" w:semiHidden="0" w:unhideWhenUsed="0"/>
-    <w:lsdException w:name="Medium Shading 2 Accent 4" w:uiPriority="64" w:semiHidden="0" w:unhideWhenUsed="0"/>
-    <w:lsdException w:name="toc 6" w:uiPriority="0" w:semiHidden="0" w:unhideWhenUsed="0"/>
-    <w:lsdException w:name="HTML Sample" w:uiPriority="0" w:semiHidden="0" w:unhideWhenUsed="0"/>
-    <w:lsdException w:name="List Continue 5" w:uiPriority="0" w:semiHidden="0" w:unhideWhenUsed="0"/>
-    <w:lsdException w:name="Light List Accent 3" w:uiPriority="61" w:semiHidden="0" w:unhideWhenUsed="0"/>
-    <w:lsdException w:name="Table Theme" w:uiPriority="0" w:semiHidden="0" w:unhideWhenUsed="0"/>
-    <w:lsdException w:name="HTML Typewriter" w:uiPriority="0" w:semiHidden="0" w:unhideWhenUsed="0"/>
-    <w:lsdException w:name="Body Text First Indent 2" w:uiPriority="0" w:semiHidden="0" w:unhideWhenUsed="0"/>
-    <w:lsdException w:name="List 5" w:uiPriority="0" w:semiHidden="0" w:unhideWhenUsed="0"/>
-    <w:lsdException w:name="Medium Grid 3 Accent 3" w:uiPriority="69" w:semiHidden="0" w:unhideWhenUsed="0"/>
-    <w:lsdException w:name="heading 6" w:uiPriority="0" w:qFormat="1"/>
-    <w:lsdException w:name="Colorful List Accent 2" w:uiPriority="72" w:semiHidden="0" w:unhideWhenUsed="0"/>
-    <w:lsdException w:name="Default Paragraph Font" w:uiPriority="0" w:unhideWhenUsed="0" w:qFormat="1"/>
-    <w:lsdException w:name="Subtitle" w:uiPriority="0" w:semiHidden="0" w:unhideWhenUsed="0" w:qFormat="1"/>
-    <w:lsdException w:name="Strong" w:uiPriority="0" w:semiHidden="0" w:unhideWhenUsed="0" w:qFormat="1"/>
-    <w:lsdException w:name="Medium List 2 Accent 6" w:uiPriority="66" w:semiHidden="0" w:unhideWhenUsed="0"/>
-    <w:lsdException w:name="Medium Grid 1 Accent 4" w:uiPriority="67" w:semiHidden="0" w:unhideWhenUsed="0"/>
   </w:latentStyles>
-  <w:style w:type="paragraph" w:styleId="000001" w:default="1">
-    <w:name w:val="Normal"/>
-    <w:uiPriority w:val="0"/>
-    <w:qFormat w:val="1"/>
-    <w:pPr>
-      <w:widowControl w:val="0"/>
-      <w:jc w:val="both"/>
-    </w:pPr>
-    <w:rPr>
-      <w:rFonts w:asciiTheme="minorHAnsi" w:hAnsiTheme="minorHAnsi" w:eastAsiaTheme="minorEastAsia" w:cstheme="minorBidi"/>
-      <w:kern w:val="2"/>
-      <w:sz w:val="21"/>
-      <w:szCs w:val="24"/>
-      <w:lang w:val="en-US" w:eastAsia="zh-CN" w:bidi="ar-SA"/>
-    </w:rPr>
-  </w:style>
-  <w:style w:type="character" w:styleId="000003" w:default="1">
-    <w:name w:val="Default Paragraph Font"/>
-    <w:uiPriority w:val="0"/>
-    <w:semiHidden w:val="1"/>
-    <w:qFormat w:val="1"/>
-  </w:style>
   <w:style w:type="paragraph" w:styleId="000002">
     <w:name w:val="heading 1"/>
     <w:basedOn w:val="000001"/>
@@ -752,6 +1007,32 @@
       <w:sz w:val="44"/>
     </w:rPr>
   </w:style>
+  <w:style w:type="character" w:styleId="000003" w:default="1">
+    <w:name w:val="Default Paragraph Font"/>
+    <w:uiPriority w:val="0"/>
+    <w:semiHidden w:val="1"/>
+    <w:qFormat w:val="1"/>
+  </w:style>
+  <w:style w:type="paragraph" w:styleId="qd5i4a">
+    <w:name w:val="heading 2"/>
+    <w:basedOn w:val="000001"/>
+    <w:next w:val="000001"/>
+    <w:uiPriority w:val="9"/>
+    <w:qFormat w:val="1"/>
+    <w:pPr>
+      <w:keepNext w:val="1"/>
+      <w:keepLines w:val="1"/>
+      <w:spacing w:before="0" w:after="0" w:line="408" w:lineRule="auto"/>
+      <w:outlineLvl w:val="1"/>
+    </w:pPr>
+    <w:rPr>
+      <w:b w:val="1"/>
+      <w:bCs w:val="1"/>
+      <w:color w:val="1A1A1A"/>
+      <w:sz w:val="32"/>
+      <w:szCs w:val="32"/>
+    </w:rPr>
+  </w:style>
   <w:style w:type="table" w:styleId="000004" w:default="1">
     <w:name w:val="Normal Table"/>
     <w:uiPriority w:val="0"/>
@@ -765,6 +1046,22 @@
         <w:right w:w="108" w:type="dxa"/>
       </w:tblCellMar>
     </w:tblPr>
+  </w:style>
+  <w:style w:type="paragraph" w:styleId="000001" w:default="1">
+    <w:name w:val="Normal"/>
+    <w:uiPriority w:val="0"/>
+    <w:qFormat w:val="1"/>
+    <w:pPr>
+      <w:widowControl w:val="0"/>
+      <w:jc w:val="both"/>
+    </w:pPr>
+    <w:rPr>
+      <w:rFonts w:asciiTheme="minorHAnsi" w:hAnsiTheme="minorHAnsi" w:eastAsiaTheme="minorEastAsia" w:cstheme="minorBidi"/>
+      <w:kern w:val="2"/>
+      <w:sz w:val="21"/>
+      <w:szCs w:val="24"/>
+      <w:lang w:val="en-US" w:eastAsia="zh-CN" w:bidi="ar-SA"/>
+    </w:rPr>
   </w:style>
 </w:styles>
 </file>
